--- a/content/vsyst-technologies/correspondence/IPG_Easebuzz/onboarding/Easebuzz_Onboarding_VSYST.docx
+++ b/content/vsyst-technologies/correspondence/IPG_Easebuzz/onboarding/Easebuzz_Onboarding_VSYST.docx
@@ -41,29 +41,13 @@
           <w:sz w:val="22"/>
           <w:szCs w:val="22"/>
         </w:rPr>
-        <w:t xml:space="preserve">Prepared for </w:t>
-      </w:r>
-      <w:proofErr w:type="spellStart"/>
-      <w:r>
-        <w:rPr>
-          <w:sz w:val="22"/>
-          <w:szCs w:val="22"/>
-        </w:rPr>
-        <w:t>Easebuzz</w:t>
-      </w:r>
-      <w:proofErr w:type="spellEnd"/>
-      <w:r>
-        <w:rPr>
-          <w:sz w:val="22"/>
-          <w:szCs w:val="22"/>
-        </w:rPr>
-        <w:t xml:space="preserve"> merchant onboarding · August 2026</w:t>
+        <w:t>Prepared for Easebuzz merchant onboarding · August 2026</w:t>
       </w:r>
     </w:p>
     <w:p>
       <w:pPr>
         <w:spacing w:after="60"/>
-        <w:jc w:val="center"/>
+        <w:ind w:left="2880"/>
       </w:pPr>
       <w:r>
         <w:rPr>
@@ -76,7 +60,7 @@
     <w:p>
       <w:pPr>
         <w:spacing w:after="60"/>
-        <w:jc w:val="center"/>
+        <w:ind w:left="2880"/>
       </w:pPr>
       <w:r>
         <w:rPr>
@@ -89,7 +73,7 @@
     <w:p>
       <w:pPr>
         <w:spacing w:after="60"/>
-        <w:jc w:val="center"/>
+        <w:ind w:left="2880"/>
       </w:pPr>
       <w:r>
         <w:rPr>
@@ -102,7 +86,7 @@
     <w:p>
       <w:pPr>
         <w:spacing w:after="60"/>
-        <w:jc w:val="center"/>
+        <w:ind w:left="2880"/>
       </w:pPr>
       <w:r>
         <w:rPr>
@@ -111,56 +95,84 @@
         </w:rPr>
         <w:t>4. Payment Flow</w:t>
       </w:r>
-    </w:p>
-    <w:p>
-      <w:pPr>
-        <w:spacing w:after="60"/>
-        <w:jc w:val="center"/>
-      </w:pPr>
       <w:r>
         <w:rPr>
           <w:sz w:val="21"/>
           <w:szCs w:val="21"/>
         </w:rPr>
-        <w:t>5. Mandatory Policies — Highlight</w:t>
-      </w:r>
-    </w:p>
-    <w:p>
-      <w:pPr>
-        <w:spacing w:after="60"/>
-        <w:jc w:val="center"/>
-      </w:pPr>
+        <w:t xml:space="preserve"> with </w:t>
+      </w:r>
       <w:r>
         <w:rPr>
           <w:sz w:val="21"/>
           <w:szCs w:val="21"/>
         </w:rPr>
-        <w:t>6. Cancellation and Refund Policy</w:t>
-      </w:r>
-    </w:p>
-    <w:p>
-      <w:pPr>
-        <w:spacing w:after="60"/>
-        <w:jc w:val="center"/>
-      </w:pPr>
+        <w:t>m</w:t>
+      </w:r>
       <w:r>
         <w:rPr>
           <w:sz w:val="21"/>
           <w:szCs w:val="21"/>
         </w:rPr>
-        <w:t>7. Terms and Conditions</w:t>
+        <w:t>edia links</w:t>
       </w:r>
     </w:p>
     <w:p>
       <w:pPr>
         <w:spacing w:after="60"/>
-        <w:jc w:val="center"/>
+        <w:ind w:left="2880"/>
       </w:pPr>
       <w:r>
         <w:rPr>
           <w:sz w:val="21"/>
           <w:szCs w:val="21"/>
         </w:rPr>
+        <w:t>5. Mandatory Policies</w:t>
+      </w:r>
+      <w:r>
+        <w:rPr>
+          <w:sz w:val="21"/>
+          <w:szCs w:val="21"/>
+        </w:rPr>
+        <w:t xml:space="preserve"> Requested</w:t>
+      </w:r>
+    </w:p>
+    <w:p>
+      <w:pPr>
+        <w:spacing w:after="60"/>
+        <w:ind w:left="2880"/>
+      </w:pPr>
+      <w:r>
+        <w:rPr>
+          <w:sz w:val="21"/>
+          <w:szCs w:val="21"/>
+        </w:rPr>
+        <w:t>6. Cancellation and Refund Policy</w:t>
+      </w:r>
+    </w:p>
+    <w:p>
+      <w:pPr>
+        <w:spacing w:after="60"/>
+        <w:ind w:left="2880"/>
+      </w:pPr>
+      <w:r>
+        <w:rPr>
+          <w:sz w:val="21"/>
+          <w:szCs w:val="21"/>
+        </w:rPr>
+        <w:t>7. Terms and Conditions</w:t>
+      </w:r>
+    </w:p>
+    <w:p>
+      <w:pPr>
+        <w:spacing w:after="60"/>
+        <w:ind w:left="2880"/>
+      </w:pPr>
+      <w:r>
+        <w:rPr>
+          <w:sz w:val="21"/>
+          <w:szCs w:val="21"/>
+        </w:rPr>
         <w:t>8. Governing Law and Dispute Resolution</w:t>
       </w:r>
     </w:p>
@@ -168,6 +180,7 @@
       <w:pPr>
         <w:pStyle w:val="Heading1"/>
         <w:pageBreakBefore/>
+        <w:jc w:val="both"/>
       </w:pPr>
       <w:r>
         <w:rPr>
@@ -178,6 +191,9 @@
       </w:r>
     </w:p>
     <w:p>
+      <w:pPr>
+        <w:jc w:val="both"/>
+      </w:pPr>
       <w:r>
         <w:rPr>
           <w:b/>
@@ -191,6 +207,7 @@
     <w:p>
       <w:pPr>
         <w:pStyle w:val="Heading2"/>
+        <w:jc w:val="both"/>
       </w:pPr>
       <w:r>
         <w:rPr>
@@ -200,8 +217,17 @@
       </w:r>
     </w:p>
     <w:p>
-      <w:r>
-        <w:t xml:space="preserve">We build </w:t>
+      <w:pPr>
+        <w:jc w:val="both"/>
+      </w:pPr>
+      <w:r>
+        <w:t>VSYST</w:t>
+      </w:r>
+      <w:r>
+        <w:t xml:space="preserve"> </w:t>
+      </w:r>
+      <w:r>
+        <w:t xml:space="preserve">presents </w:t>
       </w:r>
       <w:r>
         <w:rPr>
@@ -214,6 +240,9 @@
       </w:r>
     </w:p>
     <w:p>
+      <w:pPr>
+        <w:jc w:val="both"/>
+      </w:pPr>
       <w:r>
         <w:t>DZZLO-OMS is in a controlled rollout: access is by referral only, and the platform is free to use while we build adoption. It is currently used at 2 dealer outlets by 130+ users, recording 130+ transactions a day.</w:t>
       </w:r>
@@ -221,6 +250,7 @@
     <w:p>
       <w:pPr>
         <w:pStyle w:val="Heading2"/>
+        <w:jc w:val="both"/>
       </w:pPr>
       <w:r>
         <w:rPr>
@@ -230,26 +260,103 @@
       </w:r>
     </w:p>
     <w:p>
-      <w:r>
-        <w:t>Our aim is to give petrol pump dealers and their customers one common, affordable ERP platform on which their daily transactions are easy, accurate and transparent. The ground for this is ready: India has some of the cheapest mobile data in the world, UPI has made digital payment universal, and the Government's financial-inclusion drive has put a bank account in nearly every hand. Those conditions let a platform like DZZLO bring modern digital operations to two large sectors — petroleum retail and road transport — that still run their day-to-day business largely on informal channels.</w:t>
-      </w:r>
-    </w:p>
-    <w:p>
-      <w:r>
-        <w:t xml:space="preserve">We want the system to be automated and error-free: effortless for the user, free of confusion, and free of reconciliation, because every payment is made exactly — dealer-wise and invoice-wise — in full view of both parties. We know of no comparable platform for this sector. Data entry is distributed between the responsible users on each side, transport company and petrol pump dealer, so every record is authentic by construction. The accounting loop — order, invoice, payment — closes fully once the payment gateway is integrated. By removing the discrepancies from transactions, we already see faster fund flow for the businesses on the platform. A collaboration between VSYST, Union Bank of India and </w:t>
-      </w:r>
-      <w:proofErr w:type="spellStart"/>
-      <w:r>
-        <w:t>Easebuzz</w:t>
-      </w:r>
-      <w:proofErr w:type="spellEnd"/>
-      <w:r>
-        <w:t xml:space="preserve"> would help numerous such businesses go digital and gain efficiency, at minimal investment and for maximum return.</w:t>
+      <w:pPr>
+        <w:jc w:val="both"/>
+      </w:pPr>
+      <w:r>
+        <w:t xml:space="preserve">VSYST aims to give petrol pump dealers and their customers one common, affordable ERP platform on which their daily transactions are easy, accurate and transparent. The ground for this is ready: </w:t>
+      </w:r>
+    </w:p>
+    <w:p>
+      <w:pPr>
+        <w:pStyle w:val="ListParagraph"/>
+        <w:numPr>
+          <w:ilvl w:val="0"/>
+          <w:numId w:val="3"/>
+        </w:numPr>
+        <w:jc w:val="both"/>
+      </w:pPr>
+      <w:r>
+        <w:t xml:space="preserve">India has some of the cheapest mobile data in the world, </w:t>
+      </w:r>
+    </w:p>
+    <w:p>
+      <w:pPr>
+        <w:pStyle w:val="ListParagraph"/>
+        <w:numPr>
+          <w:ilvl w:val="0"/>
+          <w:numId w:val="3"/>
+        </w:numPr>
+        <w:jc w:val="both"/>
+      </w:pPr>
+      <w:r>
+        <w:t xml:space="preserve">UPI has made digital payment universal, and </w:t>
+      </w:r>
+    </w:p>
+    <w:p>
+      <w:pPr>
+        <w:pStyle w:val="ListParagraph"/>
+        <w:numPr>
+          <w:ilvl w:val="0"/>
+          <w:numId w:val="3"/>
+        </w:numPr>
+        <w:jc w:val="both"/>
+      </w:pPr>
+      <w:r>
+        <w:t xml:space="preserve">the Government's financial-inclusion drive has put a bank account in nearly every hand. </w:t>
+      </w:r>
+    </w:p>
+    <w:p>
+      <w:pPr>
+        <w:ind w:left="360"/>
+        <w:jc w:val="both"/>
+      </w:pPr>
+      <w:r>
+        <w:t>Those conditions let a platform like DZZLO bring modern digital operations to two large sectors — petroleum retail and road transport — that still run their day-to-day business largely on informal channels.</w:t>
+      </w:r>
+    </w:p>
+    <w:p>
+      <w:pPr>
+        <w:jc w:val="both"/>
+      </w:pPr>
+      <w:r>
+        <w:t>DZZLO-OMS makes the system automated</w:t>
+      </w:r>
+      <w:r>
+        <w:t>,</w:t>
+      </w:r>
+      <w:r>
+        <w:t xml:space="preserve"> </w:t>
+      </w:r>
+      <w:r>
+        <w:t xml:space="preserve">paperless </w:t>
+      </w:r>
+      <w:r>
+        <w:t>and error-free: effortless for the user, free of confusion, and free of reconciliation, because every payment is made exactly — dealer-wise and invoice-wise — in full view of both parties.</w:t>
+      </w:r>
+      <w:r>
+        <w:t xml:space="preserve"> As of today there is no</w:t>
+      </w:r>
+      <w:r>
+        <w:t xml:space="preserve"> comparable platform for this sector. Data entry is distributed between the responsible users on each side, transport company and petrol pump dealer, so every record is authentic by construction. The accounting loop — order, invoice, payment — closes fully once the payment gateway is integrated. By removing the discrepancies from transactions</w:t>
+      </w:r>
+      <w:r>
+        <w:t xml:space="preserve"> and with no repetitive entries</w:t>
+      </w:r>
+      <w:r>
+        <w:t xml:space="preserve">, we already see faster fund flow for the businesses on the platform. A collaboration between VSYST, Union Bank of India and Easebuzz would help numerous such businesses go digital and gain efficiency, at minimal investment and for maximum </w:t>
+      </w:r>
+      <w:r>
+        <w:t>output</w:t>
+      </w:r>
+      <w:r>
+        <w:t>.</w:t>
       </w:r>
     </w:p>
     <w:p>
       <w:pPr>
         <w:pStyle w:val="Heading2"/>
+        <w:jc w:val="both"/>
       </w:pPr>
       <w:r>
         <w:rPr>
@@ -259,10 +366,34 @@
       </w:r>
     </w:p>
     <w:p>
-      <w:r>
-        <w:t>The company is promoted by a family with over 35 years of petroleum retail dealership experience. DZZLO was built in-house and proven first at the family-operated outlet before being offered to other dealers, so the product encodes how the fuel-credit business actually runs on the ground. The founders, Shikhar Chawra and Shikha Chawra, left corporate careers to build it on that experience.</w:t>
-      </w:r>
-    </w:p>
+      <w:pPr>
+        <w:jc w:val="both"/>
+      </w:pPr>
+      <w:r>
+        <w:t>The company is promoted by a family with over 35 years of petroleum retail dealership experience</w:t>
+      </w:r>
+      <w:r>
+        <w:t xml:space="preserve"> as well as transport company</w:t>
+      </w:r>
+      <w:r>
+        <w:t>. DZZLO was built in-house and proven first at the family-operated outlet before being offered to other dealers, so the product encodes how the fuel-credit business actually runs on the ground. T</w:t>
+      </w:r>
+      <w:r>
+        <w:t xml:space="preserve">wo of the </w:t>
+      </w:r>
+      <w:r>
+        <w:t xml:space="preserve">founders, left corporate careers to build it </w:t>
+      </w:r>
+      <w:r>
+        <w:t>to excellence</w:t>
+      </w:r>
+      <w:r>
+        <w:t>.</w:t>
+      </w:r>
+    </w:p>
+    <w:p/>
+    <w:p/>
+    <w:p/>
     <w:p>
       <w:pPr>
         <w:pStyle w:val="Heading2"/>
@@ -271,6 +402,7 @@
         <w:rPr>
           <w:rFonts w:cs="Georgia"/>
         </w:rPr>
+        <w:lastRenderedPageBreak/>
         <w:t>Company particulars</w:t>
       </w:r>
     </w:p>
@@ -293,8 +425,8 @@
         <w:tblLook w:val="0000" w:firstRow="0" w:lastRow="0" w:firstColumn="0" w:lastColumn="0" w:noHBand="0" w:noVBand="0"/>
       </w:tblPr>
       <w:tblGrid>
-        <w:gridCol w:w="2453"/>
-        <w:gridCol w:w="7119"/>
+        <w:gridCol w:w="2299"/>
+        <w:gridCol w:w="7273"/>
       </w:tblGrid>
       <w:tr>
         <w:tc>
@@ -515,23 +647,7 @@
                 <w:sz w:val="18"/>
                 <w:szCs w:val="18"/>
               </w:rPr>
-              <w:t xml:space="preserve">A-2/11, Udaya Society, </w:t>
-            </w:r>
-            <w:proofErr w:type="spellStart"/>
-            <w:r>
-              <w:rPr>
-                <w:sz w:val="18"/>
-                <w:szCs w:val="18"/>
-              </w:rPr>
-              <w:t>Tatibandh</w:t>
-            </w:r>
-            <w:proofErr w:type="spellEnd"/>
-            <w:r>
-              <w:rPr>
-                <w:sz w:val="18"/>
-                <w:szCs w:val="18"/>
-              </w:rPr>
-              <w:t>, Raipur, Chhattisgarh 492099</w:t>
+              <w:t>A-2/11, Udaya Society, Tatibandh, Raipur, Chhattisgarh 492099</w:t>
             </w:r>
           </w:p>
         </w:tc>
@@ -642,7 +758,6 @@
                 <w:sz w:val="18"/>
                 <w:szCs w:val="18"/>
               </w:rPr>
-              <w:lastRenderedPageBreak/>
               <w:t>DPIIT recognition</w:t>
             </w:r>
           </w:p>
@@ -708,7 +823,56 @@
                 <w:sz w:val="18"/>
                 <w:szCs w:val="18"/>
               </w:rPr>
-              <w:t>Paresh Chawra, Shikhar Chawra, Shikha Chawra</w:t>
+              <w:t>Paresh Chawra</w:t>
+            </w:r>
+            <w:r>
+              <w:rPr>
+                <w:sz w:val="18"/>
+                <w:szCs w:val="18"/>
+              </w:rPr>
+              <w:t xml:space="preserve"> (CEO)</w:t>
+            </w:r>
+            <w:r>
+              <w:rPr>
+                <w:sz w:val="18"/>
+                <w:szCs w:val="18"/>
+              </w:rPr>
+              <w:t>, Shikha Chawra</w:t>
+            </w:r>
+            <w:r>
+              <w:rPr>
+                <w:sz w:val="18"/>
+                <w:szCs w:val="18"/>
+              </w:rPr>
+              <w:t xml:space="preserve"> (COO)</w:t>
+            </w:r>
+            <w:r>
+              <w:rPr>
+                <w:sz w:val="18"/>
+                <w:szCs w:val="18"/>
+              </w:rPr>
+              <w:t>, Shikha</w:t>
+            </w:r>
+            <w:r>
+              <w:rPr>
+                <w:sz w:val="18"/>
+                <w:szCs w:val="18"/>
+              </w:rPr>
+              <w:t>r</w:t>
+            </w:r>
+            <w:r>
+              <w:rPr>
+                <w:sz w:val="18"/>
+                <w:szCs w:val="18"/>
+              </w:rPr>
+              <w:t xml:space="preserve"> Chawra</w:t>
+            </w:r>
+            <w:r>
+              <w:rPr>
+                <w:sz w:val="18"/>
+                <w:szCs w:val="18"/>
+              </w:rPr>
+              <w:t xml:space="preserve"> (CTO)</w:t>
             </w:r>
           </w:p>
         </w:tc>
@@ -791,15 +955,7 @@
     </w:p>
     <w:p>
       <w:r>
-        <w:t xml:space="preserve">A-2/11, Udaya Society, </w:t>
-      </w:r>
-      <w:proofErr w:type="spellStart"/>
-      <w:r>
-        <w:t>Tatibandh</w:t>
-      </w:r>
-      <w:proofErr w:type="spellEnd"/>
-      <w:r>
-        <w:t>, Raipur, Chhattisgarh 492099</w:t>
+        <w:t>A-2/11, Udaya Society, Tatibandh, Raipur, Chhattisgarh 492099</w:t>
       </w:r>
     </w:p>
     <w:tbl>
@@ -821,8 +977,8 @@
         <w:tblLook w:val="0000" w:firstRow="0" w:lastRow="0" w:firstColumn="0" w:lastColumn="0" w:noHBand="0" w:noVBand="0"/>
       </w:tblPr>
       <w:tblGrid>
-        <w:gridCol w:w="2117"/>
-        <w:gridCol w:w="7455"/>
+        <w:gridCol w:w="2791"/>
+        <w:gridCol w:w="6781"/>
       </w:tblGrid>
       <w:tr>
         <w:tc>
@@ -1066,72 +1222,35 @@
                 <w:sz w:val="18"/>
                 <w:szCs w:val="18"/>
               </w:rPr>
-              <w:t>User manuals</w:t>
-            </w:r>
-          </w:p>
-        </w:tc>
-        <w:tc>
-          <w:tcPr>
-            <w:tcW w:w="0" w:type="auto"/>
-            <w:tcMar>
-              <w:left w:w="80" w:type="dxa"/>
-              <w:right w:w="80" w:type="dxa"/>
-            </w:tcMar>
-          </w:tcPr>
-          <w:p>
-            <w:pPr>
-              <w:spacing w:before="20" w:after="20"/>
-            </w:pPr>
-            <w:r>
-              <w:rPr>
-                <w:sz w:val="18"/>
-                <w:szCs w:val="18"/>
-              </w:rPr>
-              <w:t>manual.vsyst.in · dealer.manual.vsyst.in</w:t>
-            </w:r>
-          </w:p>
-        </w:tc>
-      </w:tr>
-      <w:tr>
-        <w:tc>
-          <w:tcPr>
-            <w:tcW w:w="0" w:type="auto"/>
-            <w:tcMar>
-              <w:left w:w="80" w:type="dxa"/>
-              <w:right w:w="80" w:type="dxa"/>
-            </w:tcMar>
-          </w:tcPr>
-          <w:p>
-            <w:pPr>
-              <w:spacing w:before="20" w:after="20"/>
-            </w:pPr>
-            <w:r>
-              <w:rPr>
-                <w:sz w:val="18"/>
-                <w:szCs w:val="18"/>
-              </w:rPr>
-              <w:t>Grievance officer</w:t>
-            </w:r>
-          </w:p>
-        </w:tc>
-        <w:tc>
-          <w:tcPr>
-            <w:tcW w:w="0" w:type="auto"/>
-            <w:tcMar>
-              <w:left w:w="80" w:type="dxa"/>
-              <w:right w:w="80" w:type="dxa"/>
-            </w:tcMar>
-          </w:tcPr>
-          <w:p>
-            <w:pPr>
-              <w:spacing w:before="20" w:after="20"/>
-            </w:pPr>
-            <w:r>
-              <w:rPr>
-                <w:sz w:val="18"/>
-                <w:szCs w:val="18"/>
-              </w:rPr>
-              <w:t>Shikhar Chawra · info@vsyst.in — acknowledges within 48 hours</w:t>
+              <w:t xml:space="preserve">Grievance </w:t>
+            </w:r>
+            <w:r>
+              <w:rPr>
+                <w:sz w:val="18"/>
+                <w:szCs w:val="18"/>
+              </w:rPr>
+              <w:t>contact</w:t>
+            </w:r>
+          </w:p>
+        </w:tc>
+        <w:tc>
+          <w:tcPr>
+            <w:tcW w:w="0" w:type="auto"/>
+            <w:tcMar>
+              <w:left w:w="80" w:type="dxa"/>
+              <w:right w:w="80" w:type="dxa"/>
+            </w:tcMar>
+          </w:tcPr>
+          <w:p>
+            <w:pPr>
+              <w:spacing w:before="20" w:after="20"/>
+            </w:pPr>
+            <w:r>
+              <w:rPr>
+                <w:sz w:val="18"/>
+                <w:szCs w:val="18"/>
+              </w:rPr>
+              <w:t>info@vsyst.in — acknowledges within 48 hours</w:t>
             </w:r>
           </w:p>
         </w:tc>
@@ -1144,35 +1263,6 @@
     </w:p>
     <w:p>
       <w:pPr>
-        <w:pBdr>
-          <w:bottom w:val="single" w:sz="6" w:space="1" w:color="999999"/>
-        </w:pBdr>
-      </w:pPr>
-    </w:p>
-    <w:p>
-      <w:r>
-        <w:rPr>
-          <w:i/>
-        </w:rPr>
-        <w:t xml:space="preserve">VSYST Technologies Private Limited · A-2/11, Udaya Society, </w:t>
-      </w:r>
-      <w:proofErr w:type="spellStart"/>
-      <w:r>
-        <w:rPr>
-          <w:i/>
-        </w:rPr>
-        <w:t>Tatibandh</w:t>
-      </w:r>
-      <w:proofErr w:type="spellEnd"/>
-      <w:r>
-        <w:rPr>
-          <w:i/>
-        </w:rPr>
-        <w:t>, Raipur, Chhattisgarh 492099 · GSTIN 22AAICV3528R1ZT · CIN U7200CT2021PTC012283</w:t>
-      </w:r>
-    </w:p>
-    <w:p>
-      <w:pPr>
         <w:pStyle w:val="Heading1"/>
         <w:pageBreakBefore/>
       </w:pPr>
@@ -1196,6 +1286,9 @@
       </w:r>
     </w:p>
     <w:p>
+      <w:pPr>
+        <w:jc w:val="both"/>
+      </w:pPr>
       <w:r>
         <w:t>DZZLO OMS is a vertical SaaS platform on which petrol pump dealers run their credit sales to transport companies. VSYST Technologies operates the software. It does not sell fuel, and it does not receive, hold, or route any customer money.</w:t>
       </w:r>
@@ -1344,7 +1437,7 @@
                 <w:sz w:val="18"/>
                 <w:szCs w:val="18"/>
               </w:rPr>
-              <w:t>Sells fuel on credit, raises GST invoices, receives payment</w:t>
+              <w:t>Sells fuel on credit, raises invoices, receives payment</w:t>
             </w:r>
           </w:p>
         </w:tc>
@@ -1509,6 +1602,7 @@
     <w:p>
       <w:pPr>
         <w:pStyle w:val="Heading2"/>
+        <w:jc w:val="both"/>
       </w:pPr>
       <w:r>
         <w:rPr>
@@ -1518,6 +1612,9 @@
       </w:r>
     </w:p>
     <w:p>
+      <w:pPr>
+        <w:jc w:val="both"/>
+      </w:pPr>
       <w:r>
         <w:t>Fuel (diesel or petrol) dispensed at the dealer's outlet into the customer's vehicle against a verified order. The dealer raises a GST-compliant invoice in the platform, and the customer pays that invoice. Product prices are provided by the oil marketing companies; the platform records and settles the sale, it does not price it. There is no shipping — delivery happens at the outlet at the time of dispensing.</w:t>
       </w:r>
@@ -1525,6 +1622,7 @@
     <w:p>
       <w:pPr>
         <w:pStyle w:val="Heading2"/>
+        <w:jc w:val="both"/>
       </w:pPr>
       <w:r>
         <w:rPr>
@@ -1539,12 +1637,13 @@
           <w:ilvl w:val="0"/>
           <w:numId w:val="1"/>
         </w:numPr>
+        <w:jc w:val="both"/>
       </w:pPr>
       <w:r>
         <w:rPr>
           <w:b/>
         </w:rPr>
-        <w:t>Today: nothing.</w:t>
+        <w:t>Today:</w:t>
       </w:r>
       <w:r>
         <w:t xml:space="preserve"> The platform is free and in referral-only rollout to build adoption. VSYST is pre-revenue.</w:t>
@@ -1556,6 +1655,7 @@
           <w:ilvl w:val="0"/>
           <w:numId w:val="1"/>
         </w:numPr>
+        <w:jc w:val="both"/>
       </w:pPr>
       <w:r>
         <w:rPr>
@@ -1564,7 +1664,13 @@
         <w:t>Expected:</w:t>
       </w:r>
       <w:r>
-        <w:t xml:space="preserve"> a subscription charged to dealer companies, per GSTIN, billed on the platform. Customer companies and all users stay free.</w:t>
+        <w:t xml:space="preserve"> a subscription charged to dealer companies, per GSTIN, billed on the platform. </w:t>
+      </w:r>
+      <w:r>
+        <w:t>Transporter</w:t>
+      </w:r>
+      <w:r>
+        <w:t xml:space="preserve"> companies and all users stay free.</w:t>
       </w:r>
     </w:p>
     <w:p>
@@ -1573,6 +1679,7 @@
           <w:ilvl w:val="0"/>
           <w:numId w:val="1"/>
         </w:numPr>
+        <w:jc w:val="both"/>
       </w:pPr>
       <w:r>
         <w:rPr>
@@ -1956,6 +2063,9 @@
       </w:pPr>
     </w:p>
     <w:p>
+      <w:pPr>
+        <w:jc w:val="both"/>
+      </w:pPr>
       <w:r>
         <w:t>The expected figures are assumptions drawn from observed throughput at the outlets already on the platform. They are projections, not commitments.</w:t>
       </w:r>
@@ -1972,285 +2082,440 @@
           <w:rFonts w:cs="Georgia"/>
         </w:rPr>
         <w:lastRenderedPageBreak/>
-        <w:t>Why a payment gateway</w:t>
+        <w:t xml:space="preserve">Why a </w:t>
       </w:r>
       <w:r>
         <w:rPr>
           <w:rFonts w:cs="Georgia"/>
         </w:rPr>
+        <w:t>P</w:t>
+      </w:r>
+      <w:r>
+        <w:rPr>
+          <w:rFonts w:cs="Georgia"/>
+        </w:rPr>
+        <w:t xml:space="preserve">ayment </w:t>
+      </w:r>
+      <w:r>
+        <w:rPr>
+          <w:rFonts w:cs="Georgia"/>
+        </w:rPr>
+        <w:t>G</w:t>
+      </w:r>
+      <w:r>
+        <w:rPr>
+          <w:rFonts w:cs="Georgia"/>
+        </w:rPr>
+        <w:t>ateway</w:t>
+      </w:r>
+      <w:r>
+        <w:rPr>
+          <w:rFonts w:cs="Georgia"/>
+        </w:rPr>
         <w:t xml:space="preserve"> - </w:t>
       </w:r>
       <w:r>
-        <w:t>a missing cord</w:t>
-      </w:r>
-    </w:p>
-    <w:p>
-      <w:pPr>
-        <w:rPr>
-          <w:color w:val="215E99" w:themeColor="text2" w:themeTint="BF"/>
-        </w:rPr>
-      </w:pPr>
-      <w:r>
-        <w:rPr>
-          <w:color w:val="215E99" w:themeColor="text2" w:themeTint="BF"/>
-        </w:rPr>
-        <w:t>The petroleum retail and transport sectors are significant contributors to India’s economy, supporting millions of businesses and workers. VSYST aims to improve their daily operations through greater accuracy, transparency, and efficiency.</w:t>
-      </w:r>
-    </w:p>
-    <w:p>
-      <w:pPr>
-        <w:rPr>
-          <w:color w:val="215E99" w:themeColor="text2" w:themeTint="BF"/>
-        </w:rPr>
-      </w:pPr>
-      <w:r>
-        <w:rPr>
-          <w:color w:val="215E99" w:themeColor="text2" w:themeTint="BF"/>
-        </w:rPr>
-        <w:t>A transaction cycle includes purchase, sale, invoicing, and payment. DZZLO OMS already digitizes the first three steps; integrating a payment gateway will complete the cycle and eliminate manual reconciliation.</w:t>
-      </w:r>
-    </w:p>
-    <w:p>
-      <w:pPr>
-        <w:rPr>
-          <w:color w:val="BF4E14" w:themeColor="accent2" w:themeShade="BF"/>
-        </w:rPr>
-      </w:pPr>
-    </w:p>
-    <w:p>
-      <w:pPr>
-        <w:rPr>
-          <w:color w:val="215E99"/>
-        </w:rPr>
-      </w:pPr>
-      <w:r>
-        <w:rPr>
-          <w:color w:val="215E99"/>
-        </w:rPr>
-        <w:t>For customers, the payment gateway turns invoice settlement into a direct, controlled action inside DZZLO. Customers can select the exact dealer and invoice, pay with a pre-filled amount, avoid duplicate entries and manual bank details, and instantly free their credit limit once payment succeeds. This gives customers faster order continuity, clearer records, and complete confidence that every payment is mapped to the right invoice.</w:t>
-      </w:r>
-    </w:p>
-    <w:p>
-      <w:pPr>
-        <w:rPr>
-          <w:color w:val="215E99"/>
-        </w:rPr>
-      </w:pPr>
-    </w:p>
-    <w:p>
-      <w:pPr>
-        <w:rPr>
-          <w:color w:val="3A7C22" w:themeColor="accent6" w:themeShade="BF"/>
-        </w:rPr>
-      </w:pPr>
-      <w:r>
-        <w:rPr>
-          <w:color w:val="3A7C22" w:themeColor="accent6" w:themeShade="BF"/>
-        </w:rPr>
-        <w:t>Seen from the customer's side, the whole cycle is two actions, and only two.</w:t>
-      </w:r>
-    </w:p>
-    <w:p>
-      <w:pPr>
-        <w:rPr>
-          <w:color w:val="3A7C22" w:themeColor="accent6" w:themeShade="BF"/>
-        </w:rPr>
-      </w:pPr>
-      <w:r>
-        <w:rPr>
-          <w:color w:val="3A7C22" w:themeColor="accent6" w:themeShade="BF"/>
-        </w:rPr>
-        <w:t xml:space="preserve">  1. Order. The customer places a purchase order on DZZLO against the dealer they buy from. This already runs on the platform.</w:t>
-      </w:r>
-    </w:p>
-    <w:p>
-      <w:pPr>
-        <w:rPr>
-          <w:color w:val="3A7C22" w:themeColor="accent6" w:themeShade="BF"/>
-        </w:rPr>
-      </w:pPr>
-      <w:r>
-        <w:rPr>
-          <w:color w:val="3A7C22" w:themeColor="accent6" w:themeShade="BF"/>
-        </w:rPr>
-        <w:t xml:space="preserve">  2. Pay. The customer selects the invoice to be paid and pays it — to that dealer, against that invoice, for the amount the invoice carries. No </w:t>
-      </w:r>
-      <w:proofErr w:type="spellStart"/>
-      <w:r>
-        <w:rPr>
-          <w:color w:val="3A7C22" w:themeColor="accent6" w:themeShade="BF"/>
-        </w:rPr>
-        <w:t>amount,account</w:t>
-      </w:r>
-      <w:proofErr w:type="spellEnd"/>
-      <w:r>
-        <w:rPr>
-          <w:color w:val="3A7C22" w:themeColor="accent6" w:themeShade="BF"/>
-        </w:rPr>
-        <w:t xml:space="preserve"> or beneficiary is typed. This is the step we will offer through the payment gateway.</w:t>
-      </w:r>
-    </w:p>
-    <w:p>
-      <w:pPr>
-        <w:rPr>
-          <w:color w:val="3A7C22" w:themeColor="accent6" w:themeShade="BF"/>
-        </w:rPr>
-      </w:pPr>
-      <w:r>
-        <w:rPr>
-          <w:color w:val="3A7C22" w:themeColor="accent6" w:themeShade="BF"/>
-        </w:rPr>
-        <w:t xml:space="preserve">  Everything in between — delivery, invoice — is generated on the platform from the order itself, so the customer is never asked to enter a figure </w:t>
-      </w:r>
-      <w:proofErr w:type="spellStart"/>
-      <w:r>
-        <w:rPr>
-          <w:color w:val="3A7C22" w:themeColor="accent6" w:themeShade="BF"/>
-        </w:rPr>
-        <w:t>DZZLOalready</w:t>
-      </w:r>
-      <w:proofErr w:type="spellEnd"/>
-      <w:r>
-        <w:rPr>
-          <w:color w:val="3A7C22" w:themeColor="accent6" w:themeShade="BF"/>
-        </w:rPr>
-        <w:t xml:space="preserve"> holds. Both entries are the customer's own, and because each is made against a named dealer and a named invoice, the transaction is recorded</w:t>
-      </w:r>
-      <w:r>
-        <w:rPr>
-          <w:color w:val="3A7C22" w:themeColor="accent6" w:themeShade="BF"/>
-        </w:rPr>
+        <w:t>A</w:t>
+      </w:r>
+      <w:r>
         <w:t xml:space="preserve"> </w:t>
       </w:r>
       <w:r>
-        <w:rPr>
-          <w:color w:val="3A7C22" w:themeColor="accent6" w:themeShade="BF"/>
-        </w:rPr>
-        <w:t>completely and accurately from those two entries alone. One of them is already inside DZZLO; the gateway brings in the second.</w:t>
-      </w:r>
-    </w:p>
-    <w:p>
-      <w:pPr>
-        <w:rPr>
-          <w:color w:val="3A7C22" w:themeColor="accent6" w:themeShade="BF"/>
-        </w:rPr>
-      </w:pPr>
-    </w:p>
-    <w:p>
-      <w:pPr>
-        <w:rPr>
-          <w:color w:val="3A7C22" w:themeColor="accent6" w:themeShade="BF"/>
-        </w:rPr>
-      </w:pPr>
-      <w:r>
-        <w:rPr>
-          <w:color w:val="3A7C22" w:themeColor="accent6" w:themeShade="BF"/>
-        </w:rPr>
-        <w:t>With that second entry inside the platform, the cycle is automated end to end. The customer holds full command of their account with the dealer — what is</w:t>
-      </w:r>
-      <w:r>
-        <w:rPr>
-          <w:color w:val="3A7C22" w:themeColor="accent6" w:themeShade="BF"/>
+        <w:t>M</w:t>
+      </w:r>
+      <w:r>
+        <w:t xml:space="preserve">issing </w:t>
+      </w:r>
+      <w:r>
+        <w:t>C</w:t>
+      </w:r>
+      <w:r>
+        <w:t>ord</w:t>
+      </w:r>
+    </w:p>
+    <w:p>
+      <w:pPr>
+        <w:jc w:val="both"/>
+        <w:rPr>
+          <w:color w:val="000000" w:themeColor="text1"/>
+        </w:rPr>
+      </w:pPr>
+      <w:r>
+        <w:rPr>
+          <w:color w:val="000000" w:themeColor="text1"/>
+        </w:rPr>
+        <w:t xml:space="preserve">India’s petroleum retail and transport sectors power a large share of the economy and sustain millions of businesses and workers. VSYST exists to make their daily operations more </w:t>
+      </w:r>
+      <w:r>
+        <w:rPr>
+          <w:b/>
+          <w:bCs/>
+          <w:color w:val="000000" w:themeColor="text1"/>
+        </w:rPr>
+        <w:t>accurate</w:t>
+      </w:r>
+      <w:r>
+        <w:rPr>
+          <w:color w:val="000000" w:themeColor="text1"/>
+        </w:rPr>
+        <w:t xml:space="preserve">, more </w:t>
+      </w:r>
+      <w:r>
+        <w:rPr>
+          <w:b/>
+          <w:bCs/>
+          <w:color w:val="000000" w:themeColor="text1"/>
+        </w:rPr>
+        <w:t>transparent</w:t>
+      </w:r>
+      <w:r>
+        <w:rPr>
+          <w:color w:val="000000" w:themeColor="text1"/>
+        </w:rPr>
+        <w:t xml:space="preserve">, and more </w:t>
+      </w:r>
+      <w:r>
+        <w:rPr>
+          <w:b/>
+          <w:bCs/>
+          <w:color w:val="000000" w:themeColor="text1"/>
+        </w:rPr>
+        <w:t>efficient</w:t>
+      </w:r>
+      <w:r>
+        <w:rPr>
+          <w:color w:val="000000" w:themeColor="text1"/>
+        </w:rPr>
+        <w:t>.</w:t>
+      </w:r>
+    </w:p>
+    <w:p>
+      <w:pPr>
+        <w:jc w:val="both"/>
+        <w:rPr>
+          <w:color w:val="000000" w:themeColor="text1"/>
+        </w:rPr>
+      </w:pPr>
+      <w:r>
+        <w:rPr>
+          <w:color w:val="000000" w:themeColor="text1"/>
+        </w:rPr>
+        <w:t xml:space="preserve">Every transaction cycle runs through four steps — </w:t>
+      </w:r>
+      <w:r>
+        <w:rPr>
+          <w:b/>
+          <w:bCs/>
+          <w:color w:val="000000" w:themeColor="text1"/>
+        </w:rPr>
+        <w:t>purchase</w:t>
+      </w:r>
+      <w:r>
+        <w:rPr>
+          <w:color w:val="000000" w:themeColor="text1"/>
+        </w:rPr>
+        <w:t xml:space="preserve">, </w:t>
+      </w:r>
+      <w:r>
+        <w:rPr>
+          <w:b/>
+          <w:bCs/>
+          <w:color w:val="000000" w:themeColor="text1"/>
+        </w:rPr>
+        <w:t>sale</w:t>
+      </w:r>
+      <w:r>
+        <w:rPr>
+          <w:color w:val="000000" w:themeColor="text1"/>
+        </w:rPr>
+        <w:t xml:space="preserve">, </w:t>
+      </w:r>
+      <w:r>
+        <w:rPr>
+          <w:b/>
+          <w:bCs/>
+          <w:color w:val="000000" w:themeColor="text1"/>
+        </w:rPr>
+        <w:t>invoicing</w:t>
+      </w:r>
+      <w:r>
+        <w:rPr>
+          <w:color w:val="000000" w:themeColor="text1"/>
+        </w:rPr>
+        <w:t xml:space="preserve">, and </w:t>
+      </w:r>
+      <w:r>
+        <w:rPr>
+          <w:b/>
+          <w:bCs/>
+          <w:color w:val="000000" w:themeColor="text1"/>
+        </w:rPr>
+        <w:t>payment</w:t>
+      </w:r>
+      <w:r>
+        <w:rPr>
+          <w:color w:val="000000" w:themeColor="text1"/>
+        </w:rPr>
+        <w:t>. DZZLO OMS already digitizes the first three; the payment gateway completes the cycle and removes manual reconciliation altogether</w:t>
+      </w:r>
+      <w:r>
+        <w:rPr>
+          <w:color w:val="000000" w:themeColor="text1"/>
+        </w:rPr>
+        <w:t>.</w:t>
+      </w:r>
+    </w:p>
+    <w:p>
+      <w:pPr>
+        <w:jc w:val="both"/>
+        <w:rPr>
+          <w:color w:val="000000" w:themeColor="text1"/>
+        </w:rPr>
+      </w:pPr>
+      <w:r>
+        <w:rPr>
+          <w:color w:val="000000" w:themeColor="text1"/>
+        </w:rPr>
+        <w:t xml:space="preserve">For customers, the </w:t>
+      </w:r>
+      <w:r>
+        <w:rPr>
+          <w:b/>
+          <w:bCs/>
+          <w:color w:val="000000" w:themeColor="text1"/>
+        </w:rPr>
+        <w:t>payment</w:t>
+      </w:r>
+      <w:r>
+        <w:rPr>
+          <w:color w:val="000000" w:themeColor="text1"/>
         </w:rPr>
         <w:t xml:space="preserve"> </w:t>
       </w:r>
       <w:r>
         <w:rPr>
-          <w:color w:val="3A7C22" w:themeColor="accent6" w:themeShade="BF"/>
-        </w:rPr>
-        <w:t>owed, what is paid and what credit is free are all in their own hands, at any hour, without leaving the app. And the dealer has nothing left to reconcile by</w:t>
-      </w:r>
-      <w:r>
-        <w:rPr>
-          <w:color w:val="3A7C22" w:themeColor="accent6" w:themeShade="BF"/>
-        </w:rPr>
-        <w:t xml:space="preserve"> </w:t>
-      </w:r>
-      <w:r>
-        <w:rPr>
-          <w:color w:val="3A7C22" w:themeColor="accent6" w:themeShade="BF"/>
-        </w:rPr>
-        <w:t>hand: every payment lands against the invoice it was made for and closes it the moment it is made.</w:t>
-      </w:r>
-    </w:p>
-    <w:p>
-      <w:pPr>
-        <w:rPr>
-          <w:color w:val="215E99"/>
-        </w:rPr>
-      </w:pPr>
-    </w:p>
-    <w:p>
-      <w:pPr>
-        <w:rPr>
-          <w:color w:val="BF4E14" w:themeColor="accent2" w:themeShade="BF"/>
-        </w:rPr>
-      </w:pPr>
-      <w:r>
-        <w:rPr>
-          <w:color w:val="BF4E14" w:themeColor="accent2" w:themeShade="BF"/>
-        </w:rPr>
-        <w:t>Our customers already trust the platform; the payment gateway is the one piece they have been waiting for.</w:t>
-      </w:r>
-    </w:p>
-    <w:p>
-      <w:pPr>
-        <w:rPr>
-          <w:color w:val="BF4E14" w:themeColor="accent2" w:themeShade="BF"/>
-        </w:rPr>
-      </w:pPr>
-      <w:r>
-        <w:rPr>
-          <w:color w:val="BF4E14" w:themeColor="accent2" w:themeShade="BF"/>
-        </w:rPr>
-        <w:t>With accurate invoices delivered on time and payment available inside the app, reconciliation becomes effortless — saving time and energy for millions of beneficiaries.</w:t>
-      </w:r>
-    </w:p>
-    <w:p>
-      <w:pPr>
-        <w:rPr>
-          <w:color w:val="BF4E14" w:themeColor="accent2" w:themeShade="BF"/>
-        </w:rPr>
-      </w:pPr>
-      <w:r>
-        <w:rPr>
-          <w:color w:val="BF4E14" w:themeColor="accent2" w:themeShade="BF"/>
-        </w:rPr>
-        <w:t>What is a long and tedious payment process today becomes a single click tomorrow.</w:t>
-      </w:r>
-    </w:p>
-    <w:p>
-      <w:pPr>
-        <w:rPr>
-          <w:color w:val="BF4E14" w:themeColor="accent2" w:themeShade="BF"/>
-        </w:rPr>
-      </w:pPr>
-      <w:r>
-        <w:rPr>
-          <w:color w:val="BF4E14" w:themeColor="accent2" w:themeShade="BF"/>
-        </w:rPr>
-        <w:t>A happy customer is the foundation of every enduring business.</w:t>
-      </w:r>
-    </w:p>
-    <w:p>
-      <w:pPr>
-        <w:rPr>
-          <w:color w:val="BF4E14" w:themeColor="accent2" w:themeShade="BF"/>
-        </w:rPr>
-      </w:pPr>
-      <w:r>
-        <w:rPr>
-          <w:color w:val="BF4E14" w:themeColor="accent2" w:themeShade="BF"/>
-        </w:rPr>
-        <w:t>With DZZLO-OMS, that is exactly where we intend to take them.</w:t>
-      </w:r>
-    </w:p>
-    <w:p>
-      <w:pPr>
-        <w:rPr>
-          <w:color w:val="215E99"/>
-        </w:rPr>
-      </w:pPr>
+          <w:b/>
+          <w:bCs/>
+          <w:color w:val="000000" w:themeColor="text1"/>
+        </w:rPr>
+        <w:t>gateway</w:t>
+      </w:r>
+      <w:r>
+        <w:rPr>
+          <w:color w:val="000000" w:themeColor="text1"/>
+        </w:rPr>
+        <w:t xml:space="preserve"> turns invoice settlement into a single, controlled action inside DZZLO. They choose the dealer and the invoice, pay a pre-filled amount — no typed bank details, no duplicate entries — and their credit limit is freed the moment the payment succeeds. </w:t>
+      </w:r>
+      <w:r>
+        <w:rPr>
+          <w:b/>
+          <w:bCs/>
+          <w:color w:val="000000" w:themeColor="text1"/>
+        </w:rPr>
+        <w:t>The result</w:t>
+      </w:r>
+      <w:r>
+        <w:rPr>
+          <w:color w:val="000000" w:themeColor="text1"/>
+        </w:rPr>
+        <w:t>: faster order continuity, cleaner records, and complete confidence that every payment is mapped to the right invoice.</w:t>
+      </w:r>
+    </w:p>
+    <w:p>
+      <w:pPr>
+        <w:jc w:val="both"/>
+        <w:rPr>
+          <w:color w:val="000000" w:themeColor="text1"/>
+        </w:rPr>
+      </w:pPr>
+    </w:p>
+    <w:p>
+      <w:pPr>
+        <w:jc w:val="both"/>
+        <w:rPr>
+          <w:color w:val="000000" w:themeColor="text1"/>
+        </w:rPr>
+      </w:pPr>
+      <w:r>
+        <w:rPr>
+          <w:color w:val="000000" w:themeColor="text1"/>
+        </w:rPr>
+        <w:t>From the customer's side, the entire cycle comes down to two actions —</w:t>
+      </w:r>
+      <w:r>
+        <w:rPr>
+          <w:color w:val="000000" w:themeColor="text1"/>
+        </w:rPr>
+        <w:t xml:space="preserve"> and only two.</w:t>
+      </w:r>
+    </w:p>
+    <w:p>
+      <w:pPr>
+        <w:jc w:val="both"/>
+        <w:rPr>
+          <w:color w:val="000000" w:themeColor="text1"/>
+        </w:rPr>
+      </w:pPr>
+      <w:r>
+        <w:rPr>
+          <w:color w:val="000000" w:themeColor="text1"/>
+        </w:rPr>
+        <w:t xml:space="preserve">  1. </w:t>
+      </w:r>
+      <w:r>
+        <w:rPr>
+          <w:b/>
+          <w:bCs/>
+          <w:color w:val="000000" w:themeColor="text1"/>
+        </w:rPr>
+        <w:t>Order</w:t>
+      </w:r>
+      <w:r>
+        <w:rPr>
+          <w:color w:val="000000" w:themeColor="text1"/>
+        </w:rPr>
+        <w:t>. The customer places a purchase order on DZZLO against the dealer they buy from. This already runs on the platform.</w:t>
+      </w:r>
+    </w:p>
+    <w:p>
+      <w:pPr>
+        <w:jc w:val="both"/>
+        <w:rPr>
+          <w:color w:val="000000" w:themeColor="text1"/>
+        </w:rPr>
+      </w:pPr>
+      <w:r>
+        <w:rPr>
+          <w:color w:val="000000" w:themeColor="text1"/>
+        </w:rPr>
+        <w:t xml:space="preserve">  2. </w:t>
+      </w:r>
+      <w:r>
+        <w:rPr>
+          <w:b/>
+          <w:bCs/>
+          <w:color w:val="000000" w:themeColor="text1"/>
+        </w:rPr>
+        <w:t>Pay</w:t>
+      </w:r>
+      <w:r>
+        <w:rPr>
+          <w:color w:val="000000" w:themeColor="text1"/>
+        </w:rPr>
+        <w:t xml:space="preserve">. The customer selects the invoice </w:t>
+      </w:r>
+      <w:r>
+        <w:rPr>
+          <w:color w:val="000000" w:themeColor="text1"/>
+        </w:rPr>
+        <w:t>and pays it — to that dealer, against that invoice, for the exact amount it carries. No amount, account or beneficiary is ever typed. This is the step the payment gateway will bring inside the platform</w:t>
+      </w:r>
+      <w:r>
+        <w:rPr>
+          <w:color w:val="000000" w:themeColor="text1"/>
+        </w:rPr>
+        <w:t>.</w:t>
+      </w:r>
+    </w:p>
+    <w:p>
+      <w:pPr>
+        <w:jc w:val="both"/>
+        <w:rPr>
+          <w:color w:val="000000" w:themeColor="text1"/>
+        </w:rPr>
+      </w:pPr>
+      <w:r>
+        <w:rPr>
+          <w:color w:val="000000" w:themeColor="text1"/>
+        </w:rPr>
+        <w:t>Everything in between — delivery, invoice — is generated on the platform from the order itself, so the customer is never asked to enter a figure DZZLO</w:t>
+      </w:r>
+      <w:r>
+        <w:rPr>
+          <w:color w:val="000000" w:themeColor="text1"/>
+        </w:rPr>
+        <w:t xml:space="preserve"> already holds. Both entries are the customer's own, and because each is made against a named dealer and a named invoice, those two entries alone record the transaction completely and accurately. One already lives</w:t>
+      </w:r>
+      <w:r>
+        <w:rPr>
+          <w:color w:val="000000" w:themeColor="text1"/>
+        </w:rPr>
+        <w:t xml:space="preserve"> inside DZZLO; the gateway brings in the second.</w:t>
+      </w:r>
+    </w:p>
+    <w:p>
+      <w:pPr>
+        <w:jc w:val="both"/>
+        <w:rPr>
+          <w:color w:val="000000" w:themeColor="text1"/>
+        </w:rPr>
+      </w:pPr>
+      <w:r>
+        <w:rPr>
+          <w:color w:val="000000" w:themeColor="text1"/>
+        </w:rPr>
+        <w:t xml:space="preserve">With that second entry inside the platform, the cycle is automated end to end. The customer holds full command of their account with the dealer — what is owed, what is paid and what credit is free </w:t>
+      </w:r>
+      <w:r>
+        <w:rPr>
+          <w:color w:val="000000" w:themeColor="text1"/>
+        </w:rPr>
+        <w:t>— at any hour, without leaving the app. The dealer, in turn,</w:t>
+      </w:r>
+      <w:r>
+        <w:rPr>
+          <w:color w:val="000000" w:themeColor="text1"/>
+        </w:rPr>
+        <w:t xml:space="preserve"> has nothing left to reconcile by hand: every payment lands against the invoice it was made for and closes it the moment it is made.</w:t>
+      </w:r>
+    </w:p>
+    <w:p>
+      <w:pPr>
+        <w:jc w:val="both"/>
+        <w:rPr>
+          <w:color w:val="000000" w:themeColor="text1"/>
+        </w:rPr>
+      </w:pPr>
+    </w:p>
+    <w:p>
+      <w:pPr>
+        <w:jc w:val="both"/>
+        <w:rPr>
+          <w:color w:val="000000" w:themeColor="text1"/>
+        </w:rPr>
+      </w:pPr>
+      <w:r>
+        <w:rPr>
+          <w:color w:val="000000" w:themeColor="text1"/>
+        </w:rPr>
+        <w:t xml:space="preserve">Our customers already </w:t>
+      </w:r>
+      <w:r>
+        <w:rPr>
+          <w:color w:val="000000" w:themeColor="text1"/>
+        </w:rPr>
+        <w:t>enjoy using</w:t>
+      </w:r>
+      <w:r>
+        <w:rPr>
+          <w:color w:val="000000" w:themeColor="text1"/>
+        </w:rPr>
+        <w:t xml:space="preserve"> the platform; the payment gateway is the one piece they have been asking for. A payment process that is long and tedious today becomes a single click tomorrow — and a </w:t>
+      </w:r>
+      <w:r>
+        <w:rPr>
+          <w:b/>
+          <w:bCs/>
+          <w:color w:val="000000" w:themeColor="text1"/>
+        </w:rPr>
+        <w:t>happy customer is the foundation of every enduring business</w:t>
+      </w:r>
+      <w:r>
+        <w:rPr>
+          <w:color w:val="000000" w:themeColor="text1"/>
+        </w:rPr>
+        <w:t>, which is exactly where DZZLO OMS intends to take ours.</w:t>
+      </w:r>
     </w:p>
     <w:p/>
     <w:p/>
@@ -2279,6 +2544,9 @@
       </w:r>
     </w:p>
     <w:p>
+      <w:pPr>
+        <w:jc w:val="both"/>
+      </w:pPr>
       <w:r>
         <w:t>A transport company pays a petrol pump dealer's invoice, from inside the DZZLO app, and the payment closes that invoice in the common ledger the moment it is confirmed, leaving nothing to reconcile.</w:t>
       </w:r>
@@ -2544,9 +2812,13 @@
     <w:p>
       <w:pPr>
         <w:spacing w:after="60"/>
-      </w:pPr>
-    </w:p>
-    <w:p>
+        <w:jc w:val="both"/>
+      </w:pPr>
+    </w:p>
+    <w:p>
+      <w:pPr>
+        <w:jc w:val="both"/>
+      </w:pPr>
       <w:r>
         <w:t>No payment gateway is live on DZZLO today. Payments are made outside the app and acknowledged afterwards.</w:t>
       </w:r>
@@ -2563,6 +2835,9 @@
       </w:r>
     </w:p>
     <w:p>
+      <w:pPr>
+        <w:jc w:val="both"/>
+      </w:pPr>
       <w:r>
         <w:t>Expectations drawn from observed throughput at the outlets on the platform — projections, not commitments.</w:t>
       </w:r>
@@ -2955,6 +3230,7 @@
           <w:ilvl w:val="0"/>
           <w:numId w:val="1"/>
         </w:numPr>
+        <w:jc w:val="both"/>
       </w:pPr>
       <w:r>
         <w:rPr>
@@ -2963,7 +3239,7 @@
         <w:t>Frequency:</w:t>
       </w:r>
       <w:r>
-        <w:t xml:space="preserve"> recurring. A transport firm fuels its vehicles continuously and pays invoice by invoice, not in lump sums.</w:t>
+        <w:t xml:space="preserve"> recurring. A transport firm fuels its vehicles continuously and pays invoice by invoice.</w:t>
       </w:r>
     </w:p>
     <w:p>
@@ -2972,6 +3248,7 @@
           <w:ilvl w:val="0"/>
           <w:numId w:val="1"/>
         </w:numPr>
+        <w:jc w:val="both"/>
       </w:pPr>
       <w:r>
         <w:rPr>
@@ -2986,6 +3263,7 @@
     <w:p>
       <w:pPr>
         <w:pStyle w:val="Heading2"/>
+        <w:jc w:val="both"/>
       </w:pPr>
       <w:r>
         <w:rPr>
@@ -2995,11 +3273,17 @@
       </w:r>
     </w:p>
     <w:p>
+      <w:pPr>
+        <w:jc w:val="both"/>
+      </w:pPr>
       <w:r>
         <w:t>Today the customer leaves the app, opens their own net banking, sets up the dealer as a beneficiary, types the account number and the amount by hand, and transfers. The dealer's staff read the bank statement later on and mark the invoice paid.</w:t>
       </w:r>
     </w:p>
     <w:p>
+      <w:pPr>
+        <w:jc w:val="both"/>
+      </w:pPr>
       <w:r>
         <w:t>With the gateway, the invoice is pre-selected and the amount pre-filled, confirmation is instant, the customer's credit limit frees at once — at any hour — and reconciliation is not reduced but removed.</w:t>
       </w:r>
@@ -3007,6 +3291,7 @@
     <w:p>
       <w:pPr>
         <w:pStyle w:val="Heading2"/>
+        <w:jc w:val="both"/>
       </w:pPr>
       <w:r>
         <w:rPr>
@@ -3016,6 +3301,9 @@
       </w:r>
     </w:p>
     <w:p>
+      <w:pPr>
+        <w:jc w:val="both"/>
+      </w:pPr>
       <w:r>
         <w:t>Android and iOS apps and web. Every payment mode must work on all of them.</w:t>
       </w:r>
@@ -3023,6 +3311,7 @@
     <w:p>
       <w:pPr>
         <w:pStyle w:val="Heading2"/>
+        <w:jc w:val="both"/>
       </w:pPr>
       <w:r>
         <w:rPr>
@@ -3033,6 +3322,9 @@
       </w:r>
     </w:p>
     <w:p>
+      <w:pPr>
+        <w:jc w:val="both"/>
+      </w:pPr>
       <w:r>
         <w:t>Verification services alongside the gateway — bank account, PAN, GSTIN, Aadhaar, vehicle RC and driving licence — to be used when dealers and customer firms are onboarded.</w:t>
       </w:r>
@@ -3051,16 +3343,11 @@
       </w:r>
     </w:p>
     <w:p>
-      <w:r>
-        <w:t xml:space="preserve">Two flows are described: the one live in the DZZLO app today, where no payment gateway is involved, and the one we intend to build once the </w:t>
-      </w:r>
-      <w:proofErr w:type="spellStart"/>
-      <w:r>
-        <w:t>Easebuzz</w:t>
-      </w:r>
-      <w:proofErr w:type="spellEnd"/>
-      <w:r>
-        <w:t xml:space="preserve"> gateway is enabled. Part B is a design intent, not a description of working software.</w:t>
+      <w:pPr>
+        <w:jc w:val="both"/>
+      </w:pPr>
+      <w:r>
+        <w:t>Two flows are described: the one live in the DZZLO app today, where no payment gateway is involved, and the one we intend to build once the Easebuzz gateway is enabled. Part B is a design intent, not a description of working software.</w:t>
       </w:r>
     </w:p>
     <w:p>
@@ -3107,15 +3394,17 @@
         <w:tblLook w:val="0000" w:firstRow="0" w:lastRow="0" w:firstColumn="0" w:lastColumn="0" w:noHBand="0" w:noVBand="0"/>
       </w:tblPr>
       <w:tblGrid>
-        <w:gridCol w:w="261"/>
-        <w:gridCol w:w="941"/>
-        <w:gridCol w:w="1585"/>
-        <w:gridCol w:w="6785"/>
+        <w:gridCol w:w="263"/>
+        <w:gridCol w:w="871"/>
+        <w:gridCol w:w="1702"/>
+        <w:gridCol w:w="3685"/>
+        <w:gridCol w:w="1560"/>
+        <w:gridCol w:w="1491"/>
       </w:tblGrid>
       <w:tr>
         <w:tc>
           <w:tcPr>
-            <w:tcW w:w="0" w:type="auto"/>
+            <w:tcW w:w="137" w:type="pct"/>
             <w:shd w:val="clear" w:color="auto" w:fill="EFEFEF"/>
             <w:tcMar>
               <w:left w:w="80" w:type="dxa"/>
@@ -3138,7 +3427,7 @@
         </w:tc>
         <w:tc>
           <w:tcPr>
-            <w:tcW w:w="0" w:type="auto"/>
+            <w:tcW w:w="455" w:type="pct"/>
             <w:shd w:val="clear" w:color="auto" w:fill="EFEFEF"/>
             <w:tcMar>
               <w:left w:w="80" w:type="dxa"/>
@@ -3161,7 +3450,7 @@
         </w:tc>
         <w:tc>
           <w:tcPr>
-            <w:tcW w:w="0" w:type="auto"/>
+            <w:tcW w:w="889" w:type="pct"/>
             <w:shd w:val="clear" w:color="auto" w:fill="EFEFEF"/>
             <w:tcMar>
               <w:left w:w="80" w:type="dxa"/>
@@ -3184,7 +3473,7 @@
         </w:tc>
         <w:tc>
           <w:tcPr>
-            <w:tcW w:w="0" w:type="auto"/>
+            <w:tcW w:w="1925" w:type="pct"/>
             <w:shd w:val="clear" w:color="auto" w:fill="EFEFEF"/>
             <w:tcMar>
               <w:left w:w="80" w:type="dxa"/>
@@ -3202,6 +3491,52 @@
                 <w:szCs w:val="18"/>
               </w:rPr>
               <w:t>What happens</w:t>
+            </w:r>
+          </w:p>
+        </w:tc>
+        <w:tc>
+          <w:tcPr>
+            <w:tcW w:w="815" w:type="pct"/>
+            <w:shd w:val="clear" w:color="auto" w:fill="EFEFEF"/>
+            <w:tcMar>
+              <w:left w:w="80" w:type="dxa"/>
+              <w:right w:w="80" w:type="dxa"/>
+            </w:tcMar>
+          </w:tcPr>
+          <w:p>
+            <w:pPr>
+              <w:spacing w:before="20" w:after="20"/>
+            </w:pPr>
+            <w:r>
+              <w:rPr>
+                <w:b/>
+                <w:sz w:val="18"/>
+                <w:szCs w:val="18"/>
+              </w:rPr>
+              <w:t>Manual page</w:t>
+            </w:r>
+          </w:p>
+        </w:tc>
+        <w:tc>
+          <w:tcPr>
+            <w:tcW w:w="779" w:type="pct"/>
+            <w:shd w:val="clear" w:color="auto" w:fill="EFEFEF"/>
+            <w:tcMar>
+              <w:left w:w="80" w:type="dxa"/>
+              <w:right w:w="80" w:type="dxa"/>
+            </w:tcMar>
+          </w:tcPr>
+          <w:p>
+            <w:pPr>
+              <w:spacing w:before="20" w:after="20"/>
+            </w:pPr>
+            <w:r>
+              <w:rPr>
+                <w:b/>
+                <w:sz w:val="18"/>
+                <w:szCs w:val="18"/>
+              </w:rPr>
+              <w:t>Video</w:t>
             </w:r>
           </w:p>
         </w:tc>
@@ -3209,20 +3544,24 @@
       <w:tr>
         <w:tc>
           <w:tcPr>
-            <w:tcW w:w="0" w:type="auto"/>
-            <w:tcMar>
-              <w:left w:w="80" w:type="dxa"/>
-              <w:right w:w="80" w:type="dxa"/>
-            </w:tcMar>
-          </w:tcPr>
-          <w:p>
-            <w:pPr>
-              <w:spacing w:before="20" w:after="20"/>
-            </w:pPr>
-            <w:r>
-              <w:rPr>
-                <w:sz w:val="18"/>
-                <w:szCs w:val="18"/>
+            <w:tcW w:w="137" w:type="pct"/>
+            <w:tcMar>
+              <w:left w:w="80" w:type="dxa"/>
+              <w:right w:w="80" w:type="dxa"/>
+            </w:tcMar>
+          </w:tcPr>
+          <w:p>
+            <w:pPr>
+              <w:spacing w:before="20" w:after="20"/>
+              <w:rPr>
+                <w:sz w:val="16"/>
+                <w:szCs w:val="16"/>
+              </w:rPr>
+            </w:pPr>
+            <w:r>
+              <w:rPr>
+                <w:sz w:val="16"/>
+                <w:szCs w:val="16"/>
               </w:rPr>
               <w:t>1</w:t>
             </w:r>
@@ -3230,20 +3569,24 @@
         </w:tc>
         <w:tc>
           <w:tcPr>
-            <w:tcW w:w="0" w:type="auto"/>
-            <w:tcMar>
-              <w:left w:w="80" w:type="dxa"/>
-              <w:right w:w="80" w:type="dxa"/>
-            </w:tcMar>
-          </w:tcPr>
-          <w:p>
-            <w:pPr>
-              <w:spacing w:before="20" w:after="20"/>
-            </w:pPr>
-            <w:r>
-              <w:rPr>
-                <w:sz w:val="18"/>
-                <w:szCs w:val="18"/>
+            <w:tcW w:w="455" w:type="pct"/>
+            <w:tcMar>
+              <w:left w:w="80" w:type="dxa"/>
+              <w:right w:w="80" w:type="dxa"/>
+            </w:tcMar>
+          </w:tcPr>
+          <w:p>
+            <w:pPr>
+              <w:spacing w:before="20" w:after="20"/>
+              <w:rPr>
+                <w:sz w:val="16"/>
+                <w:szCs w:val="16"/>
+              </w:rPr>
+            </w:pPr>
+            <w:r>
+              <w:rPr>
+                <w:sz w:val="16"/>
+                <w:szCs w:val="16"/>
               </w:rPr>
               <w:t>Customer</w:t>
             </w:r>
@@ -3251,20 +3594,24 @@
         </w:tc>
         <w:tc>
           <w:tcPr>
-            <w:tcW w:w="0" w:type="auto"/>
-            <w:tcMar>
-              <w:left w:w="80" w:type="dxa"/>
-              <w:right w:w="80" w:type="dxa"/>
-            </w:tcMar>
-          </w:tcPr>
-          <w:p>
-            <w:pPr>
-              <w:spacing w:before="20" w:after="20"/>
-            </w:pPr>
-            <w:r>
-              <w:rPr>
-                <w:sz w:val="18"/>
-                <w:szCs w:val="18"/>
+            <w:tcW w:w="889" w:type="pct"/>
+            <w:tcMar>
+              <w:left w:w="80" w:type="dxa"/>
+              <w:right w:w="80" w:type="dxa"/>
+            </w:tcMar>
+          </w:tcPr>
+          <w:p>
+            <w:pPr>
+              <w:spacing w:before="20" w:after="20"/>
+              <w:rPr>
+                <w:sz w:val="16"/>
+                <w:szCs w:val="16"/>
+              </w:rPr>
+            </w:pPr>
+            <w:r>
+              <w:rPr>
+                <w:sz w:val="16"/>
+                <w:szCs w:val="16"/>
               </w:rPr>
               <w:t>Orders → New Order</w:t>
             </w:r>
@@ -3272,43 +3619,108 @@
         </w:tc>
         <w:tc>
           <w:tcPr>
-            <w:tcW w:w="0" w:type="auto"/>
-            <w:tcMar>
-              <w:left w:w="80" w:type="dxa"/>
-              <w:right w:w="80" w:type="dxa"/>
-            </w:tcMar>
-          </w:tcPr>
-          <w:p>
-            <w:pPr>
-              <w:spacing w:before="20" w:after="20"/>
-            </w:pPr>
-            <w:r>
-              <w:rPr>
-                <w:sz w:val="18"/>
-                <w:szCs w:val="18"/>
+            <w:tcW w:w="1925" w:type="pct"/>
+            <w:tcMar>
+              <w:left w:w="80" w:type="dxa"/>
+              <w:right w:w="80" w:type="dxa"/>
+            </w:tcMar>
+          </w:tcPr>
+          <w:p>
+            <w:pPr>
+              <w:spacing w:before="20" w:after="20"/>
+              <w:jc w:val="both"/>
+              <w:rPr>
+                <w:sz w:val="16"/>
+                <w:szCs w:val="16"/>
+              </w:rPr>
+            </w:pPr>
+            <w:r>
+              <w:rPr>
+                <w:sz w:val="16"/>
+                <w:szCs w:val="16"/>
               </w:rPr>
               <w:t>Places a fuel order against its credit limit with the dealer. Without available limit the order cannot be placed.</w:t>
             </w:r>
+          </w:p>
+        </w:tc>
+        <w:tc>
+          <w:tcPr>
+            <w:tcW w:w="815" w:type="pct"/>
+            <w:tcMar>
+              <w:left w:w="80" w:type="dxa"/>
+              <w:right w:w="80" w:type="dxa"/>
+            </w:tcMar>
+          </w:tcPr>
+          <w:p>
+            <w:pPr>
+              <w:spacing w:before="20" w:after="20"/>
+              <w:rPr>
+                <w:sz w:val="16"/>
+                <w:szCs w:val="16"/>
+              </w:rPr>
+            </w:pPr>
+            <w:hyperlink r:id="rId8" w:history="1">
+              <w:r>
+                <w:rPr>
+                  <w:rStyle w:val="Hyperlink"/>
+                  <w:sz w:val="16"/>
+                  <w:szCs w:val="16"/>
+                </w:rPr>
+                <w:t>Place New Order</w:t>
+              </w:r>
+            </w:hyperlink>
+          </w:p>
+        </w:tc>
+        <w:tc>
+          <w:tcPr>
+            <w:tcW w:w="779" w:type="pct"/>
+            <w:tcMar>
+              <w:left w:w="80" w:type="dxa"/>
+              <w:right w:w="80" w:type="dxa"/>
+            </w:tcMar>
+          </w:tcPr>
+          <w:p>
+            <w:pPr>
+              <w:spacing w:before="20" w:after="20"/>
+              <w:rPr>
+                <w:sz w:val="16"/>
+                <w:szCs w:val="16"/>
+              </w:rPr>
+            </w:pPr>
+            <w:hyperlink r:id="rId9" w:history="1">
+              <w:r>
+                <w:rPr>
+                  <w:rStyle w:val="Hyperlink"/>
+                  <w:sz w:val="16"/>
+                  <w:szCs w:val="16"/>
+                </w:rPr>
+                <w:t>Place New Order</w:t>
+              </w:r>
+            </w:hyperlink>
           </w:p>
         </w:tc>
       </w:tr>
       <w:tr>
         <w:tc>
           <w:tcPr>
-            <w:tcW w:w="0" w:type="auto"/>
-            <w:tcMar>
-              <w:left w:w="80" w:type="dxa"/>
-              <w:right w:w="80" w:type="dxa"/>
-            </w:tcMar>
-          </w:tcPr>
-          <w:p>
-            <w:pPr>
-              <w:spacing w:before="20" w:after="20"/>
-            </w:pPr>
-            <w:r>
-              <w:rPr>
-                <w:sz w:val="18"/>
-                <w:szCs w:val="18"/>
+            <w:tcW w:w="137" w:type="pct"/>
+            <w:tcMar>
+              <w:left w:w="80" w:type="dxa"/>
+              <w:right w:w="80" w:type="dxa"/>
+            </w:tcMar>
+          </w:tcPr>
+          <w:p>
+            <w:pPr>
+              <w:spacing w:before="20" w:after="20"/>
+              <w:rPr>
+                <w:sz w:val="16"/>
+                <w:szCs w:val="16"/>
+              </w:rPr>
+            </w:pPr>
+            <w:r>
+              <w:rPr>
+                <w:sz w:val="16"/>
+                <w:szCs w:val="16"/>
               </w:rPr>
               <w:t>2</w:t>
             </w:r>
@@ -3316,20 +3728,24 @@
         </w:tc>
         <w:tc>
           <w:tcPr>
-            <w:tcW w:w="0" w:type="auto"/>
-            <w:tcMar>
-              <w:left w:w="80" w:type="dxa"/>
-              <w:right w:w="80" w:type="dxa"/>
-            </w:tcMar>
-          </w:tcPr>
-          <w:p>
-            <w:pPr>
-              <w:spacing w:before="20" w:after="20"/>
-            </w:pPr>
-            <w:r>
-              <w:rPr>
-                <w:sz w:val="18"/>
-                <w:szCs w:val="18"/>
+            <w:tcW w:w="455" w:type="pct"/>
+            <w:tcMar>
+              <w:left w:w="80" w:type="dxa"/>
+              <w:right w:w="80" w:type="dxa"/>
+            </w:tcMar>
+          </w:tcPr>
+          <w:p>
+            <w:pPr>
+              <w:spacing w:before="20" w:after="20"/>
+              <w:rPr>
+                <w:sz w:val="16"/>
+                <w:szCs w:val="16"/>
+              </w:rPr>
+            </w:pPr>
+            <w:r>
+              <w:rPr>
+                <w:sz w:val="16"/>
+                <w:szCs w:val="16"/>
               </w:rPr>
               <w:t>Dealer</w:t>
             </w:r>
@@ -3337,64 +3753,174 @@
         </w:tc>
         <w:tc>
           <w:tcPr>
-            <w:tcW w:w="0" w:type="auto"/>
-            <w:tcMar>
-              <w:left w:w="80" w:type="dxa"/>
-              <w:right w:w="80" w:type="dxa"/>
-            </w:tcMar>
-          </w:tcPr>
-          <w:p>
-            <w:pPr>
-              <w:spacing w:before="20" w:after="20"/>
-            </w:pPr>
-            <w:r>
-              <w:rPr>
-                <w:sz w:val="18"/>
-                <w:szCs w:val="18"/>
+            <w:tcW w:w="889" w:type="pct"/>
+            <w:tcMar>
+              <w:left w:w="80" w:type="dxa"/>
+              <w:right w:w="80" w:type="dxa"/>
+            </w:tcMar>
+          </w:tcPr>
+          <w:p>
+            <w:pPr>
+              <w:spacing w:before="20" w:after="20"/>
+              <w:rPr>
+                <w:sz w:val="16"/>
+                <w:szCs w:val="16"/>
+              </w:rPr>
+            </w:pPr>
+            <w:r>
+              <w:rPr>
+                <w:sz w:val="16"/>
+                <w:szCs w:val="16"/>
               </w:rPr>
               <w:t>Orders → dispense</w:t>
             </w:r>
-          </w:p>
-        </w:tc>
-        <w:tc>
-          <w:tcPr>
-            <w:tcW w:w="0" w:type="auto"/>
-            <w:tcMar>
-              <w:left w:w="80" w:type="dxa"/>
-              <w:right w:w="80" w:type="dxa"/>
-            </w:tcMar>
-          </w:tcPr>
-          <w:p>
-            <w:pPr>
-              <w:spacing w:before="20" w:after="20"/>
-            </w:pPr>
-            <w:r>
-              <w:rPr>
-                <w:sz w:val="18"/>
-                <w:szCs w:val="18"/>
+            <w:r>
+              <w:rPr>
+                <w:sz w:val="16"/>
+                <w:szCs w:val="16"/>
+              </w:rPr>
+              <w:t>d</w:t>
+            </w:r>
+          </w:p>
+        </w:tc>
+        <w:tc>
+          <w:tcPr>
+            <w:tcW w:w="1925" w:type="pct"/>
+            <w:tcMar>
+              <w:left w:w="80" w:type="dxa"/>
+              <w:right w:w="80" w:type="dxa"/>
+            </w:tcMar>
+          </w:tcPr>
+          <w:p>
+            <w:pPr>
+              <w:spacing w:before="20" w:after="20"/>
+              <w:jc w:val="both"/>
+              <w:rPr>
+                <w:sz w:val="16"/>
+                <w:szCs w:val="16"/>
+              </w:rPr>
+            </w:pPr>
+            <w:r>
+              <w:rPr>
+                <w:sz w:val="16"/>
+                <w:szCs w:val="16"/>
               </w:rPr>
               <w:t>Fuel is dispensed at the outlet into the verified vehicle; the sales order is closed.</w:t>
             </w:r>
+          </w:p>
+        </w:tc>
+        <w:tc>
+          <w:tcPr>
+            <w:tcW w:w="815" w:type="pct"/>
+            <w:tcMar>
+              <w:left w:w="80" w:type="dxa"/>
+              <w:right w:w="80" w:type="dxa"/>
+            </w:tcMar>
+          </w:tcPr>
+          <w:p>
+            <w:pPr>
+              <w:spacing w:before="20" w:after="20"/>
+              <w:rPr>
+                <w:sz w:val="16"/>
+                <w:szCs w:val="16"/>
+              </w:rPr>
+            </w:pPr>
+            <w:hyperlink r:id="rId10" w:history="1">
+              <w:r>
+                <w:rPr>
+                  <w:rStyle w:val="Hyperlink"/>
+                  <w:sz w:val="16"/>
+                  <w:szCs w:val="16"/>
+                </w:rPr>
+                <w:t>Send OTP to Driver</w:t>
+              </w:r>
+            </w:hyperlink>
+            <w:r>
+              <w:rPr>
+                <w:sz w:val="16"/>
+                <w:szCs w:val="16"/>
+              </w:rPr>
+              <w:t xml:space="preserve"> · </w:t>
+            </w:r>
+            <w:hyperlink r:id="rId11" w:history="1">
+              <w:r>
+                <w:rPr>
+                  <w:rStyle w:val="Hyperlink"/>
+                  <w:sz w:val="16"/>
+                  <w:szCs w:val="16"/>
+                </w:rPr>
+                <w:t>Create Sales Order</w:t>
+              </w:r>
+            </w:hyperlink>
+          </w:p>
+        </w:tc>
+        <w:tc>
+          <w:tcPr>
+            <w:tcW w:w="779" w:type="pct"/>
+            <w:tcMar>
+              <w:left w:w="80" w:type="dxa"/>
+              <w:right w:w="80" w:type="dxa"/>
+            </w:tcMar>
+          </w:tcPr>
+          <w:p>
+            <w:pPr>
+              <w:spacing w:before="20" w:after="20"/>
+              <w:rPr>
+                <w:sz w:val="16"/>
+                <w:szCs w:val="16"/>
+              </w:rPr>
+            </w:pPr>
+            <w:hyperlink r:id="rId12" w:history="1">
+              <w:r>
+                <w:rPr>
+                  <w:rStyle w:val="Hyperlink"/>
+                  <w:sz w:val="16"/>
+                  <w:szCs w:val="16"/>
+                </w:rPr>
+                <w:t>Send PO OTP to Driver</w:t>
+              </w:r>
+            </w:hyperlink>
+            <w:r>
+              <w:rPr>
+                <w:sz w:val="16"/>
+                <w:szCs w:val="16"/>
+              </w:rPr>
+              <w:t xml:space="preserve"> · </w:t>
+            </w:r>
+            <w:hyperlink r:id="rId13" w:history="1">
+              <w:r>
+                <w:rPr>
+                  <w:rStyle w:val="Hyperlink"/>
+                  <w:sz w:val="16"/>
+                  <w:szCs w:val="16"/>
+                </w:rPr>
+                <w:t>Create Sales Order</w:t>
+              </w:r>
+            </w:hyperlink>
           </w:p>
         </w:tc>
       </w:tr>
       <w:tr>
         <w:tc>
           <w:tcPr>
-            <w:tcW w:w="0" w:type="auto"/>
-            <w:tcMar>
-              <w:left w:w="80" w:type="dxa"/>
-              <w:right w:w="80" w:type="dxa"/>
-            </w:tcMar>
-          </w:tcPr>
-          <w:p>
-            <w:pPr>
-              <w:spacing w:before="20" w:after="20"/>
-            </w:pPr>
-            <w:r>
-              <w:rPr>
-                <w:sz w:val="18"/>
-                <w:szCs w:val="18"/>
+            <w:tcW w:w="137" w:type="pct"/>
+            <w:tcMar>
+              <w:left w:w="80" w:type="dxa"/>
+              <w:right w:w="80" w:type="dxa"/>
+            </w:tcMar>
+          </w:tcPr>
+          <w:p>
+            <w:pPr>
+              <w:spacing w:before="20" w:after="20"/>
+              <w:rPr>
+                <w:sz w:val="16"/>
+                <w:szCs w:val="16"/>
+              </w:rPr>
+            </w:pPr>
+            <w:r>
+              <w:rPr>
+                <w:sz w:val="16"/>
+                <w:szCs w:val="16"/>
               </w:rPr>
               <w:t>3</w:t>
             </w:r>
@@ -3402,20 +3928,24 @@
         </w:tc>
         <w:tc>
           <w:tcPr>
-            <w:tcW w:w="0" w:type="auto"/>
-            <w:tcMar>
-              <w:left w:w="80" w:type="dxa"/>
-              <w:right w:w="80" w:type="dxa"/>
-            </w:tcMar>
-          </w:tcPr>
-          <w:p>
-            <w:pPr>
-              <w:spacing w:before="20" w:after="20"/>
-            </w:pPr>
-            <w:r>
-              <w:rPr>
-                <w:sz w:val="18"/>
-                <w:szCs w:val="18"/>
+            <w:tcW w:w="455" w:type="pct"/>
+            <w:tcMar>
+              <w:left w:w="80" w:type="dxa"/>
+              <w:right w:w="80" w:type="dxa"/>
+            </w:tcMar>
+          </w:tcPr>
+          <w:p>
+            <w:pPr>
+              <w:spacing w:before="20" w:after="20"/>
+              <w:rPr>
+                <w:sz w:val="16"/>
+                <w:szCs w:val="16"/>
+              </w:rPr>
+            </w:pPr>
+            <w:r>
+              <w:rPr>
+                <w:sz w:val="16"/>
+                <w:szCs w:val="16"/>
               </w:rPr>
               <w:t>Dealer</w:t>
             </w:r>
@@ -3423,20 +3953,24 @@
         </w:tc>
         <w:tc>
           <w:tcPr>
-            <w:tcW w:w="0" w:type="auto"/>
-            <w:tcMar>
-              <w:left w:w="80" w:type="dxa"/>
-              <w:right w:w="80" w:type="dxa"/>
-            </w:tcMar>
-          </w:tcPr>
-          <w:p>
-            <w:pPr>
-              <w:spacing w:before="20" w:after="20"/>
-            </w:pPr>
-            <w:r>
-              <w:rPr>
-                <w:sz w:val="18"/>
-                <w:szCs w:val="18"/>
+            <w:tcW w:w="889" w:type="pct"/>
+            <w:tcMar>
+              <w:left w:w="80" w:type="dxa"/>
+              <w:right w:w="80" w:type="dxa"/>
+            </w:tcMar>
+          </w:tcPr>
+          <w:p>
+            <w:pPr>
+              <w:spacing w:before="20" w:after="20"/>
+              <w:rPr>
+                <w:sz w:val="16"/>
+                <w:szCs w:val="16"/>
+              </w:rPr>
+            </w:pPr>
+            <w:r>
+              <w:rPr>
+                <w:sz w:val="16"/>
+                <w:szCs w:val="16"/>
               </w:rPr>
               <w:t>Invoices → New Invoice</w:t>
             </w:r>
@@ -3444,58 +3978,123 @@
         </w:tc>
         <w:tc>
           <w:tcPr>
-            <w:tcW w:w="0" w:type="auto"/>
-            <w:tcMar>
-              <w:left w:w="80" w:type="dxa"/>
-              <w:right w:w="80" w:type="dxa"/>
-            </w:tcMar>
-          </w:tcPr>
-          <w:p>
-            <w:pPr>
-              <w:spacing w:before="20" w:after="20"/>
-            </w:pPr>
-            <w:r>
-              <w:rPr>
-                <w:sz w:val="18"/>
-                <w:szCs w:val="18"/>
+            <w:tcW w:w="1925" w:type="pct"/>
+            <w:tcMar>
+              <w:left w:w="80" w:type="dxa"/>
+              <w:right w:w="80" w:type="dxa"/>
+            </w:tcMar>
+          </w:tcPr>
+          <w:p>
+            <w:pPr>
+              <w:spacing w:before="20" w:after="20"/>
+              <w:jc w:val="both"/>
+              <w:rPr>
+                <w:sz w:val="16"/>
+                <w:szCs w:val="16"/>
+              </w:rPr>
+            </w:pPr>
+            <w:r>
+              <w:rPr>
+                <w:sz w:val="16"/>
+                <w:szCs w:val="16"/>
               </w:rPr>
               <w:t xml:space="preserve">Raises the invoice for the delivery. Invoice status: </w:t>
             </w:r>
             <w:r>
               <w:rPr>
                 <w:b/>
-                <w:sz w:val="18"/>
-                <w:szCs w:val="18"/>
+                <w:sz w:val="16"/>
+                <w:szCs w:val="16"/>
               </w:rPr>
               <w:t>Unpaid</w:t>
             </w:r>
             <w:r>
               <w:rPr>
-                <w:sz w:val="18"/>
-                <w:szCs w:val="18"/>
+                <w:sz w:val="16"/>
+                <w:szCs w:val="16"/>
               </w:rPr>
               <w:t>.</w:t>
             </w:r>
+          </w:p>
+        </w:tc>
+        <w:tc>
+          <w:tcPr>
+            <w:tcW w:w="815" w:type="pct"/>
+            <w:tcMar>
+              <w:left w:w="80" w:type="dxa"/>
+              <w:right w:w="80" w:type="dxa"/>
+            </w:tcMar>
+          </w:tcPr>
+          <w:p>
+            <w:pPr>
+              <w:spacing w:before="20" w:after="20"/>
+              <w:rPr>
+                <w:sz w:val="16"/>
+                <w:szCs w:val="16"/>
+              </w:rPr>
+            </w:pPr>
+            <w:hyperlink r:id="rId14" w:history="1">
+              <w:r>
+                <w:rPr>
+                  <w:rStyle w:val="Hyperlink"/>
+                  <w:sz w:val="16"/>
+                  <w:szCs w:val="16"/>
+                </w:rPr>
+                <w:t>Create New Invoice</w:t>
+              </w:r>
+            </w:hyperlink>
+          </w:p>
+        </w:tc>
+        <w:tc>
+          <w:tcPr>
+            <w:tcW w:w="779" w:type="pct"/>
+            <w:tcMar>
+              <w:left w:w="80" w:type="dxa"/>
+              <w:right w:w="80" w:type="dxa"/>
+            </w:tcMar>
+          </w:tcPr>
+          <w:p>
+            <w:pPr>
+              <w:spacing w:before="20" w:after="20"/>
+              <w:rPr>
+                <w:sz w:val="16"/>
+                <w:szCs w:val="16"/>
+              </w:rPr>
+            </w:pPr>
+            <w:hyperlink r:id="rId15" w:history="1">
+              <w:r>
+                <w:rPr>
+                  <w:rStyle w:val="Hyperlink"/>
+                  <w:sz w:val="16"/>
+                  <w:szCs w:val="16"/>
+                </w:rPr>
+                <w:t>Create New Invoice</w:t>
+              </w:r>
+            </w:hyperlink>
           </w:p>
         </w:tc>
       </w:tr>
       <w:tr>
         <w:tc>
           <w:tcPr>
-            <w:tcW w:w="0" w:type="auto"/>
-            <w:tcMar>
-              <w:left w:w="80" w:type="dxa"/>
-              <w:right w:w="80" w:type="dxa"/>
-            </w:tcMar>
-          </w:tcPr>
-          <w:p>
-            <w:pPr>
-              <w:spacing w:before="20" w:after="20"/>
-            </w:pPr>
-            <w:r>
-              <w:rPr>
-                <w:sz w:val="18"/>
-                <w:szCs w:val="18"/>
+            <w:tcW w:w="137" w:type="pct"/>
+            <w:tcMar>
+              <w:left w:w="80" w:type="dxa"/>
+              <w:right w:w="80" w:type="dxa"/>
+            </w:tcMar>
+          </w:tcPr>
+          <w:p>
+            <w:pPr>
+              <w:spacing w:before="20" w:after="20"/>
+              <w:rPr>
+                <w:sz w:val="16"/>
+                <w:szCs w:val="16"/>
+              </w:rPr>
+            </w:pPr>
+            <w:r>
+              <w:rPr>
+                <w:sz w:val="16"/>
+                <w:szCs w:val="16"/>
               </w:rPr>
               <w:t>4</w:t>
             </w:r>
@@ -3503,20 +4102,24 @@
         </w:tc>
         <w:tc>
           <w:tcPr>
-            <w:tcW w:w="0" w:type="auto"/>
-            <w:tcMar>
-              <w:left w:w="80" w:type="dxa"/>
-              <w:right w:w="80" w:type="dxa"/>
-            </w:tcMar>
-          </w:tcPr>
-          <w:p>
-            <w:pPr>
-              <w:spacing w:before="20" w:after="20"/>
-            </w:pPr>
-            <w:r>
-              <w:rPr>
-                <w:sz w:val="18"/>
-                <w:szCs w:val="18"/>
+            <w:tcW w:w="455" w:type="pct"/>
+            <w:tcMar>
+              <w:left w:w="80" w:type="dxa"/>
+              <w:right w:w="80" w:type="dxa"/>
+            </w:tcMar>
+          </w:tcPr>
+          <w:p>
+            <w:pPr>
+              <w:spacing w:before="20" w:after="20"/>
+              <w:rPr>
+                <w:sz w:val="16"/>
+                <w:szCs w:val="16"/>
+              </w:rPr>
+            </w:pPr>
+            <w:r>
+              <w:rPr>
+                <w:sz w:val="16"/>
+                <w:szCs w:val="16"/>
               </w:rPr>
               <w:t>Customer</w:t>
             </w:r>
@@ -3524,20 +4127,24 @@
         </w:tc>
         <w:tc>
           <w:tcPr>
-            <w:tcW w:w="0" w:type="auto"/>
-            <w:tcMar>
-              <w:left w:w="80" w:type="dxa"/>
-              <w:right w:w="80" w:type="dxa"/>
-            </w:tcMar>
-          </w:tcPr>
-          <w:p>
-            <w:pPr>
-              <w:spacing w:before="20" w:after="20"/>
-            </w:pPr>
-            <w:r>
-              <w:rPr>
-                <w:sz w:val="18"/>
-                <w:szCs w:val="18"/>
+            <w:tcW w:w="889" w:type="pct"/>
+            <w:tcMar>
+              <w:left w:w="80" w:type="dxa"/>
+              <w:right w:w="80" w:type="dxa"/>
+            </w:tcMar>
+          </w:tcPr>
+          <w:p>
+            <w:pPr>
+              <w:spacing w:before="20" w:after="20"/>
+              <w:rPr>
+                <w:sz w:val="16"/>
+                <w:szCs w:val="16"/>
+              </w:rPr>
+            </w:pPr>
+            <w:r>
+              <w:rPr>
+                <w:sz w:val="16"/>
+                <w:szCs w:val="16"/>
               </w:rPr>
               <w:t>— (outside the app)</w:t>
             </w:r>
@@ -3545,22 +4152,77 @@
         </w:tc>
         <w:tc>
           <w:tcPr>
-            <w:tcW w:w="0" w:type="auto"/>
-            <w:tcMar>
-              <w:left w:w="80" w:type="dxa"/>
-              <w:right w:w="80" w:type="dxa"/>
-            </w:tcMar>
-          </w:tcPr>
-          <w:p>
-            <w:pPr>
-              <w:spacing w:before="20" w:after="20"/>
-            </w:pPr>
-            <w:r>
-              <w:rPr>
-                <w:sz w:val="18"/>
-                <w:szCs w:val="18"/>
+            <w:tcW w:w="1925" w:type="pct"/>
+            <w:tcMar>
+              <w:left w:w="80" w:type="dxa"/>
+              <w:right w:w="80" w:type="dxa"/>
+            </w:tcMar>
+          </w:tcPr>
+          <w:p>
+            <w:pPr>
+              <w:spacing w:before="20" w:after="20"/>
+              <w:jc w:val="both"/>
+              <w:rPr>
+                <w:sz w:val="16"/>
+                <w:szCs w:val="16"/>
+              </w:rPr>
+            </w:pPr>
+            <w:r>
+              <w:rPr>
+                <w:sz w:val="16"/>
+                <w:szCs w:val="16"/>
               </w:rPr>
               <w:t>Pays the dealer by NEFT / RTGS / cheque / cash / fleet card / card from its own bank or at the counter.</w:t>
+            </w:r>
+          </w:p>
+        </w:tc>
+        <w:tc>
+          <w:tcPr>
+            <w:tcW w:w="815" w:type="pct"/>
+            <w:tcMar>
+              <w:left w:w="80" w:type="dxa"/>
+              <w:right w:w="80" w:type="dxa"/>
+            </w:tcMar>
+          </w:tcPr>
+          <w:p>
+            <w:pPr>
+              <w:spacing w:before="20" w:after="20"/>
+              <w:rPr>
+                <w:sz w:val="16"/>
+                <w:szCs w:val="16"/>
+              </w:rPr>
+            </w:pPr>
+            <w:r>
+              <w:rPr>
+                <w:sz w:val="16"/>
+                <w:szCs w:val="16"/>
+              </w:rPr>
+              <w:t>—</w:t>
+            </w:r>
+          </w:p>
+        </w:tc>
+        <w:tc>
+          <w:tcPr>
+            <w:tcW w:w="779" w:type="pct"/>
+            <w:tcMar>
+              <w:left w:w="80" w:type="dxa"/>
+              <w:right w:w="80" w:type="dxa"/>
+            </w:tcMar>
+          </w:tcPr>
+          <w:p>
+            <w:pPr>
+              <w:spacing w:before="20" w:after="20"/>
+              <w:rPr>
+                <w:sz w:val="16"/>
+                <w:szCs w:val="16"/>
+              </w:rPr>
+            </w:pPr>
+            <w:r>
+              <w:rPr>
+                <w:sz w:val="16"/>
+                <w:szCs w:val="16"/>
+              </w:rPr>
+              <w:t>—</w:t>
             </w:r>
           </w:p>
         </w:tc>
@@ -3568,20 +4230,24 @@
       <w:tr>
         <w:tc>
           <w:tcPr>
-            <w:tcW w:w="0" w:type="auto"/>
-            <w:tcMar>
-              <w:left w:w="80" w:type="dxa"/>
-              <w:right w:w="80" w:type="dxa"/>
-            </w:tcMar>
-          </w:tcPr>
-          <w:p>
-            <w:pPr>
-              <w:spacing w:before="20" w:after="20"/>
-            </w:pPr>
-            <w:r>
-              <w:rPr>
-                <w:sz w:val="18"/>
-                <w:szCs w:val="18"/>
+            <w:tcW w:w="137" w:type="pct"/>
+            <w:tcMar>
+              <w:left w:w="80" w:type="dxa"/>
+              <w:right w:w="80" w:type="dxa"/>
+            </w:tcMar>
+          </w:tcPr>
+          <w:p>
+            <w:pPr>
+              <w:spacing w:before="20" w:after="20"/>
+              <w:rPr>
+                <w:sz w:val="16"/>
+                <w:szCs w:val="16"/>
+              </w:rPr>
+            </w:pPr>
+            <w:r>
+              <w:rPr>
+                <w:sz w:val="16"/>
+                <w:szCs w:val="16"/>
               </w:rPr>
               <w:t>5</w:t>
             </w:r>
@@ -3589,20 +4255,24 @@
         </w:tc>
         <w:tc>
           <w:tcPr>
-            <w:tcW w:w="0" w:type="auto"/>
-            <w:tcMar>
-              <w:left w:w="80" w:type="dxa"/>
-              <w:right w:w="80" w:type="dxa"/>
-            </w:tcMar>
-          </w:tcPr>
-          <w:p>
-            <w:pPr>
-              <w:spacing w:before="20" w:after="20"/>
-            </w:pPr>
-            <w:r>
-              <w:rPr>
-                <w:sz w:val="18"/>
-                <w:szCs w:val="18"/>
+            <w:tcW w:w="455" w:type="pct"/>
+            <w:tcMar>
+              <w:left w:w="80" w:type="dxa"/>
+              <w:right w:w="80" w:type="dxa"/>
+            </w:tcMar>
+          </w:tcPr>
+          <w:p>
+            <w:pPr>
+              <w:spacing w:before="20" w:after="20"/>
+              <w:rPr>
+                <w:sz w:val="16"/>
+                <w:szCs w:val="16"/>
+              </w:rPr>
+            </w:pPr>
+            <w:r>
+              <w:rPr>
+                <w:sz w:val="16"/>
+                <w:szCs w:val="16"/>
               </w:rPr>
               <w:t>Customer</w:t>
             </w:r>
@@ -3610,94 +4280,194 @@
         </w:tc>
         <w:tc>
           <w:tcPr>
-            <w:tcW w:w="0" w:type="auto"/>
-            <w:tcMar>
-              <w:left w:w="80" w:type="dxa"/>
-              <w:right w:w="80" w:type="dxa"/>
-            </w:tcMar>
-          </w:tcPr>
-          <w:p>
-            <w:pPr>
-              <w:spacing w:before="20" w:after="20"/>
-            </w:pPr>
-            <w:r>
-              <w:rPr>
-                <w:sz w:val="18"/>
-                <w:szCs w:val="18"/>
+            <w:tcW w:w="889" w:type="pct"/>
+            <w:tcMar>
+              <w:left w:w="80" w:type="dxa"/>
+              <w:right w:w="80" w:type="dxa"/>
+            </w:tcMar>
+          </w:tcPr>
+          <w:p>
+            <w:pPr>
+              <w:spacing w:before="20" w:after="20"/>
+              <w:rPr>
+                <w:sz w:val="16"/>
+                <w:szCs w:val="16"/>
+              </w:rPr>
+            </w:pPr>
+            <w:r>
+              <w:rPr>
+                <w:sz w:val="16"/>
+                <w:szCs w:val="16"/>
               </w:rPr>
               <w:t>Invoices → select invoices → New Payment</w:t>
             </w:r>
-          </w:p>
-        </w:tc>
-        <w:tc>
-          <w:tcPr>
-            <w:tcW w:w="0" w:type="auto"/>
-            <w:tcMar>
-              <w:left w:w="80" w:type="dxa"/>
-              <w:right w:w="80" w:type="dxa"/>
-            </w:tcMar>
-          </w:tcPr>
-          <w:p>
-            <w:pPr>
-              <w:spacing w:before="20" w:after="20"/>
-            </w:pPr>
-            <w:r>
-              <w:rPr>
-                <w:sz w:val="18"/>
-                <w:szCs w:val="18"/>
+            <w:r>
+              <w:rPr>
+                <w:sz w:val="16"/>
+                <w:szCs w:val="16"/>
+              </w:rPr>
+              <w:t xml:space="preserve"> ACK</w:t>
+            </w:r>
+          </w:p>
+        </w:tc>
+        <w:tc>
+          <w:tcPr>
+            <w:tcW w:w="1925" w:type="pct"/>
+            <w:tcMar>
+              <w:left w:w="80" w:type="dxa"/>
+              <w:right w:w="80" w:type="dxa"/>
+            </w:tcMar>
+          </w:tcPr>
+          <w:p>
+            <w:pPr>
+              <w:spacing w:before="20" w:after="20"/>
+              <w:jc w:val="both"/>
+              <w:rPr>
+                <w:sz w:val="16"/>
+                <w:szCs w:val="16"/>
+              </w:rPr>
+            </w:pPr>
+            <w:r>
+              <w:rPr>
+                <w:sz w:val="16"/>
+                <w:szCs w:val="16"/>
               </w:rPr>
               <w:t xml:space="preserve">Records the payment: invoices paid, amount, payment mode (NEFT, RTGS, Cheque, Cash, Fleet Card, Debit/Credit Card), bank name, cheque or transaction number, date, optional TDS, remarks. A voucher is created </w:t>
             </w:r>
             <w:r>
               <w:rPr>
                 <w:b/>
-                <w:sz w:val="18"/>
-                <w:szCs w:val="18"/>
+                <w:sz w:val="16"/>
+                <w:szCs w:val="16"/>
               </w:rPr>
               <w:t>pending</w:t>
             </w:r>
             <w:r>
               <w:rPr>
-                <w:sz w:val="18"/>
-                <w:szCs w:val="18"/>
+                <w:sz w:val="16"/>
+                <w:szCs w:val="16"/>
               </w:rPr>
               <w:t xml:space="preserve">; the selected invoices show as </w:t>
             </w:r>
             <w:r>
               <w:rPr>
                 <w:b/>
-                <w:sz w:val="18"/>
-                <w:szCs w:val="18"/>
+                <w:sz w:val="16"/>
+                <w:szCs w:val="16"/>
               </w:rPr>
               <w:t>Processing</w:t>
             </w:r>
             <w:r>
               <w:rPr>
-                <w:sz w:val="18"/>
-                <w:szCs w:val="18"/>
+                <w:sz w:val="16"/>
+                <w:szCs w:val="16"/>
               </w:rPr>
               <w:t>; dealer users get a "New Payment" notification.</w:t>
             </w:r>
+          </w:p>
+        </w:tc>
+        <w:tc>
+          <w:tcPr>
+            <w:tcW w:w="815" w:type="pct"/>
+            <w:tcMar>
+              <w:left w:w="80" w:type="dxa"/>
+              <w:right w:w="80" w:type="dxa"/>
+            </w:tcMar>
+          </w:tcPr>
+          <w:p>
+            <w:pPr>
+              <w:spacing w:before="20" w:after="20"/>
+              <w:rPr>
+                <w:sz w:val="16"/>
+                <w:szCs w:val="16"/>
+              </w:rPr>
+            </w:pPr>
+            <w:hyperlink r:id="rId16" w:history="1">
+              <w:r>
+                <w:rPr>
+                  <w:rStyle w:val="Hyperlink"/>
+                  <w:sz w:val="16"/>
+                  <w:szCs w:val="16"/>
+                </w:rPr>
+                <w:t>P</w:t>
+              </w:r>
+              <w:r>
+                <w:rPr>
+                  <w:rStyle w:val="Hyperlink"/>
+                  <w:sz w:val="16"/>
+                  <w:szCs w:val="16"/>
+                </w:rPr>
+                <w:t>a</w:t>
+              </w:r>
+              <w:r>
+                <w:rPr>
+                  <w:rStyle w:val="Hyperlink"/>
+                  <w:sz w:val="16"/>
+                  <w:szCs w:val="16"/>
+                </w:rPr>
+                <w:t>y Invoic</w:t>
+              </w:r>
+              <w:r>
+                <w:rPr>
+                  <w:rStyle w:val="Hyperlink"/>
+                  <w:sz w:val="16"/>
+                  <w:szCs w:val="16"/>
+                </w:rPr>
+                <w:t>e</w:t>
+              </w:r>
+            </w:hyperlink>
+          </w:p>
+        </w:tc>
+        <w:tc>
+          <w:tcPr>
+            <w:tcW w:w="779" w:type="pct"/>
+            <w:tcMar>
+              <w:left w:w="80" w:type="dxa"/>
+              <w:right w:w="80" w:type="dxa"/>
+            </w:tcMar>
+          </w:tcPr>
+          <w:p>
+            <w:pPr>
+              <w:spacing w:before="20" w:after="20"/>
+              <w:rPr>
+                <w:sz w:val="16"/>
+                <w:szCs w:val="16"/>
+              </w:rPr>
+            </w:pPr>
+            <w:hyperlink r:id="rId17" w:history="1">
+              <w:r>
+                <w:rPr>
+                  <w:rStyle w:val="Hyperlink"/>
+                  <w:sz w:val="16"/>
+                  <w:szCs w:val="16"/>
+                </w:rPr>
+                <w:t>Acknowledge Payment for Invoices</w:t>
+              </w:r>
+            </w:hyperlink>
           </w:p>
         </w:tc>
       </w:tr>
       <w:tr>
         <w:tc>
           <w:tcPr>
-            <w:tcW w:w="0" w:type="auto"/>
-            <w:tcMar>
-              <w:left w:w="80" w:type="dxa"/>
-              <w:right w:w="80" w:type="dxa"/>
-            </w:tcMar>
-          </w:tcPr>
-          <w:p>
-            <w:pPr>
-              <w:spacing w:before="20" w:after="20"/>
-            </w:pPr>
-            <w:r>
-              <w:rPr>
-                <w:sz w:val="18"/>
-                <w:szCs w:val="18"/>
+            <w:tcW w:w="137" w:type="pct"/>
+            <w:tcMar>
+              <w:left w:w="80" w:type="dxa"/>
+              <w:right w:w="80" w:type="dxa"/>
+            </w:tcMar>
+          </w:tcPr>
+          <w:p>
+            <w:pPr>
+              <w:spacing w:before="20" w:after="20"/>
+              <w:rPr>
+                <w:sz w:val="16"/>
+                <w:szCs w:val="16"/>
+              </w:rPr>
+            </w:pPr>
+            <w:r>
+              <w:rPr>
+                <w:sz w:val="16"/>
+                <w:szCs w:val="16"/>
               </w:rPr>
               <w:t>6</w:t>
             </w:r>
@@ -3705,20 +4475,24 @@
         </w:tc>
         <w:tc>
           <w:tcPr>
-            <w:tcW w:w="0" w:type="auto"/>
-            <w:tcMar>
-              <w:left w:w="80" w:type="dxa"/>
-              <w:right w:w="80" w:type="dxa"/>
-            </w:tcMar>
-          </w:tcPr>
-          <w:p>
-            <w:pPr>
-              <w:spacing w:before="20" w:after="20"/>
-            </w:pPr>
-            <w:r>
-              <w:rPr>
-                <w:sz w:val="18"/>
-                <w:szCs w:val="18"/>
+            <w:tcW w:w="455" w:type="pct"/>
+            <w:tcMar>
+              <w:left w:w="80" w:type="dxa"/>
+              <w:right w:w="80" w:type="dxa"/>
+            </w:tcMar>
+          </w:tcPr>
+          <w:p>
+            <w:pPr>
+              <w:spacing w:before="20" w:after="20"/>
+              <w:rPr>
+                <w:sz w:val="16"/>
+                <w:szCs w:val="16"/>
+              </w:rPr>
+            </w:pPr>
+            <w:r>
+              <w:rPr>
+                <w:sz w:val="16"/>
+                <w:szCs w:val="16"/>
               </w:rPr>
               <w:t>Dealer</w:t>
             </w:r>
@@ -3726,20 +4500,24 @@
         </w:tc>
         <w:tc>
           <w:tcPr>
-            <w:tcW w:w="0" w:type="auto"/>
-            <w:tcMar>
-              <w:left w:w="80" w:type="dxa"/>
-              <w:right w:w="80" w:type="dxa"/>
-            </w:tcMar>
-          </w:tcPr>
-          <w:p>
-            <w:pPr>
-              <w:spacing w:before="20" w:after="20"/>
-            </w:pPr>
-            <w:r>
-              <w:rPr>
-                <w:sz w:val="18"/>
-                <w:szCs w:val="18"/>
+            <w:tcW w:w="889" w:type="pct"/>
+            <w:tcMar>
+              <w:left w:w="80" w:type="dxa"/>
+              <w:right w:w="80" w:type="dxa"/>
+            </w:tcMar>
+          </w:tcPr>
+          <w:p>
+            <w:pPr>
+              <w:spacing w:before="20" w:after="20"/>
+              <w:rPr>
+                <w:sz w:val="16"/>
+                <w:szCs w:val="16"/>
+              </w:rPr>
+            </w:pPr>
+            <w:r>
+              <w:rPr>
+                <w:sz w:val="16"/>
+                <w:szCs w:val="16"/>
               </w:rPr>
               <w:t>Payments → voucher → Approve</w:t>
             </w:r>
@@ -3747,88 +4525,153 @@
         </w:tc>
         <w:tc>
           <w:tcPr>
-            <w:tcW w:w="0" w:type="auto"/>
-            <w:tcMar>
-              <w:left w:w="80" w:type="dxa"/>
-              <w:right w:w="80" w:type="dxa"/>
-            </w:tcMar>
-          </w:tcPr>
-          <w:p>
-            <w:pPr>
-              <w:spacing w:before="20" w:after="20"/>
-            </w:pPr>
-            <w:r>
-              <w:rPr>
-                <w:sz w:val="18"/>
-                <w:szCs w:val="18"/>
+            <w:tcW w:w="1925" w:type="pct"/>
+            <w:tcMar>
+              <w:left w:w="80" w:type="dxa"/>
+              <w:right w:w="80" w:type="dxa"/>
+            </w:tcMar>
+          </w:tcPr>
+          <w:p>
+            <w:pPr>
+              <w:spacing w:before="20" w:after="20"/>
+              <w:jc w:val="both"/>
+              <w:rPr>
+                <w:sz w:val="16"/>
+                <w:szCs w:val="16"/>
+              </w:rPr>
+            </w:pPr>
+            <w:r>
+              <w:rPr>
+                <w:sz w:val="16"/>
+                <w:szCs w:val="16"/>
               </w:rPr>
               <w:t xml:space="preserve">Checks the bank statement or cash, then approves. The voucher becomes </w:t>
             </w:r>
             <w:r>
               <w:rPr>
                 <w:b/>
-                <w:sz w:val="18"/>
-                <w:szCs w:val="18"/>
+                <w:sz w:val="16"/>
+                <w:szCs w:val="16"/>
               </w:rPr>
               <w:t>approved</w:t>
             </w:r>
             <w:r>
               <w:rPr>
-                <w:sz w:val="18"/>
-                <w:szCs w:val="18"/>
+                <w:sz w:val="16"/>
+                <w:szCs w:val="16"/>
               </w:rPr>
               <w:t xml:space="preserve">, stamped with the approving dealer user; the invoices become </w:t>
             </w:r>
             <w:r>
               <w:rPr>
                 <w:b/>
-                <w:sz w:val="18"/>
-                <w:szCs w:val="18"/>
+                <w:sz w:val="16"/>
+                <w:szCs w:val="16"/>
               </w:rPr>
               <w:t>Paid</w:t>
             </w:r>
             <w:r>
               <w:rPr>
-                <w:sz w:val="18"/>
-                <w:szCs w:val="18"/>
+                <w:sz w:val="16"/>
+                <w:szCs w:val="16"/>
               </w:rPr>
               <w:t xml:space="preserve"> (or </w:t>
             </w:r>
             <w:r>
               <w:rPr>
                 <w:b/>
-                <w:sz w:val="18"/>
-                <w:szCs w:val="18"/>
+                <w:sz w:val="16"/>
+                <w:szCs w:val="16"/>
               </w:rPr>
               <w:t>Part-paid</w:t>
             </w:r>
             <w:r>
               <w:rPr>
-                <w:sz w:val="18"/>
-                <w:szCs w:val="18"/>
+                <w:sz w:val="16"/>
+                <w:szCs w:val="16"/>
               </w:rPr>
               <w:t xml:space="preserve"> if the amount falls short); the month's ledger is rebuilt; customer users get a "Payment Approved" notification.</w:t>
             </w:r>
+          </w:p>
+        </w:tc>
+        <w:tc>
+          <w:tcPr>
+            <w:tcW w:w="815" w:type="pct"/>
+            <w:tcMar>
+              <w:left w:w="80" w:type="dxa"/>
+              <w:right w:w="80" w:type="dxa"/>
+            </w:tcMar>
+          </w:tcPr>
+          <w:p>
+            <w:pPr>
+              <w:spacing w:before="20" w:after="20"/>
+              <w:rPr>
+                <w:sz w:val="16"/>
+                <w:szCs w:val="16"/>
+              </w:rPr>
+            </w:pPr>
+            <w:hyperlink r:id="rId18" w:history="1">
+              <w:r>
+                <w:rPr>
+                  <w:rStyle w:val="Hyperlink"/>
+                  <w:sz w:val="16"/>
+                  <w:szCs w:val="16"/>
+                </w:rPr>
+                <w:t>Approve Payments</w:t>
+              </w:r>
+            </w:hyperlink>
+          </w:p>
+        </w:tc>
+        <w:tc>
+          <w:tcPr>
+            <w:tcW w:w="779" w:type="pct"/>
+            <w:tcMar>
+              <w:left w:w="80" w:type="dxa"/>
+              <w:right w:w="80" w:type="dxa"/>
+            </w:tcMar>
+          </w:tcPr>
+          <w:p>
+            <w:pPr>
+              <w:spacing w:before="20" w:after="20"/>
+              <w:rPr>
+                <w:sz w:val="16"/>
+                <w:szCs w:val="16"/>
+              </w:rPr>
+            </w:pPr>
+            <w:hyperlink r:id="rId19" w:history="1">
+              <w:r>
+                <w:rPr>
+                  <w:rStyle w:val="Hyperlink"/>
+                  <w:sz w:val="16"/>
+                  <w:szCs w:val="16"/>
+                </w:rPr>
+                <w:t>Approve Payment</w:t>
+              </w:r>
+            </w:hyperlink>
           </w:p>
         </w:tc>
       </w:tr>
       <w:tr>
         <w:tc>
           <w:tcPr>
-            <w:tcW w:w="0" w:type="auto"/>
-            <w:tcMar>
-              <w:left w:w="80" w:type="dxa"/>
-              <w:right w:w="80" w:type="dxa"/>
-            </w:tcMar>
-          </w:tcPr>
-          <w:p>
-            <w:pPr>
-              <w:spacing w:before="20" w:after="20"/>
-            </w:pPr>
-            <w:r>
-              <w:rPr>
-                <w:sz w:val="18"/>
-                <w:szCs w:val="18"/>
+            <w:tcW w:w="137" w:type="pct"/>
+            <w:tcMar>
+              <w:left w:w="80" w:type="dxa"/>
+              <w:right w:w="80" w:type="dxa"/>
+            </w:tcMar>
+          </w:tcPr>
+          <w:p>
+            <w:pPr>
+              <w:spacing w:before="20" w:after="20"/>
+              <w:rPr>
+                <w:sz w:val="16"/>
+                <w:szCs w:val="16"/>
+              </w:rPr>
+            </w:pPr>
+            <w:r>
+              <w:rPr>
+                <w:sz w:val="16"/>
+                <w:szCs w:val="16"/>
               </w:rPr>
               <w:t>7</w:t>
             </w:r>
@@ -3836,20 +4679,24 @@
         </w:tc>
         <w:tc>
           <w:tcPr>
-            <w:tcW w:w="0" w:type="auto"/>
-            <w:tcMar>
-              <w:left w:w="80" w:type="dxa"/>
-              <w:right w:w="80" w:type="dxa"/>
-            </w:tcMar>
-          </w:tcPr>
-          <w:p>
-            <w:pPr>
-              <w:spacing w:before="20" w:after="20"/>
-            </w:pPr>
-            <w:r>
-              <w:rPr>
-                <w:sz w:val="18"/>
-                <w:szCs w:val="18"/>
+            <w:tcW w:w="455" w:type="pct"/>
+            <w:tcMar>
+              <w:left w:w="80" w:type="dxa"/>
+              <w:right w:w="80" w:type="dxa"/>
+            </w:tcMar>
+          </w:tcPr>
+          <w:p>
+            <w:pPr>
+              <w:spacing w:before="20" w:after="20"/>
+              <w:rPr>
+                <w:sz w:val="16"/>
+                <w:szCs w:val="16"/>
+              </w:rPr>
+            </w:pPr>
+            <w:r>
+              <w:rPr>
+                <w:sz w:val="16"/>
+                <w:szCs w:val="16"/>
               </w:rPr>
               <w:t>Both</w:t>
             </w:r>
@@ -3857,20 +4704,24 @@
         </w:tc>
         <w:tc>
           <w:tcPr>
-            <w:tcW w:w="0" w:type="auto"/>
-            <w:tcMar>
-              <w:left w:w="80" w:type="dxa"/>
-              <w:right w:w="80" w:type="dxa"/>
-            </w:tcMar>
-          </w:tcPr>
-          <w:p>
-            <w:pPr>
-              <w:spacing w:before="20" w:after="20"/>
-            </w:pPr>
-            <w:r>
-              <w:rPr>
-                <w:sz w:val="18"/>
-                <w:szCs w:val="18"/>
+            <w:tcW w:w="889" w:type="pct"/>
+            <w:tcMar>
+              <w:left w:w="80" w:type="dxa"/>
+              <w:right w:w="80" w:type="dxa"/>
+            </w:tcMar>
+          </w:tcPr>
+          <w:p>
+            <w:pPr>
+              <w:spacing w:before="20" w:after="20"/>
+              <w:rPr>
+                <w:sz w:val="16"/>
+                <w:szCs w:val="16"/>
+              </w:rPr>
+            </w:pPr>
+            <w:r>
+              <w:rPr>
+                <w:sz w:val="16"/>
+                <w:szCs w:val="16"/>
               </w:rPr>
               <w:t>Accounts / Ledger</w:t>
             </w:r>
@@ -3878,22 +4729,77 @@
         </w:tc>
         <w:tc>
           <w:tcPr>
-            <w:tcW w:w="0" w:type="auto"/>
-            <w:tcMar>
-              <w:left w:w="80" w:type="dxa"/>
-              <w:right w:w="80" w:type="dxa"/>
-            </w:tcMar>
-          </w:tcPr>
-          <w:p>
-            <w:pPr>
-              <w:spacing w:before="20" w:after="20"/>
-            </w:pPr>
-            <w:r>
-              <w:rPr>
-                <w:sz w:val="18"/>
-                <w:szCs w:val="18"/>
+            <w:tcW w:w="1925" w:type="pct"/>
+            <w:tcMar>
+              <w:left w:w="80" w:type="dxa"/>
+              <w:right w:w="80" w:type="dxa"/>
+            </w:tcMar>
+          </w:tcPr>
+          <w:p>
+            <w:pPr>
+              <w:spacing w:before="20" w:after="20"/>
+              <w:jc w:val="both"/>
+              <w:rPr>
+                <w:sz w:val="16"/>
+                <w:szCs w:val="16"/>
+              </w:rPr>
+            </w:pPr>
+            <w:r>
+              <w:rPr>
+                <w:sz w:val="16"/>
+                <w:szCs w:val="16"/>
               </w:rPr>
               <w:t>The common ledger shows the same entry to dealer and customer. Available credit is computed from the ledger, so the customer's limit is freed by the approval and the next order can be placed.</w:t>
+            </w:r>
+          </w:p>
+        </w:tc>
+        <w:tc>
+          <w:tcPr>
+            <w:tcW w:w="815" w:type="pct"/>
+            <w:tcMar>
+              <w:left w:w="80" w:type="dxa"/>
+              <w:right w:w="80" w:type="dxa"/>
+            </w:tcMar>
+          </w:tcPr>
+          <w:p>
+            <w:pPr>
+              <w:spacing w:before="20" w:after="20"/>
+              <w:rPr>
+                <w:sz w:val="16"/>
+                <w:szCs w:val="16"/>
+              </w:rPr>
+            </w:pPr>
+            <w:r>
+              <w:rPr>
+                <w:sz w:val="16"/>
+                <w:szCs w:val="16"/>
+              </w:rPr>
+              <w:t>—</w:t>
+            </w:r>
+          </w:p>
+        </w:tc>
+        <w:tc>
+          <w:tcPr>
+            <w:tcW w:w="779" w:type="pct"/>
+            <w:tcMar>
+              <w:left w:w="80" w:type="dxa"/>
+              <w:right w:w="80" w:type="dxa"/>
+            </w:tcMar>
+          </w:tcPr>
+          <w:p>
+            <w:pPr>
+              <w:spacing w:before="20" w:after="20"/>
+              <w:rPr>
+                <w:sz w:val="16"/>
+                <w:szCs w:val="16"/>
+              </w:rPr>
+            </w:pPr>
+            <w:r>
+              <w:rPr>
+                <w:sz w:val="16"/>
+                <w:szCs w:val="16"/>
+              </w:rPr>
+              <w:t>—</w:t>
             </w:r>
           </w:p>
         </w:tc>
@@ -3960,7 +4866,11 @@
     </w:p>
     <w:p>
       <w:r>
-        <w:t>The manual acknowledgement in step 5 is the weak link. The platform's rule is that each process is initiated by the party responsible for it, so the transport customer records the payment it has made. In practice, customers rarely see why a payment already made must be entered again: the acknowledgement looks like paying twice, and its purpose — keeping the account current and freeing the credit limit — is not obvious to them. When a transfer or its reconciliation is delayed, the usual response is to ask the dealer for a higher credit limit rather than to record the payment, so a delay turns into more credit exposure. And the amount keyed into the acknowledgement often differs from the amount actually transferred — a human error that creates exactly the reconciliation the platform exists to remove.</w:t>
+        <w:t xml:space="preserve">The manual acknowledgement in step 5 is the weak link. The platform's rule is that each process is initiated by the party responsible for it, so the transport customer records the payment it has made. In practice, customers rarely see why a payment already made must be entered again: the acknowledgement looks like paying twice, and its purpose — keeping the account current and freeing the </w:t>
+      </w:r>
+      <w:r>
+        <w:lastRenderedPageBreak/>
+        <w:t>credit limit — is not obvious to them. When a transfer or its reconciliation is delayed, the usual response is to ask the dealer for a higher credit limit rather than to record the payment, so a delay turns into more credit exposure. And the amount keyed into the acknowledgement often differs from the amount actually transferred — a human error that creates exactly the reconciliation the platform exists to remove.</w:t>
       </w:r>
     </w:p>
     <w:p>
@@ -3971,22 +4881,7 @@
         <w:rPr>
           <w:rFonts w:cs="Georgia"/>
         </w:rPr>
-        <w:lastRenderedPageBreak/>
-        <w:t xml:space="preserve">B. Expected flow — with the </w:t>
-      </w:r>
-      <w:proofErr w:type="spellStart"/>
-      <w:r>
-        <w:rPr>
-          <w:rFonts w:cs="Georgia"/>
-        </w:rPr>
-        <w:t>Easebuzz</w:t>
-      </w:r>
-      <w:proofErr w:type="spellEnd"/>
-      <w:r>
-        <w:rPr>
-          <w:rFonts w:cs="Georgia"/>
-        </w:rPr>
-        <w:t xml:space="preserve"> gateway (to be built)</w:t>
+        <w:t>B. Expected flow — with the Easebuzz gateway (to be built)</w:t>
       </w:r>
     </w:p>
     <w:tbl>
@@ -4010,8 +4905,8 @@
       <w:tblGrid>
         <w:gridCol w:w="394"/>
         <w:gridCol w:w="996"/>
-        <w:gridCol w:w="1729"/>
-        <w:gridCol w:w="6453"/>
+        <w:gridCol w:w="2012"/>
+        <w:gridCol w:w="6170"/>
       </w:tblGrid>
       <w:tr>
         <w:tc>
@@ -4062,7 +4957,7 @@
         </w:tc>
         <w:tc>
           <w:tcPr>
-            <w:tcW w:w="0" w:type="auto"/>
+            <w:tcW w:w="1051" w:type="pct"/>
             <w:shd w:val="clear" w:color="auto" w:fill="EFEFEF"/>
             <w:tcMar>
               <w:left w:w="80" w:type="dxa"/>
@@ -4085,7 +4980,7 @@
         </w:tc>
         <w:tc>
           <w:tcPr>
-            <w:tcW w:w="0" w:type="auto"/>
+            <w:tcW w:w="3223" w:type="pct"/>
             <w:shd w:val="clear" w:color="auto" w:fill="EFEFEF"/>
             <w:tcMar>
               <w:left w:w="80" w:type="dxa"/>
@@ -4152,21 +5047,21 @@
         </w:tc>
         <w:tc>
           <w:tcPr>
-            <w:tcW w:w="0" w:type="auto"/>
-            <w:tcMar>
-              <w:left w:w="80" w:type="dxa"/>
-              <w:right w:w="80" w:type="dxa"/>
-            </w:tcMar>
-          </w:tcPr>
-          <w:p>
-            <w:pPr>
-              <w:spacing w:before="20" w:after="20"/>
-            </w:pPr>
-          </w:p>
-        </w:tc>
-        <w:tc>
-          <w:tcPr>
-            <w:tcW w:w="0" w:type="auto"/>
+            <w:tcW w:w="1051" w:type="pct"/>
+            <w:tcMar>
+              <w:left w:w="80" w:type="dxa"/>
+              <w:right w:w="80" w:type="dxa"/>
+            </w:tcMar>
+          </w:tcPr>
+          <w:p>
+            <w:pPr>
+              <w:spacing w:before="20" w:after="20"/>
+            </w:pPr>
+          </w:p>
+        </w:tc>
+        <w:tc>
+          <w:tcPr>
+            <w:tcW w:w="3223" w:type="pct"/>
             <w:tcMar>
               <w:left w:w="80" w:type="dxa"/>
               <w:right w:w="80" w:type="dxa"/>
@@ -4231,7 +5126,7 @@
         </w:tc>
         <w:tc>
           <w:tcPr>
-            <w:tcW w:w="0" w:type="auto"/>
+            <w:tcW w:w="1051" w:type="pct"/>
             <w:tcMar>
               <w:left w:w="80" w:type="dxa"/>
               <w:right w:w="80" w:type="dxa"/>
@@ -4260,54 +5155,22 @@
         </w:tc>
         <w:tc>
           <w:tcPr>
-            <w:tcW w:w="0" w:type="auto"/>
-            <w:tcMar>
-              <w:left w:w="80" w:type="dxa"/>
-              <w:right w:w="80" w:type="dxa"/>
-            </w:tcMar>
-          </w:tcPr>
-          <w:p>
-            <w:pPr>
-              <w:spacing w:before="20" w:after="20"/>
-            </w:pPr>
-            <w:r>
-              <w:rPr>
-                <w:sz w:val="18"/>
-                <w:szCs w:val="18"/>
-              </w:rPr>
-              <w:t xml:space="preserve">Invoices pre-selected, amount pre-filled. The DZZLO API creates a pending voucher and an </w:t>
-            </w:r>
-            <w:proofErr w:type="spellStart"/>
-            <w:r>
-              <w:rPr>
-                <w:sz w:val="18"/>
-                <w:szCs w:val="18"/>
-              </w:rPr>
-              <w:t>Easebuzz</w:t>
-            </w:r>
-            <w:proofErr w:type="spellEnd"/>
-            <w:r>
-              <w:rPr>
-                <w:sz w:val="18"/>
-                <w:szCs w:val="18"/>
-              </w:rPr>
-              <w:t xml:space="preserve"> payment request keyed to the voucher id, and opens the </w:t>
-            </w:r>
-            <w:proofErr w:type="spellStart"/>
-            <w:r>
-              <w:rPr>
-                <w:sz w:val="18"/>
-                <w:szCs w:val="18"/>
-              </w:rPr>
-              <w:t>Easebuzz</w:t>
-            </w:r>
-            <w:proofErr w:type="spellEnd"/>
-            <w:r>
-              <w:rPr>
-                <w:sz w:val="18"/>
-                <w:szCs w:val="18"/>
-              </w:rPr>
-              <w:t xml:space="preserve"> checkout in the app (net banking, UPI, cards).</w:t>
+            <w:tcW w:w="3223" w:type="pct"/>
+            <w:tcMar>
+              <w:left w:w="80" w:type="dxa"/>
+              <w:right w:w="80" w:type="dxa"/>
+            </w:tcMar>
+          </w:tcPr>
+          <w:p>
+            <w:pPr>
+              <w:spacing w:before="20" w:after="20"/>
+            </w:pPr>
+            <w:r>
+              <w:rPr>
+                <w:sz w:val="18"/>
+                <w:szCs w:val="18"/>
+              </w:rPr>
+              <w:t>Invoices pre-selected, amount pre-filled. The DZZLO API creates a pending voucher and an Easebuzz payment request keyed to the voucher id, and opens the Easebuzz checkout in the app (net banking, UPI, cards).</w:t>
             </w:r>
           </w:p>
         </w:tc>
@@ -4357,37 +5220,28 @@
         </w:tc>
         <w:tc>
           <w:tcPr>
-            <w:tcW w:w="0" w:type="auto"/>
-            <w:tcMar>
-              <w:left w:w="80" w:type="dxa"/>
-              <w:right w:w="80" w:type="dxa"/>
-            </w:tcMar>
-          </w:tcPr>
-          <w:p>
-            <w:pPr>
-              <w:spacing w:before="20" w:after="20"/>
-            </w:pPr>
-            <w:proofErr w:type="spellStart"/>
-            <w:r>
-              <w:rPr>
-                <w:sz w:val="18"/>
-                <w:szCs w:val="18"/>
-              </w:rPr>
-              <w:t>Easebuzz</w:t>
-            </w:r>
-            <w:proofErr w:type="spellEnd"/>
-            <w:r>
-              <w:rPr>
-                <w:sz w:val="18"/>
-                <w:szCs w:val="18"/>
-              </w:rPr>
-              <w:t xml:space="preserve"> checkout</w:t>
-            </w:r>
-          </w:p>
-        </w:tc>
-        <w:tc>
-          <w:tcPr>
-            <w:tcW w:w="0" w:type="auto"/>
+            <w:tcW w:w="1051" w:type="pct"/>
+            <w:tcMar>
+              <w:left w:w="80" w:type="dxa"/>
+              <w:right w:w="80" w:type="dxa"/>
+            </w:tcMar>
+          </w:tcPr>
+          <w:p>
+            <w:pPr>
+              <w:spacing w:before="20" w:after="20"/>
+            </w:pPr>
+            <w:r>
+              <w:rPr>
+                <w:sz w:val="18"/>
+                <w:szCs w:val="18"/>
+              </w:rPr>
+              <w:t>Easebuzz checkout</w:t>
+            </w:r>
+          </w:p>
+        </w:tc>
+        <w:tc>
+          <w:tcPr>
+            <w:tcW w:w="3223" w:type="pct"/>
             <w:tcMar>
               <w:left w:w="80" w:type="dxa"/>
               <w:right w:w="80" w:type="dxa"/>
@@ -4441,7 +5295,6 @@
             <w:pPr>
               <w:spacing w:before="20" w:after="20"/>
             </w:pPr>
-            <w:proofErr w:type="spellStart"/>
             <w:r>
               <w:rPr>
                 <w:sz w:val="18"/>
@@ -4449,12 +5302,11 @@
               </w:rPr>
               <w:t>Easebuzz</w:t>
             </w:r>
-            <w:proofErr w:type="spellEnd"/>
-          </w:p>
-        </w:tc>
-        <w:tc>
-          <w:tcPr>
-            <w:tcW w:w="0" w:type="auto"/>
+          </w:p>
+        </w:tc>
+        <w:tc>
+          <w:tcPr>
+            <w:tcW w:w="1051" w:type="pct"/>
             <w:tcMar>
               <w:left w:w="80" w:type="dxa"/>
               <w:right w:w="80" w:type="dxa"/>
@@ -4475,7 +5327,7 @@
         </w:tc>
         <w:tc>
           <w:tcPr>
-            <w:tcW w:w="0" w:type="auto"/>
+            <w:tcW w:w="3223" w:type="pct"/>
             <w:tcMar>
               <w:left w:w="80" w:type="dxa"/>
               <w:right w:w="80" w:type="dxa"/>
@@ -4540,7 +5392,7 @@
         </w:tc>
         <w:tc>
           <w:tcPr>
-            <w:tcW w:w="0" w:type="auto"/>
+            <w:tcW w:w="1051" w:type="pct"/>
             <w:tcMar>
               <w:left w:w="80" w:type="dxa"/>
               <w:right w:w="80" w:type="dxa"/>
@@ -4561,7 +5413,7 @@
         </w:tc>
         <w:tc>
           <w:tcPr>
-            <w:tcW w:w="0" w:type="auto"/>
+            <w:tcW w:w="3223" w:type="pct"/>
             <w:tcMar>
               <w:left w:w="80" w:type="dxa"/>
               <w:right w:w="80" w:type="dxa"/>
@@ -4615,7 +5467,6 @@
             <w:pPr>
               <w:spacing w:before="20" w:after="20"/>
             </w:pPr>
-            <w:proofErr w:type="spellStart"/>
             <w:r>
               <w:rPr>
                 <w:sz w:val="18"/>
@@ -4623,12 +5474,11 @@
               </w:rPr>
               <w:t>Easebuzz</w:t>
             </w:r>
-            <w:proofErr w:type="spellEnd"/>
-          </w:p>
-        </w:tc>
-        <w:tc>
-          <w:tcPr>
-            <w:tcW w:w="0" w:type="auto"/>
+          </w:p>
+        </w:tc>
+        <w:tc>
+          <w:tcPr>
+            <w:tcW w:w="1051" w:type="pct"/>
             <w:tcMar>
               <w:left w:w="80" w:type="dxa"/>
               <w:right w:w="80" w:type="dxa"/>
@@ -4649,22 +5499,22 @@
         </w:tc>
         <w:tc>
           <w:tcPr>
-            <w:tcW w:w="0" w:type="auto"/>
-            <w:tcMar>
-              <w:left w:w="80" w:type="dxa"/>
-              <w:right w:w="80" w:type="dxa"/>
-            </w:tcMar>
-          </w:tcPr>
-          <w:p>
-            <w:pPr>
-              <w:spacing w:before="20" w:after="20"/>
-            </w:pPr>
-            <w:r>
-              <w:rPr>
-                <w:sz w:val="18"/>
-                <w:szCs w:val="18"/>
-              </w:rPr>
-              <w:t>Settles to the dealer's own bank account on T+1 as a sub-merchant settlement. VSYST receives no part of the money.</w:t>
+            <w:tcW w:w="3223" w:type="pct"/>
+            <w:tcMar>
+              <w:left w:w="80" w:type="dxa"/>
+              <w:right w:w="80" w:type="dxa"/>
+            </w:tcMar>
+          </w:tcPr>
+          <w:p>
+            <w:pPr>
+              <w:spacing w:before="20" w:after="20"/>
+            </w:pPr>
+            <w:r>
+              <w:rPr>
+                <w:sz w:val="18"/>
+                <w:szCs w:val="18"/>
+              </w:rPr>
+              <w:t>Settles to the dealer's own bank account on T+1 as a sub-merchant settlement.</w:t>
             </w:r>
           </w:p>
         </w:tc>
@@ -4723,15 +5573,7 @@
         <w:t>Refund:</w:t>
       </w:r>
       <w:r>
-        <w:t xml:space="preserve"> raised only by the dealer in DZZLO against the original voucher, executed through the </w:t>
-      </w:r>
-      <w:proofErr w:type="spellStart"/>
-      <w:r>
-        <w:t>Easebuzz</w:t>
-      </w:r>
-      <w:proofErr w:type="spellEnd"/>
-      <w:r>
-        <w:t xml:space="preserve"> refund API to the original instrument, and recorded as a reversing entry in the ledger. See the Cancellation and Refund Policy.</w:t>
+        <w:t xml:space="preserve"> raised only by the dealer in DZZLO against the original voucher, executed through the Easebuzz refund API to the original instrument, and recorded as a reversing entry in the ledger. See the Cancellation and Refund Policy.</w:t>
       </w:r>
     </w:p>
     <w:p>
@@ -4748,15 +5590,7 @@
         <w:t>Reconciliation:</w:t>
       </w:r>
       <w:r>
-        <w:t xml:space="preserve"> </w:t>
-      </w:r>
-      <w:proofErr w:type="spellStart"/>
-      <w:r>
-        <w:t>Easebuzz's</w:t>
-      </w:r>
-      <w:proofErr w:type="spellEnd"/>
-      <w:r>
-        <w:t xml:space="preserve"> settlement report is matched daily against vouchers by gateway transaction id.</w:t>
+        <w:t xml:space="preserve"> Easebuzz's settlement report is matched daily against vouchers by gateway transaction id.</w:t>
       </w:r>
     </w:p>
     <w:p>
@@ -4772,23 +5606,7 @@
     </w:p>
     <w:p>
       <w:r>
-        <w:t xml:space="preserve">Voucher, invoice and ledger records; the gateway transaction id and its status; the </w:t>
-      </w:r>
-      <w:proofErr w:type="spellStart"/>
-      <w:r>
-        <w:t>payer's</w:t>
-      </w:r>
-      <w:proofErr w:type="spellEnd"/>
-      <w:r>
-        <w:t xml:space="preserve"> name, phone and email as already registered on the platform. VSYST stores no card numbers, bank credentials or UPI PINs — those stay within </w:t>
-      </w:r>
-      <w:proofErr w:type="spellStart"/>
-      <w:r>
-        <w:t>Easebuzz's</w:t>
-      </w:r>
-      <w:proofErr w:type="spellEnd"/>
-      <w:r>
-        <w:t xml:space="preserve"> RBI-authorised scope.</w:t>
+        <w:t>Voucher, invoice and ledger records; the gateway transaction id and its status; the payer's name, phone and email as already registered on the platform. VSYST stores no card numbers, bank credentials or UPI PINs — those stay within Easebuzz's RBI-authorised scope.</w:t>
       </w:r>
     </w:p>
     <w:p>
@@ -4801,28 +5619,18 @@
           <w:rFonts w:cs="Georgia"/>
         </w:rPr>
         <w:lastRenderedPageBreak/>
-        <w:t>Mandatory Policies — Highlight</w:t>
-      </w:r>
-    </w:p>
-    <w:p>
-      <w:r>
-        <w:t xml:space="preserve">The policies and pages </w:t>
-      </w:r>
-      <w:proofErr w:type="spellStart"/>
-      <w:r>
-        <w:t>Easebuzz</w:t>
-      </w:r>
-      <w:proofErr w:type="spellEnd"/>
-      <w:r>
-        <w:t xml:space="preserve"> requires for merchant onboarding, in the order </w:t>
-      </w:r>
-      <w:proofErr w:type="spellStart"/>
-      <w:r>
-        <w:t>Easebuzz</w:t>
-      </w:r>
-      <w:proofErr w:type="spellEnd"/>
-      <w:r>
-        <w:t xml:space="preserve"> listed them, with where each is published and its status.</w:t>
+        <w:t>Mandatory Policies</w:t>
+      </w:r>
+      <w:r>
+        <w:rPr>
+          <w:rFonts w:cs="Georgia"/>
+        </w:rPr>
+        <w:t xml:space="preserve"> Requested</w:t>
+      </w:r>
+    </w:p>
+    <w:p>
+      <w:r>
+        <w:t>The policies and pages Easebuzz requires for merchant onboarding, in the order Easebuzz listed them, with where each is published and its status.</w:t>
       </w:r>
     </w:p>
     <w:p>
@@ -4859,11 +5667,9 @@
       </w:tblPr>
       <w:tblGrid>
         <w:gridCol w:w="290"/>
-        <w:gridCol w:w="1575"/>
-        <w:gridCol w:w="2042"/>
-        <w:gridCol w:w="2646"/>
-        <w:gridCol w:w="1662"/>
-        <w:gridCol w:w="1357"/>
+        <w:gridCol w:w="3252"/>
+        <w:gridCol w:w="3545"/>
+        <w:gridCol w:w="2485"/>
       </w:tblGrid>
       <w:tr>
         <w:tc>
@@ -4891,7 +5697,7 @@
         </w:tc>
         <w:tc>
           <w:tcPr>
-            <w:tcW w:w="0" w:type="auto"/>
+            <w:tcW w:w="1699" w:type="pct"/>
             <w:shd w:val="clear" w:color="auto" w:fill="EFEFEF"/>
             <w:tcMar>
               <w:left w:w="80" w:type="dxa"/>
@@ -4908,117 +5714,53 @@
                 <w:sz w:val="18"/>
                 <w:szCs w:val="18"/>
               </w:rPr>
-              <w:t>Policy / page (</w:t>
-            </w:r>
-            <w:proofErr w:type="spellStart"/>
+              <w:t>Policy / page (Easebuzz's wording)</w:t>
+            </w:r>
+          </w:p>
+        </w:tc>
+        <w:tc>
+          <w:tcPr>
+            <w:tcW w:w="1852" w:type="pct"/>
+            <w:shd w:val="clear" w:color="auto" w:fill="EFEFEF"/>
+            <w:tcMar>
+              <w:left w:w="80" w:type="dxa"/>
+              <w:right w:w="80" w:type="dxa"/>
+            </w:tcMar>
+          </w:tcPr>
+          <w:p>
+            <w:pPr>
+              <w:spacing w:before="20" w:after="20"/>
+            </w:pPr>
             <w:r>
               <w:rPr>
                 <w:b/>
                 <w:sz w:val="18"/>
                 <w:szCs w:val="18"/>
               </w:rPr>
-              <w:t>Easebuzz's</w:t>
-            </w:r>
-            <w:proofErr w:type="spellEnd"/>
+              <w:t>Document</w:t>
+            </w:r>
+          </w:p>
+        </w:tc>
+        <w:tc>
+          <w:tcPr>
+            <w:tcW w:w="1298" w:type="pct"/>
+            <w:shd w:val="clear" w:color="auto" w:fill="EFEFEF"/>
+            <w:tcMar>
+              <w:left w:w="80" w:type="dxa"/>
+              <w:right w:w="80" w:type="dxa"/>
+            </w:tcMar>
+          </w:tcPr>
+          <w:p>
+            <w:pPr>
+              <w:spacing w:before="20" w:after="20"/>
+            </w:pPr>
             <w:r>
               <w:rPr>
                 <w:b/>
                 <w:sz w:val="18"/>
                 <w:szCs w:val="18"/>
               </w:rPr>
-              <w:t xml:space="preserve"> wording)</w:t>
-            </w:r>
-          </w:p>
-        </w:tc>
-        <w:tc>
-          <w:tcPr>
-            <w:tcW w:w="0" w:type="auto"/>
-            <w:shd w:val="clear" w:color="auto" w:fill="EFEFEF"/>
-            <w:tcMar>
-              <w:left w:w="80" w:type="dxa"/>
-              <w:right w:w="80" w:type="dxa"/>
-            </w:tcMar>
-          </w:tcPr>
-          <w:p>
-            <w:pPr>
-              <w:spacing w:before="20" w:after="20"/>
-            </w:pPr>
-            <w:r>
-              <w:rPr>
-                <w:b/>
-                <w:sz w:val="18"/>
-                <w:szCs w:val="18"/>
-              </w:rPr>
-              <w:t>Document</w:t>
-            </w:r>
-          </w:p>
-        </w:tc>
-        <w:tc>
-          <w:tcPr>
-            <w:tcW w:w="0" w:type="auto"/>
-            <w:shd w:val="clear" w:color="auto" w:fill="EFEFEF"/>
-            <w:tcMar>
-              <w:left w:w="80" w:type="dxa"/>
-              <w:right w:w="80" w:type="dxa"/>
-            </w:tcMar>
-          </w:tcPr>
-          <w:p>
-            <w:pPr>
-              <w:spacing w:before="20" w:after="20"/>
-            </w:pPr>
-            <w:r>
-              <w:rPr>
-                <w:b/>
-                <w:sz w:val="18"/>
-                <w:szCs w:val="18"/>
-              </w:rPr>
               <w:t>Published on the website</w:t>
-            </w:r>
-          </w:p>
-        </w:tc>
-        <w:tc>
-          <w:tcPr>
-            <w:tcW w:w="0" w:type="auto"/>
-            <w:shd w:val="clear" w:color="auto" w:fill="EFEFEF"/>
-            <w:tcMar>
-              <w:left w:w="80" w:type="dxa"/>
-              <w:right w:w="80" w:type="dxa"/>
-            </w:tcMar>
-          </w:tcPr>
-          <w:p>
-            <w:pPr>
-              <w:spacing w:before="20" w:after="20"/>
-            </w:pPr>
-            <w:r>
-              <w:rPr>
-                <w:b/>
-                <w:sz w:val="18"/>
-                <w:szCs w:val="18"/>
-              </w:rPr>
-              <w:t>Shown in the app</w:t>
-            </w:r>
-          </w:p>
-        </w:tc>
-        <w:tc>
-          <w:tcPr>
-            <w:tcW w:w="0" w:type="auto"/>
-            <w:shd w:val="clear" w:color="auto" w:fill="EFEFEF"/>
-            <w:tcMar>
-              <w:left w:w="80" w:type="dxa"/>
-              <w:right w:w="80" w:type="dxa"/>
-            </w:tcMar>
-          </w:tcPr>
-          <w:p>
-            <w:pPr>
-              <w:spacing w:before="20" w:after="20"/>
-            </w:pPr>
-            <w:r>
-              <w:rPr>
-                <w:b/>
-                <w:sz w:val="18"/>
-                <w:szCs w:val="18"/>
-              </w:rPr>
-              <w:t>Status</w:t>
             </w:r>
           </w:p>
         </w:tc>
@@ -5047,7 +5789,7 @@
         </w:tc>
         <w:tc>
           <w:tcPr>
-            <w:tcW w:w="0" w:type="auto"/>
+            <w:tcW w:w="1699" w:type="pct"/>
             <w:tcMar>
               <w:left w:w="80" w:type="dxa"/>
               <w:right w:w="80" w:type="dxa"/>
@@ -5068,7 +5810,7 @@
         </w:tc>
         <w:tc>
           <w:tcPr>
-            <w:tcW w:w="0" w:type="auto"/>
+            <w:tcW w:w="1852" w:type="pct"/>
             <w:tcMar>
               <w:left w:w="80" w:type="dxa"/>
               <w:right w:w="80" w:type="dxa"/>
@@ -5084,13 +5826,13 @@
                 <w:sz w:val="18"/>
                 <w:szCs w:val="18"/>
               </w:rPr>
-              <w:t>06-cancellation-refund-policy.md</w:t>
-            </w:r>
-          </w:p>
-        </w:tc>
-        <w:tc>
-          <w:tcPr>
-            <w:tcW w:w="0" w:type="auto"/>
+              <w:t>Page 11</w:t>
+            </w:r>
+          </w:p>
+        </w:tc>
+        <w:tc>
+          <w:tcPr>
+            <w:tcW w:w="1298" w:type="pct"/>
             <w:tcMar>
               <w:left w:w="80" w:type="dxa"/>
               <w:right w:w="80" w:type="dxa"/>
@@ -5106,48 +5848,6 @@
                 <w:szCs w:val="18"/>
               </w:rPr>
               <w:t>https://vsyst.in/refund-policy</w:t>
-            </w:r>
-          </w:p>
-        </w:tc>
-        <w:tc>
-          <w:tcPr>
-            <w:tcW w:w="0" w:type="auto"/>
-            <w:tcMar>
-              <w:left w:w="80" w:type="dxa"/>
-              <w:right w:w="80" w:type="dxa"/>
-            </w:tcMar>
-          </w:tcPr>
-          <w:p>
-            <w:pPr>
-              <w:spacing w:before="20" w:after="20"/>
-            </w:pPr>
-            <w:r>
-              <w:rPr>
-                <w:sz w:val="18"/>
-                <w:szCs w:val="18"/>
-              </w:rPr>
-              <w:t>Settings → Policies (to be added)</w:t>
-            </w:r>
-          </w:p>
-        </w:tc>
-        <w:tc>
-          <w:tcPr>
-            <w:tcW w:w="0" w:type="auto"/>
-            <w:tcMar>
-              <w:left w:w="80" w:type="dxa"/>
-              <w:right w:w="80" w:type="dxa"/>
-            </w:tcMar>
-          </w:tcPr>
-          <w:p>
-            <w:pPr>
-              <w:spacing w:before="20" w:after="20"/>
-            </w:pPr>
-            <w:r>
-              <w:rPr>
-                <w:sz w:val="18"/>
-                <w:szCs w:val="18"/>
-              </w:rPr>
-              <w:t>Drafted — pending publication</w:t>
             </w:r>
           </w:p>
         </w:tc>
@@ -5176,7 +5876,7 @@
         </w:tc>
         <w:tc>
           <w:tcPr>
-            <w:tcW w:w="0" w:type="auto"/>
+            <w:tcW w:w="1699" w:type="pct"/>
             <w:tcMar>
               <w:left w:w="80" w:type="dxa"/>
               <w:right w:w="80" w:type="dxa"/>
@@ -5197,7 +5897,7 @@
         </w:tc>
         <w:tc>
           <w:tcPr>
-            <w:tcW w:w="0" w:type="auto"/>
+            <w:tcW w:w="1852" w:type="pct"/>
             <w:tcMar>
               <w:left w:w="80" w:type="dxa"/>
               <w:right w:w="80" w:type="dxa"/>
@@ -5213,13 +5913,13 @@
                 <w:sz w:val="18"/>
                 <w:szCs w:val="18"/>
               </w:rPr>
-              <w:t>07-terms-and-conditions.md</w:t>
-            </w:r>
-          </w:p>
-        </w:tc>
-        <w:tc>
-          <w:tcPr>
-            <w:tcW w:w="0" w:type="auto"/>
+              <w:t>Page 13</w:t>
+            </w:r>
+          </w:p>
+        </w:tc>
+        <w:tc>
+          <w:tcPr>
+            <w:tcW w:w="1298" w:type="pct"/>
             <w:tcMar>
               <w:left w:w="80" w:type="dxa"/>
               <w:right w:w="80" w:type="dxa"/>
@@ -5235,48 +5935,6 @@
                 <w:szCs w:val="18"/>
               </w:rPr>
               <w:t>https://vsyst.in/terms</w:t>
-            </w:r>
-          </w:p>
-        </w:tc>
-        <w:tc>
-          <w:tcPr>
-            <w:tcW w:w="0" w:type="auto"/>
-            <w:tcMar>
-              <w:left w:w="80" w:type="dxa"/>
-              <w:right w:w="80" w:type="dxa"/>
-            </w:tcMar>
-          </w:tcPr>
-          <w:p>
-            <w:pPr>
-              <w:spacing w:before="20" w:after="20"/>
-            </w:pPr>
-            <w:r>
-              <w:rPr>
-                <w:sz w:val="18"/>
-                <w:szCs w:val="18"/>
-              </w:rPr>
-              <w:t>Settings → Policies; accepted at sign-up (to be added)</w:t>
-            </w:r>
-          </w:p>
-        </w:tc>
-        <w:tc>
-          <w:tcPr>
-            <w:tcW w:w="0" w:type="auto"/>
-            <w:tcMar>
-              <w:left w:w="80" w:type="dxa"/>
-              <w:right w:w="80" w:type="dxa"/>
-            </w:tcMar>
-          </w:tcPr>
-          <w:p>
-            <w:pPr>
-              <w:spacing w:before="20" w:after="20"/>
-            </w:pPr>
-            <w:r>
-              <w:rPr>
-                <w:sz w:val="18"/>
-                <w:szCs w:val="18"/>
-              </w:rPr>
-              <w:t>Drafted — pending publication</w:t>
             </w:r>
           </w:p>
         </w:tc>
@@ -5305,7 +5963,7 @@
         </w:tc>
         <w:tc>
           <w:tcPr>
-            <w:tcW w:w="0" w:type="auto"/>
+            <w:tcW w:w="1699" w:type="pct"/>
             <w:tcMar>
               <w:left w:w="80" w:type="dxa"/>
               <w:right w:w="80" w:type="dxa"/>
@@ -5326,7 +5984,7 @@
         </w:tc>
         <w:tc>
           <w:tcPr>
-            <w:tcW w:w="0" w:type="auto"/>
+            <w:tcW w:w="1852" w:type="pct"/>
             <w:tcMar>
               <w:left w:w="80" w:type="dxa"/>
               <w:right w:w="80" w:type="dxa"/>
@@ -5342,20 +6000,20 @@
                 <w:sz w:val="18"/>
                 <w:szCs w:val="18"/>
               </w:rPr>
-              <w:t>01-about-us.md</w:t>
-            </w:r>
-            <w:r>
-              <w:rPr>
-                <w:sz w:val="18"/>
-                <w:szCs w:val="18"/>
-              </w:rPr>
-              <w:t xml:space="preserve"> (Contact Us)</w:t>
-            </w:r>
-          </w:p>
-        </w:tc>
-        <w:tc>
-          <w:tcPr>
-            <w:tcW w:w="0" w:type="auto"/>
+              <w:t xml:space="preserve">Page 3 </w:t>
+            </w:r>
+            <w:r>
+              <w:rPr>
+                <w:sz w:val="18"/>
+                <w:szCs w:val="18"/>
+              </w:rPr>
+              <w:t>(Contact Us)</w:t>
+            </w:r>
+          </w:p>
+        </w:tc>
+        <w:tc>
+          <w:tcPr>
+            <w:tcW w:w="1298" w:type="pct"/>
             <w:tcMar>
               <w:left w:w="80" w:type="dxa"/>
               <w:right w:w="80" w:type="dxa"/>
@@ -5371,48 +6029,6 @@
                 <w:szCs w:val="18"/>
               </w:rPr>
               <w:t>https://vsyst.in/contact</w:t>
-            </w:r>
-          </w:p>
-        </w:tc>
-        <w:tc>
-          <w:tcPr>
-            <w:tcW w:w="0" w:type="auto"/>
-            <w:tcMar>
-              <w:left w:w="80" w:type="dxa"/>
-              <w:right w:w="80" w:type="dxa"/>
-            </w:tcMar>
-          </w:tcPr>
-          <w:p>
-            <w:pPr>
-              <w:spacing w:before="20" w:after="20"/>
-            </w:pPr>
-            <w:r>
-              <w:rPr>
-                <w:sz w:val="18"/>
-                <w:szCs w:val="18"/>
-              </w:rPr>
-              <w:t>Help → Contact Us (exists)</w:t>
-            </w:r>
-          </w:p>
-        </w:tc>
-        <w:tc>
-          <w:tcPr>
-            <w:tcW w:w="0" w:type="auto"/>
-            <w:tcMar>
-              <w:left w:w="80" w:type="dxa"/>
-              <w:right w:w="80" w:type="dxa"/>
-            </w:tcMar>
-          </w:tcPr>
-          <w:p>
-            <w:pPr>
-              <w:spacing w:before="20" w:after="20"/>
-            </w:pPr>
-            <w:r>
-              <w:rPr>
-                <w:sz w:val="18"/>
-                <w:szCs w:val="18"/>
-              </w:rPr>
-              <w:t>Drafted — pending publication</w:t>
             </w:r>
           </w:p>
         </w:tc>
@@ -5441,7 +6057,7 @@
         </w:tc>
         <w:tc>
           <w:tcPr>
-            <w:tcW w:w="0" w:type="auto"/>
+            <w:tcW w:w="1699" w:type="pct"/>
             <w:tcMar>
               <w:left w:w="80" w:type="dxa"/>
               <w:right w:w="80" w:type="dxa"/>
@@ -5462,7 +6078,7 @@
         </w:tc>
         <w:tc>
           <w:tcPr>
-            <w:tcW w:w="0" w:type="auto"/>
+            <w:tcW w:w="1852" w:type="pct"/>
             <w:tcMar>
               <w:left w:w="80" w:type="dxa"/>
               <w:right w:w="80" w:type="dxa"/>
@@ -5478,20 +6094,34 @@
                 <w:sz w:val="18"/>
                 <w:szCs w:val="18"/>
               </w:rPr>
-              <w:t>01-about-us.md</w:t>
-            </w:r>
-            <w:r>
-              <w:rPr>
-                <w:sz w:val="18"/>
-                <w:szCs w:val="18"/>
-              </w:rPr>
-              <w:t xml:space="preserve"> (About Us)</w:t>
-            </w:r>
-          </w:p>
-        </w:tc>
-        <w:tc>
-          <w:tcPr>
-            <w:tcW w:w="0" w:type="auto"/>
+              <w:t>Page 2</w:t>
+            </w:r>
+            <w:r>
+              <w:rPr>
+                <w:sz w:val="18"/>
+                <w:szCs w:val="18"/>
+              </w:rPr>
+              <w:t xml:space="preserve"> </w:t>
+            </w:r>
+            <w:r>
+              <w:rPr>
+                <w:sz w:val="18"/>
+                <w:szCs w:val="18"/>
+              </w:rPr>
+              <w:t xml:space="preserve"> </w:t>
+            </w:r>
+            <w:r>
+              <w:rPr>
+                <w:sz w:val="18"/>
+                <w:szCs w:val="18"/>
+              </w:rPr>
+              <w:t>(About Us)</w:t>
+            </w:r>
+          </w:p>
+        </w:tc>
+        <w:tc>
+          <w:tcPr>
+            <w:tcW w:w="1298" w:type="pct"/>
             <w:tcMar>
               <w:left w:w="80" w:type="dxa"/>
               <w:right w:w="80" w:type="dxa"/>
@@ -5507,48 +6137,6 @@
                 <w:szCs w:val="18"/>
               </w:rPr>
               <w:t>https://vsyst.in/about</w:t>
-            </w:r>
-          </w:p>
-        </w:tc>
-        <w:tc>
-          <w:tcPr>
-            <w:tcW w:w="0" w:type="auto"/>
-            <w:tcMar>
-              <w:left w:w="80" w:type="dxa"/>
-              <w:right w:w="80" w:type="dxa"/>
-            </w:tcMar>
-          </w:tcPr>
-          <w:p>
-            <w:pPr>
-              <w:spacing w:before="20" w:after="20"/>
-            </w:pPr>
-            <w:r>
-              <w:rPr>
-                <w:sz w:val="18"/>
-                <w:szCs w:val="18"/>
-              </w:rPr>
-              <w:t>Help → About (to be added)</w:t>
-            </w:r>
-          </w:p>
-        </w:tc>
-        <w:tc>
-          <w:tcPr>
-            <w:tcW w:w="0" w:type="auto"/>
-            <w:tcMar>
-              <w:left w:w="80" w:type="dxa"/>
-              <w:right w:w="80" w:type="dxa"/>
-            </w:tcMar>
-          </w:tcPr>
-          <w:p>
-            <w:pPr>
-              <w:spacing w:before="20" w:after="20"/>
-            </w:pPr>
-            <w:r>
-              <w:rPr>
-                <w:sz w:val="18"/>
-                <w:szCs w:val="18"/>
-              </w:rPr>
-              <w:t>Drafted — pending publication</w:t>
             </w:r>
           </w:p>
         </w:tc>
@@ -5577,7 +6165,7 @@
         </w:tc>
         <w:tc>
           <w:tcPr>
-            <w:tcW w:w="0" w:type="auto"/>
+            <w:tcW w:w="1699" w:type="pct"/>
             <w:tcMar>
               <w:left w:w="80" w:type="dxa"/>
               <w:right w:w="80" w:type="dxa"/>
@@ -5598,7 +6186,7 @@
         </w:tc>
         <w:tc>
           <w:tcPr>
-            <w:tcW w:w="0" w:type="auto"/>
+            <w:tcW w:w="1852" w:type="pct"/>
             <w:tcMar>
               <w:left w:w="80" w:type="dxa"/>
               <w:right w:w="80" w:type="dxa"/>
@@ -5614,13 +6202,13 @@
                 <w:sz w:val="18"/>
                 <w:szCs w:val="18"/>
               </w:rPr>
-              <w:t>08-governing-law-dispute-resolution.md</w:t>
-            </w:r>
-          </w:p>
-        </w:tc>
-        <w:tc>
-          <w:tcPr>
-            <w:tcW w:w="0" w:type="auto"/>
+              <w:t>Page 16</w:t>
+            </w:r>
+          </w:p>
+        </w:tc>
+        <w:tc>
+          <w:tcPr>
+            <w:tcW w:w="1298" w:type="pct"/>
             <w:tcMar>
               <w:left w:w="80" w:type="dxa"/>
               <w:right w:w="80" w:type="dxa"/>
@@ -5636,176 +6224,6 @@
                 <w:szCs w:val="18"/>
               </w:rPr>
               <w:t>Clause inside A and B; also https://vsyst.in/governing-law</w:t>
-            </w:r>
-          </w:p>
-        </w:tc>
-        <w:tc>
-          <w:tcPr>
-            <w:tcW w:w="0" w:type="auto"/>
-            <w:tcMar>
-              <w:left w:w="80" w:type="dxa"/>
-              <w:right w:w="80" w:type="dxa"/>
-            </w:tcMar>
-          </w:tcPr>
-          <w:p>
-            <w:pPr>
-              <w:spacing w:before="20" w:after="20"/>
-            </w:pPr>
-            <w:r>
-              <w:rPr>
-                <w:sz w:val="18"/>
-                <w:szCs w:val="18"/>
-              </w:rPr>
-              <w:t>Inside A and B</w:t>
-            </w:r>
-          </w:p>
-        </w:tc>
-        <w:tc>
-          <w:tcPr>
-            <w:tcW w:w="0" w:type="auto"/>
-            <w:tcMar>
-              <w:left w:w="80" w:type="dxa"/>
-              <w:right w:w="80" w:type="dxa"/>
-            </w:tcMar>
-          </w:tcPr>
-          <w:p>
-            <w:pPr>
-              <w:spacing w:before="20" w:after="20"/>
-            </w:pPr>
-            <w:r>
-              <w:rPr>
-                <w:sz w:val="18"/>
-                <w:szCs w:val="18"/>
-              </w:rPr>
-              <w:t>Drafted — pending publication</w:t>
-            </w:r>
-          </w:p>
-        </w:tc>
-      </w:tr>
-      <w:tr>
-        <w:tc>
-          <w:tcPr>
-            <w:tcW w:w="0" w:type="auto"/>
-            <w:tcMar>
-              <w:left w:w="80" w:type="dxa"/>
-              <w:right w:w="80" w:type="dxa"/>
-            </w:tcMar>
-          </w:tcPr>
-          <w:p>
-            <w:pPr>
-              <w:spacing w:before="20" w:after="20"/>
-            </w:pPr>
-            <w:r>
-              <w:rPr>
-                <w:sz w:val="18"/>
-                <w:szCs w:val="18"/>
-              </w:rPr>
-              <w:t>F</w:t>
-            </w:r>
-          </w:p>
-        </w:tc>
-        <w:tc>
-          <w:tcPr>
-            <w:tcW w:w="0" w:type="auto"/>
-            <w:tcMar>
-              <w:left w:w="80" w:type="dxa"/>
-              <w:right w:w="80" w:type="dxa"/>
-            </w:tcMar>
-          </w:tcPr>
-          <w:p>
-            <w:pPr>
-              <w:spacing w:before="20" w:after="20"/>
-            </w:pPr>
-            <w:r>
-              <w:rPr>
-                <w:sz w:val="18"/>
-                <w:szCs w:val="18"/>
-              </w:rPr>
-              <w:t>Business name and address as per GST</w:t>
-            </w:r>
-          </w:p>
-        </w:tc>
-        <w:tc>
-          <w:tcPr>
-            <w:tcW w:w="0" w:type="auto"/>
-            <w:tcMar>
-              <w:left w:w="80" w:type="dxa"/>
-              <w:right w:w="80" w:type="dxa"/>
-            </w:tcMar>
-          </w:tcPr>
-          <w:p>
-            <w:pPr>
-              <w:spacing w:before="20" w:after="20"/>
-            </w:pPr>
-            <w:r>
-              <w:rPr>
-                <w:sz w:val="18"/>
-                <w:szCs w:val="18"/>
-              </w:rPr>
-              <w:t>Footer line on every page above</w:t>
-            </w:r>
-          </w:p>
-        </w:tc>
-        <w:tc>
-          <w:tcPr>
-            <w:tcW w:w="0" w:type="auto"/>
-            <w:tcMar>
-              <w:left w:w="80" w:type="dxa"/>
-              <w:right w:w="80" w:type="dxa"/>
-            </w:tcMar>
-          </w:tcPr>
-          <w:p>
-            <w:pPr>
-              <w:spacing w:before="20" w:after="20"/>
-            </w:pPr>
-            <w:r>
-              <w:rPr>
-                <w:sz w:val="18"/>
-                <w:szCs w:val="18"/>
-              </w:rPr>
-              <w:t>Every page</w:t>
-            </w:r>
-          </w:p>
-        </w:tc>
-        <w:tc>
-          <w:tcPr>
-            <w:tcW w:w="0" w:type="auto"/>
-            <w:tcMar>
-              <w:left w:w="80" w:type="dxa"/>
-              <w:right w:w="80" w:type="dxa"/>
-            </w:tcMar>
-          </w:tcPr>
-          <w:p>
-            <w:pPr>
-              <w:spacing w:before="20" w:after="20"/>
-            </w:pPr>
-            <w:r>
-              <w:rPr>
-                <w:sz w:val="18"/>
-                <w:szCs w:val="18"/>
-              </w:rPr>
-              <w:t>Help → Contact Us (address to match the GST certificate)</w:t>
-            </w:r>
-          </w:p>
-        </w:tc>
-        <w:tc>
-          <w:tcPr>
-            <w:tcW w:w="0" w:type="auto"/>
-            <w:tcMar>
-              <w:left w:w="80" w:type="dxa"/>
-              <w:right w:w="80" w:type="dxa"/>
-            </w:tcMar>
-          </w:tcPr>
-          <w:p>
-            <w:pPr>
-              <w:spacing w:before="20" w:after="20"/>
-            </w:pPr>
-            <w:r>
-              <w:rPr>
-                <w:sz w:val="18"/>
-                <w:szCs w:val="18"/>
-              </w:rPr>
-              <w:t>Pending publication (address final)</w:t>
             </w:r>
           </w:p>
         </w:tc>
@@ -5818,43 +6236,16 @@
     </w:p>
     <w:p>
       <w:r>
-        <w:t xml:space="preserve">Footer carried on every page: </w:t>
+        <w:t xml:space="preserve">Business name and details: </w:t>
       </w:r>
       <w:r>
         <w:rPr>
           <w:i/>
         </w:rPr>
-        <w:t xml:space="preserve">VSYST Technologies Private Limited · A-2/11, Udaya Society, </w:t>
-      </w:r>
-      <w:proofErr w:type="spellStart"/>
-      <w:r>
-        <w:rPr>
-          <w:i/>
-        </w:rPr>
-        <w:t>Tatibandh</w:t>
-      </w:r>
-      <w:proofErr w:type="spellEnd"/>
-      <w:r>
-        <w:rPr>
-          <w:i/>
-        </w:rPr>
-        <w:t>, Raipur, Chhattisgarh 492099 · GSTIN 22AAICV3528R1ZT · CIN U7200CT2021PTC012283</w:t>
+        <w:t>VSYST Technologies Private Limited · A-2/11, Udaya Society, Tatibandh, Raipur, Chhattisgarh 492099 · GSTIN 22AAICV3528R1ZT · CIN U7200CT2021PTC012283</w:t>
       </w:r>
       <w:r>
         <w:t>.</w:t>
-      </w:r>
-    </w:p>
-    <w:p>
-      <w:r>
-        <w:t xml:space="preserve">Already live, not on </w:t>
-      </w:r>
-      <w:proofErr w:type="spellStart"/>
-      <w:r>
-        <w:t>Easebuzz's</w:t>
-      </w:r>
-      <w:proofErr w:type="spellEnd"/>
-      <w:r>
-        <w:t xml:space="preserve"> list: the Privacy Policy at https://dzzlo-oms.web.app, linked from both store listings.</w:t>
       </w:r>
     </w:p>
     <w:p>
@@ -5878,7 +6269,7 @@
         <w:t>VSYST Technologies Private Limited</w:t>
       </w:r>
       <w:r>
-        <w:t xml:space="preserve"> ("VSYST", "we") · DZZLO OMS app and website · Last updated: 11/02/2021</w:t>
+        <w:t xml:space="preserve"> ("VSYST", "we") · DZZLO OMS app and website</w:t>
       </w:r>
     </w:p>
     <w:p>
@@ -6138,35 +6529,6 @@
     </w:p>
     <w:p>
       <w:pPr>
-        <w:pBdr>
-          <w:bottom w:val="single" w:sz="6" w:space="1" w:color="999999"/>
-        </w:pBdr>
-      </w:pPr>
-    </w:p>
-    <w:p>
-      <w:r>
-        <w:rPr>
-          <w:i/>
-        </w:rPr>
-        <w:t xml:space="preserve">VSYST Technologies Private Limited · A-2/11, Udaya Society, </w:t>
-      </w:r>
-      <w:proofErr w:type="spellStart"/>
-      <w:r>
-        <w:rPr>
-          <w:i/>
-        </w:rPr>
-        <w:t>Tatibandh</w:t>
-      </w:r>
-      <w:proofErr w:type="spellEnd"/>
-      <w:r>
-        <w:rPr>
-          <w:i/>
-        </w:rPr>
-        <w:t>, Raipur, Chhattisgarh 492099 · GSTIN 22AAICV3528R1ZT · CIN U7200CT2021PTC012283</w:t>
-      </w:r>
-    </w:p>
-    <w:p>
-      <w:pPr>
         <w:pStyle w:val="Heading1"/>
         <w:pageBreakBefore/>
       </w:pPr>
@@ -6186,7 +6548,7 @@
         <w:t>VSYST Technologies Private Limited</w:t>
       </w:r>
       <w:r>
-        <w:t xml:space="preserve"> ("VSYST", "we") · DZZLO OMS app and website · Last updated: 11/02/2021</w:t>
+        <w:t xml:space="preserve"> ("VSYST", "we") · DZZLO OMS app and website</w:t>
       </w:r>
     </w:p>
     <w:p>
@@ -6468,17 +6830,48 @@
         <w:t>registered</w:t>
       </w:r>
       <w:r>
-        <w:t xml:space="preserve"> vehicle and driver. Delivery takes place at the outlet; nothing is shipped. The Invoice is the Dealer's document. Any dispute about quantity, quality, price or an invoice is between the Dealer and </w:t>
-      </w:r>
-      <w:r>
+        <w:t xml:space="preserve"> vehicle and driver. Delivery takes place at the outlet; nothing is shipped. The Invoice is the Dealer's document. Any dispute about quantity, quality, price or an invoice is between the Dealer and the Customer. The order, delivery and ledger records on the Platform are the record of what happened, and </w:t>
+      </w:r>
+      <w:r>
+        <w:t>the platform</w:t>
+      </w:r>
+      <w:r>
+        <w:t xml:space="preserve"> will make them available to both parties.</w:t>
+      </w:r>
+    </w:p>
+    <w:p>
+      <w:pPr>
+        <w:pStyle w:val="Heading2"/>
+      </w:pPr>
+      <w:r>
+        <w:rPr>
+          <w:rFonts w:cs="Georgia"/>
+        </w:rPr>
         <w:lastRenderedPageBreak/>
-        <w:t xml:space="preserve">the Customer. The order, delivery and ledger records on the Platform are the record of what happened, and </w:t>
+        <w:t>7. Payments</w:t>
+      </w:r>
+    </w:p>
+    <w:p>
+      <w:r>
+        <w:t xml:space="preserve">At present all payments are made outside </w:t>
       </w:r>
       <w:r>
         <w:t>the platform</w:t>
       </w:r>
       <w:r>
-        <w:t xml:space="preserve"> will make them available to both parties.</w:t>
+        <w:t xml:space="preserve">. The Customer pays the Dealer directly — by NEFT, RTGS, cheque, </w:t>
+      </w:r>
+      <w:r>
+        <w:t xml:space="preserve">etc. </w:t>
+      </w:r>
+      <w:r>
+        <w:t>— and then records the payment on the Platform as a Voucher against the invoices paid, stating the amount</w:t>
+      </w:r>
+      <w:r>
+        <w:t xml:space="preserve"> with details</w:t>
+      </w:r>
+      <w:r>
+        <w:t>. The Voucher remains pending until a Dealer user verifies the receipt and approves it manually; on approval the invoices are marked Paid or Part-paid and the common ledger is updated. A pending Voucher may be deleted by the Customer; an approved Voucher is never deleted. VSYST does not handle funds at any point in this process.</w:t>
       </w:r>
     </w:p>
     <w:p>
@@ -6489,30 +6882,18 @@
         <w:rPr>
           <w:rFonts w:cs="Georgia"/>
         </w:rPr>
-        <w:t>7. Payments</w:t>
-      </w:r>
-    </w:p>
-    <w:p>
-      <w:r>
-        <w:t xml:space="preserve">At present all payments are made outside </w:t>
-      </w:r>
-      <w:r>
-        <w:t>the platform</w:t>
-      </w:r>
-      <w:r>
-        <w:t xml:space="preserve">. The Customer pays the Dealer directly — by NEFT, RTGS, cheque, </w:t>
-      </w:r>
-      <w:r>
-        <w:t xml:space="preserve">etc. </w:t>
-      </w:r>
-      <w:r>
-        <w:t>— and then records the payment on the Platform as a Voucher against the invoices paid, stating the amount</w:t>
-      </w:r>
-      <w:r>
-        <w:t xml:space="preserve"> with details</w:t>
-      </w:r>
-      <w:r>
-        <w:t>. The Voucher remains pending until a Dealer user verifies the receipt and approves it manually; on approval the invoices are marked Paid or Part-paid and the common ledger is updated. A pending Voucher may be deleted by the Customer; an approved Voucher is never deleted. VSYST does not handle funds at any point in this process.</w:t>
+        <w:t>8. Fees for the Platform</w:t>
+      </w:r>
+    </w:p>
+    <w:p>
+      <w:r>
+        <w:t xml:space="preserve">The Platform is currently free. We expect to introduce a subscription </w:t>
+      </w:r>
+      <w:r>
+        <w:t>in coming future</w:t>
+      </w:r>
+      <w:r>
+        <w:t>; we will publish the fee and its terms, and obtain your agreement, before any fee is charged.</w:t>
       </w:r>
     </w:p>
     <w:p>
@@ -6523,18 +6904,12 @@
         <w:rPr>
           <w:rFonts w:cs="Georgia"/>
         </w:rPr>
-        <w:t>8. Fees for the Platform</w:t>
-      </w:r>
-    </w:p>
-    <w:p>
-      <w:r>
-        <w:t xml:space="preserve">The Platform is currently free. We expect to introduce a subscription </w:t>
-      </w:r>
-      <w:r>
-        <w:t>in coming future</w:t>
-      </w:r>
-      <w:r>
-        <w:t>; we will publish the fee and its terms, and obtain your agreement, before any fee is charged.</w:t>
+        <w:t>9. Cancellations and refunds</w:t>
+      </w:r>
+    </w:p>
+    <w:p>
+      <w:r>
+        <w:t>These are governed by our Cancellation and Refund Policy, which forms part of these Terms.</w:t>
       </w:r>
     </w:p>
     <w:p>
@@ -6545,12 +6920,15 @@
         <w:rPr>
           <w:rFonts w:cs="Georgia"/>
         </w:rPr>
-        <w:t>9. Cancellations and refunds</w:t>
-      </w:r>
-    </w:p>
-    <w:p>
-      <w:r>
-        <w:t>These are governed by our Cancellation and Refund Policy, which forms part of these Terms.</w:t>
+        <w:t>10. The ledger and records</w:t>
+      </w:r>
+    </w:p>
+    <w:p>
+      <w:r>
+        <w:t>Entries in the common ledger are made by the party responsible for them and approved by the other side where the Platform requires it. Approved entries are not deleted; corrections are made by further entries — credit notes, debit notes, reversals — so that the record stays complete. VSYST maintains the record</w:t>
+      </w:r>
+      <w:r>
+        <w:t>.</w:t>
       </w:r>
     </w:p>
     <w:p>
@@ -6561,16 +6939,35 @@
         <w:rPr>
           <w:rFonts w:cs="Georgia"/>
         </w:rPr>
-        <w:t>10. The ledger and records</w:t>
-      </w:r>
-    </w:p>
-    <w:p>
-      <w:r>
-        <w:t>Entries in the common ledger are made by the party responsible for them and approved by the other side where the Platform requires it. Approved entries are not deleted; corrections are made by further entries — credit notes, debit notes, reversals — so that the record stays complete. VSYST maintains the record</w:t>
+        <w:t>11. Credit limits</w:t>
+      </w:r>
+    </w:p>
+    <w:p>
+      <w:r>
+        <w:t>Credit limits are set by the Dealer for each Customer and enforced by the Platform when an order is placed. A credit limit is the Dealer's commercial decision. VSYST neither grants credit nor guarantees any Customer's payment.</w:t>
+      </w:r>
+    </w:p>
+    <w:p>
+      <w:pPr>
+        <w:pStyle w:val="Heading2"/>
+      </w:pPr>
+      <w:r>
+        <w:rPr>
+          <w:rFonts w:cs="Georgia"/>
+        </w:rPr>
+        <w:t>12. Data and privacy</w:t>
+      </w:r>
+    </w:p>
+    <w:p>
+      <w:r>
+        <w:t>We process personal data as described in our Privacy Policy: to run the Platform, send transaction notifications, secure accounts and improve the service</w:t>
       </w:r>
       <w:r>
         <w:t>.</w:t>
       </w:r>
+      <w:r>
+        <w:t xml:space="preserve"> You can delete your account from Settings → Delete Account. Business records already entered in a ledger are retained as required by law and by the other party's right to its own records.</w:t>
+      </w:r>
     </w:p>
     <w:p>
       <w:pPr>
@@ -6580,12 +6977,12 @@
         <w:rPr>
           <w:rFonts w:cs="Georgia"/>
         </w:rPr>
-        <w:t>11. Credit limits</w:t>
-      </w:r>
-    </w:p>
-    <w:p>
-      <w:r>
-        <w:t>Credit limits are set by the Dealer for each Customer and enforced by the Platform when an order is placed. A credit limit is the Dealer's commercial decision. VSYST neither grants credit nor guarantees any Customer's payment.</w:t>
+        <w:t>13. Intellectual property</w:t>
+      </w:r>
+    </w:p>
+    <w:p>
+      <w:r>
+        <w:t>The Platform, its software, design, marks and content belong to VSYST. You receive a limited, non-exclusive, non-transferable right to use the Platform for your business under these Terms. Your business data remains yours.</w:t>
       </w:r>
     </w:p>
     <w:p>
@@ -6596,19 +6993,131 @@
         <w:rPr>
           <w:rFonts w:cs="Georgia"/>
         </w:rPr>
-        <w:t>12. Data and privacy</w:t>
-      </w:r>
-    </w:p>
-    <w:p>
-      <w:r>
-        <w:t>We process personal data as described in our Privacy Policy: to run the Platform, send transaction notifications, secure accounts and improve the service</w:t>
+        <w:t>14. Acceptable use</w:t>
+      </w:r>
+    </w:p>
+    <w:p>
+      <w:r>
+        <w:t>You must not misrepresent your identity or company; enter false orders, invoices or payments; circumvent credit limits or approvals; interfere with the Platform or its security; copy, scrape or reverse-engineer it; or use it for anything unlawful.</w:t>
+      </w:r>
+    </w:p>
+    <w:p>
+      <w:pPr>
+        <w:pStyle w:val="Heading2"/>
+      </w:pPr>
+      <w:r>
+        <w:rPr>
+          <w:rFonts w:cs="Georgia"/>
+        </w:rPr>
+        <w:t>15. Suspension and termination</w:t>
+      </w:r>
+    </w:p>
+    <w:p>
+      <w:r>
+        <w:t xml:space="preserve">VSYST reserves the right to suspend or terminate an account for breach of these Terms, suspected fraud, or a legal requirement, and will tell you why where the law allows. You may stop using the Platform at any time and delete </w:t>
+      </w:r>
+      <w:r>
+        <w:t>the</w:t>
+      </w:r>
+      <w:r>
+        <w:t xml:space="preserve"> account as in clause 12. Clauses that by their nature should survive — records, liability, governing law — survive termination.</w:t>
+      </w:r>
+    </w:p>
+    <w:p>
+      <w:pPr>
+        <w:pStyle w:val="Heading2"/>
+      </w:pPr>
+      <w:r>
+        <w:rPr>
+          <w:rFonts w:cs="Georgia"/>
+        </w:rPr>
+        <w:lastRenderedPageBreak/>
+        <w:t>16. Availability, disclaimer and limitation of liability</w:t>
+      </w:r>
+    </w:p>
+    <w:p>
+      <w:r>
+        <w:t>We work to keep the Platform available and accurate but provide it "as is". We do not guarantee uninterrupted or error-free operation, including of banks, app stores or networks we do not control. VSYST is not liable for any dispute, loss or default between a Dealer and a Customer, for fuel supplied or not supplied, or for credit extended. To the extent permitted by law, VSYST's total liability for any claim arising from the Platform is limited to the fees you paid to VSYST in the twelve months before the claim, or ₹10,000 if none, and excludes indirect or consequential loss.</w:t>
+      </w:r>
+    </w:p>
+    <w:p>
+      <w:pPr>
+        <w:pStyle w:val="Heading2"/>
+      </w:pPr>
+      <w:r>
+        <w:rPr>
+          <w:rFonts w:cs="Georgia"/>
+        </w:rPr>
+        <w:t>17. Indemnity</w:t>
+      </w:r>
+    </w:p>
+    <w:p>
+      <w:r>
+        <w:t>You will indemnify VSYST against claims arising from your breach of these Terms, your misuse of the Platform, or any dispute between you and another User, Dealer or Customer.</w:t>
+      </w:r>
+    </w:p>
+    <w:p>
+      <w:pPr>
+        <w:pStyle w:val="Heading2"/>
+      </w:pPr>
+      <w:r>
+        <w:rPr>
+          <w:rFonts w:cs="Georgia"/>
+        </w:rPr>
+        <w:t>18. Third-party services</w:t>
+      </w:r>
+    </w:p>
+    <w:p>
+      <w:r>
+        <w:t>The Platform relies on third-party services —</w:t>
+      </w:r>
+      <w:r>
+        <w:t xml:space="preserve"> </w:t>
+      </w:r>
+      <w:r>
+        <w:t>app stores, push notification, analytics and crash reporting — each governed by its own terms. We are not responsible for their acts or omissions.</w:t>
+      </w:r>
+    </w:p>
+    <w:p>
+      <w:pPr>
+        <w:pStyle w:val="Heading2"/>
+      </w:pPr>
+      <w:r>
+        <w:rPr>
+          <w:rFonts w:cs="Georgia"/>
+        </w:rPr>
+        <w:t>19. Changes to these Terms</w:t>
+      </w:r>
+    </w:p>
+    <w:p>
+      <w:r>
+        <w:t>We may update these Terms. We will post the new version with its date and, for material changes, notify you in the app. Continued use after the change is acceptance.</w:t>
+      </w:r>
+    </w:p>
+    <w:p>
+      <w:pPr>
+        <w:pStyle w:val="Heading2"/>
+      </w:pPr>
+      <w:r>
+        <w:rPr>
+          <w:rFonts w:cs="Georgia"/>
+        </w:rPr>
+        <w:t>20. Governing law and dispute resolution</w:t>
+      </w:r>
+    </w:p>
+    <w:p>
+      <w:r>
+        <w:t xml:space="preserve">These Terms are governed by the laws of India. Any dispute is subject to the exclusive jurisdiction at Raipur, Chhattisgarh, India. Before going to court, please write to our grievance officer (clause 21); we will try to resolve the matter within 7 days. See </w:t>
+      </w:r>
+      <w:r>
+        <w:rPr>
+          <w:i/>
+        </w:rPr>
+        <w:t>Governing Law and Dispute Resolution</w:t>
       </w:r>
       <w:r>
         <w:t>.</w:t>
       </w:r>
-      <w:r>
-        <w:t xml:space="preserve"> You can delete your account from Settings → Delete Account. Business records already entered in a ledger are retained as required by law and by the other party's right to its own records.</w:t>
-      </w:r>
     </w:p>
     <w:p>
       <w:pPr>
@@ -6618,156 +7127,6 @@
         <w:rPr>
           <w:rFonts w:cs="Georgia"/>
         </w:rPr>
-        <w:t>13. Intellectual property</w:t>
-      </w:r>
-    </w:p>
-    <w:p>
-      <w:r>
-        <w:t>The Platform, its software, design, marks and content belong to VSYST. You receive a limited, non-exclusive, non-transferable right to use the Platform for your business under these Terms. Your business data remains yours.</w:t>
-      </w:r>
-    </w:p>
-    <w:p>
-      <w:pPr>
-        <w:pStyle w:val="Heading2"/>
-      </w:pPr>
-      <w:r>
-        <w:rPr>
-          <w:rFonts w:cs="Georgia"/>
-        </w:rPr>
-        <w:t>14. Acceptable use</w:t>
-      </w:r>
-    </w:p>
-    <w:p>
-      <w:r>
-        <w:t>You must not misrepresent your identity or company; enter false orders, invoices or payments; circumvent credit limits or approvals; interfere with the Platform or its security; copy, scrape or reverse-engineer it; or use it for anything unlawful.</w:t>
-      </w:r>
-    </w:p>
-    <w:p>
-      <w:pPr>
-        <w:pStyle w:val="Heading2"/>
-      </w:pPr>
-      <w:r>
-        <w:rPr>
-          <w:rFonts w:cs="Georgia"/>
-        </w:rPr>
-        <w:lastRenderedPageBreak/>
-        <w:t>15. Suspension and termination</w:t>
-      </w:r>
-    </w:p>
-    <w:p>
-      <w:r>
-        <w:t xml:space="preserve">VSYST reserves the right to suspend or terminate an account for breach of these Terms, suspected fraud, or a legal requirement, and will tell you why where the law allows. You may stop using the Platform at any time and delete </w:t>
-      </w:r>
-      <w:r>
-        <w:t>the</w:t>
-      </w:r>
-      <w:r>
-        <w:t xml:space="preserve"> account as in clause 12. Clauses that by their nature should survive — records, liability, governing law — survive termination.</w:t>
-      </w:r>
-    </w:p>
-    <w:p>
-      <w:pPr>
-        <w:pStyle w:val="Heading2"/>
-      </w:pPr>
-      <w:r>
-        <w:rPr>
-          <w:rFonts w:cs="Georgia"/>
-        </w:rPr>
-        <w:t>16. Availability, disclaimer and limitation of liability</w:t>
-      </w:r>
-    </w:p>
-    <w:p>
-      <w:r>
-        <w:t>We work to keep the Platform available and accurate but provide it "as is". We do not guarantee uninterrupted or error-free operation, including of banks, app stores or networks we do not control. VSYST is not liable for any dispute, loss or default between a Dealer and a Customer, for fuel supplied or not supplied, or for credit extended. To the extent permitted by law, VSYST's total liability for any claim arising from the Platform is limited to the fees you paid to VSYST in the twelve months before the claim, or ₹10,000 if none, and excludes indirect or consequential loss.</w:t>
-      </w:r>
-    </w:p>
-    <w:p>
-      <w:pPr>
-        <w:pStyle w:val="Heading2"/>
-      </w:pPr>
-      <w:r>
-        <w:rPr>
-          <w:rFonts w:cs="Georgia"/>
-        </w:rPr>
-        <w:t>17. Indemnity</w:t>
-      </w:r>
-    </w:p>
-    <w:p>
-      <w:r>
-        <w:t>You will indemnify VSYST against claims arising from your breach of these Terms, your misuse of the Platform, or any dispute between you and another User, Dealer or Customer.</w:t>
-      </w:r>
-    </w:p>
-    <w:p>
-      <w:pPr>
-        <w:pStyle w:val="Heading2"/>
-      </w:pPr>
-      <w:r>
-        <w:rPr>
-          <w:rFonts w:cs="Georgia"/>
-        </w:rPr>
-        <w:t>18. Third-party services</w:t>
-      </w:r>
-    </w:p>
-    <w:p>
-      <w:r>
-        <w:t>The Platform relies on third-party services —</w:t>
-      </w:r>
-      <w:r>
-        <w:t xml:space="preserve"> </w:t>
-      </w:r>
-      <w:r>
-        <w:t>app stores, push notification, analytics and crash reporting — each governed by its own terms. We are not responsible for their acts or omissions.</w:t>
-      </w:r>
-    </w:p>
-    <w:p>
-      <w:pPr>
-        <w:pStyle w:val="Heading2"/>
-      </w:pPr>
-      <w:r>
-        <w:rPr>
-          <w:rFonts w:cs="Georgia"/>
-        </w:rPr>
-        <w:t>19. Changes to these Terms</w:t>
-      </w:r>
-    </w:p>
-    <w:p>
-      <w:r>
-        <w:t>We may update these Terms. We will post the new version with its date and, for material changes, notify you in the app. Continued use after the change is acceptance.</w:t>
-      </w:r>
-    </w:p>
-    <w:p>
-      <w:pPr>
-        <w:pStyle w:val="Heading2"/>
-      </w:pPr>
-      <w:r>
-        <w:rPr>
-          <w:rFonts w:cs="Georgia"/>
-        </w:rPr>
-        <w:t>20. Governing law and dispute resolution</w:t>
-      </w:r>
-    </w:p>
-    <w:p>
-      <w:r>
-        <w:t xml:space="preserve">These Terms are governed by the laws of India. Any dispute is subject to the exclusive jurisdiction at Raipur, Chhattisgarh, India. Before going to court, please write to our grievance officer (clause 21); we will try to resolve the matter within 7 days. See </w:t>
-      </w:r>
-      <w:r>
-        <w:rPr>
-          <w:i/>
-        </w:rPr>
-        <w:t>Governing Law and Dispute Resolution</w:t>
-      </w:r>
-      <w:r>
-        <w:t>.</w:t>
-      </w:r>
-    </w:p>
-    <w:p>
-      <w:pPr>
-        <w:pStyle w:val="Heading2"/>
-      </w:pPr>
-      <w:r>
-        <w:rPr>
-          <w:rFonts w:cs="Georgia"/>
-        </w:rPr>
         <w:t>21. Grievance officer and contact</w:t>
       </w:r>
     </w:p>
@@ -6775,7 +7134,7 @@
       <w:r>
         <w:t xml:space="preserve">Grievance officer Email </w:t>
       </w:r>
-      <w:hyperlink r:id="rId7" w:history="1">
+      <w:hyperlink r:id="rId20" w:history="1">
         <w:r>
           <w:rPr>
             <w:rStyle w:val="Hyperlink"/>
@@ -6792,35 +7151,6 @@
     </w:p>
     <w:p>
       <w:pPr>
-        <w:pBdr>
-          <w:bottom w:val="single" w:sz="6" w:space="1" w:color="999999"/>
-        </w:pBdr>
-      </w:pPr>
-    </w:p>
-    <w:p>
-      <w:r>
-        <w:rPr>
-          <w:i/>
-        </w:rPr>
-        <w:t xml:space="preserve">VSYST Technologies Private Limited · A-2/11, Udaya Society, </w:t>
-      </w:r>
-      <w:proofErr w:type="spellStart"/>
-      <w:r>
-        <w:rPr>
-          <w:i/>
-        </w:rPr>
-        <w:t>Tatibandh</w:t>
-      </w:r>
-      <w:proofErr w:type="spellEnd"/>
-      <w:r>
-        <w:rPr>
-          <w:i/>
-        </w:rPr>
-        <w:t>, Raipur, Chhattisgarh 492099 · GSTIN 22AAICV3528R1ZT · CIN U7200CT2021PTC012283</w:t>
-      </w:r>
-    </w:p>
-    <w:p>
-      <w:pPr>
         <w:pStyle w:val="Heading1"/>
         <w:pageBreakBefore/>
       </w:pPr>
@@ -6840,7 +7170,7 @@
         <w:t>VSYST Technologies Private Limited</w:t>
       </w:r>
       <w:r>
-        <w:t xml:space="preserve"> ("VSYST", "we") · DZZLO OMS app and website · Last updated: 11/02/2021</w:t>
+        <w:t xml:space="preserve"> ("VSYST", "we") · DZZLO OMS app and website</w:t>
       </w:r>
     </w:p>
     <w:p>
@@ -6965,42 +7295,11 @@
         <w:t xml:space="preserve"> days of the complaint, either party may approach the courts named in clause 2.</w:t>
       </w:r>
     </w:p>
-    <w:p>
-      <w:pPr>
-        <w:pBdr>
-          <w:bottom w:val="single" w:sz="6" w:space="1" w:color="999999"/>
-        </w:pBdr>
-      </w:pPr>
-    </w:p>
-    <w:p>
-      <w:r>
-        <w:rPr>
-          <w:i/>
-        </w:rPr>
-        <w:t xml:space="preserve">VSYST Technologies Private Limited · A-2/11, Udaya Society, </w:t>
-      </w:r>
-      <w:proofErr w:type="spellStart"/>
-      <w:r>
-        <w:rPr>
-          <w:i/>
-        </w:rPr>
-        <w:t>Tatibandh</w:t>
-      </w:r>
-      <w:proofErr w:type="spellEnd"/>
-      <w:r>
-        <w:rPr>
-          <w:i/>
-        </w:rPr>
-        <w:t>, Raipur, Chhattisgarh 492099 · GSTIN 22AAICV3528R1ZT · CIN U7200CT2021PTC012283</w:t>
-      </w:r>
-    </w:p>
+    <w:p/>
+    <w:p/>
     <w:sectPr>
-      <w:headerReference w:type="even" r:id="rId8"/>
-      <w:headerReference w:type="default" r:id="rId9"/>
-      <w:footerReference w:type="even" r:id="rId10"/>
-      <w:footerReference w:type="default" r:id="rId11"/>
-      <w:headerReference w:type="first" r:id="rId12"/>
-      <w:footerReference w:type="first" r:id="rId13"/>
+      <w:headerReference w:type="default" r:id="rId21"/>
+      <w:footerReference w:type="default" r:id="rId22"/>
       <w:pgSz w:w="11906" w:h="16838"/>
       <w:pgMar w:top="1247" w:right="1247" w:bottom="1247" w:left="1247" w:header="600" w:footer="600" w:gutter="0"/>
       <w:cols w:space="720"/>
@@ -7035,16 +7334,6 @@
 </file>
 
 <file path=word/footer1.xml><?xml version="1.0" encoding="utf-8"?>
-<w:ftr xmlns:wpc="http://schemas.microsoft.com/office/word/2010/wordprocessingCanvas" xmlns:cx="http://schemas.microsoft.com/office/drawing/2014/chartex" xmlns:cx1="http://schemas.microsoft.com/office/drawing/2015/9/8/chartex" xmlns:cx2="http://schemas.microsoft.com/office/drawing/2015/10/21/chartex" xmlns:cx3="http://schemas.microsoft.com/office/drawing/2016/5/9/chartex" xmlns:cx4="http://schemas.microsoft.com/office/drawing/2016/5/10/chartex" xmlns:cx5="http://schemas.microsoft.com/office/drawing/2016/5/11/chartex" xmlns:cx6="http://schemas.microsoft.com/office/drawing/2016/5/12/chartex" xmlns:cx7="http://schemas.microsoft.com/office/drawing/2016/5/13/chartex" xmlns:cx8="http://schemas.microsoft.com/office/drawing/2016/5/14/chartex" xmlns:mc="http://schemas.openxmlformats.org/markup-compatibility/2006" xmlns:m="http://schemas.openxmlformats.org/officeDocument/2006/math" xmlns:aink="http://schemas.microsoft.com/office/drawing/2016/ink" xmlns:am3d="http://schemas.microsoft.com/office/drawing/2017/model3d" xmlns:oel="http://schemas.microsoft.com/office/2019/extlst" xmlns:r="http://schemas.openxmlformats.org/officeDocument/2006/relationships" xmlns:wp14="http://schemas.microsoft.com/office/word/2010/wordprocessingDrawing" xmlns:wp="http://schemas.openxmlformats.org/drawingml/2006/wordprocessingDrawing" xmlns:wpg="http://schemas.microsoft.com/office/word/2010/wordprocessingGroup" xmlns:wpi="http://schemas.microsoft.com/office/word/2010/wordprocessingInk" xmlns:wps="http://schemas.microsoft.com/office/word/2010/wordprocessingShape" xmlns:o="urn:schemas-microsoft-com:office:office" xmlns:v="urn:schemas-microsoft-com:vml" xmlns:w10="urn:schemas-microsoft-com:office:word" xmlns:w="http://schemas.openxmlformats.org/wordprocessingml/2006/main" xmlns:w14="http://schemas.microsoft.com/office/word/2010/wordml" xmlns:w15="http://schemas.microsoft.com/office/word/2012/wordml" xmlns:w16cex="http://schemas.microsoft.com/office/word/2018/wordml/cex" xmlns:w16cid="http://schemas.microsoft.com/office/word/2016/wordml/cid" xmlns:w16="http://schemas.microsoft.com/office/word/2018/wordml" xmlns:w16sdtdh="http://schemas.microsoft.com/office/word/2020/wordml/sdtdatahash" xmlns:w16sdtfl="http://schemas.microsoft.com/office/word/2024/wordml/sdtformatlock" xmlns:w16se="http://schemas.microsoft.com/office/word/2015/wordml/symex" xmlns:w16du="http://schemas.microsoft.com/office/word/2023/wordml/word16du" xmlns:wne="http://schemas.microsoft.com/office/word/2006/wordml" mc:Ignorable="w14 w15 w16se w16cid w16 w16cex w16sdtdh w16sdtfl w16du wp14">
-  <w:p>
-    <w:pPr>
-      <w:pStyle w:val="Footer"/>
-    </w:pPr>
-  </w:p>
-</w:ftr>
-</file>
-
-<file path=word/footer2.xml><?xml version="1.0" encoding="utf-8"?>
 <w:ftr xmlns:wpc="http://schemas.microsoft.com/office/word/2010/wordprocessingCanvas" xmlns:cx="http://schemas.microsoft.com/office/drawing/2014/chartex" xmlns:cx1="http://schemas.microsoft.com/office/drawing/2015/9/8/chartex" xmlns:cx2="http://schemas.microsoft.com/office/drawing/2015/10/21/chartex" xmlns:cx3="http://schemas.microsoft.com/office/drawing/2016/5/9/chartex" xmlns:cx4="http://schemas.microsoft.com/office/drawing/2016/5/10/chartex" xmlns:cx5="http://schemas.microsoft.com/office/drawing/2016/5/11/chartex" xmlns:cx6="http://schemas.microsoft.com/office/drawing/2016/5/12/chartex" xmlns:cx7="http://schemas.microsoft.com/office/drawing/2016/5/13/chartex" xmlns:cx8="http://schemas.microsoft.com/office/drawing/2016/5/14/chartex" xmlns:mc="http://schemas.openxmlformats.org/markup-compatibility/2006" xmlns:m="http://schemas.openxmlformats.org/officeDocument/2006/math" xmlns:aink="http://schemas.microsoft.com/office/drawing/2016/ink" xmlns:am3d="http://schemas.microsoft.com/office/drawing/2017/model3d" xmlns:oel="http://schemas.microsoft.com/office/2019/extlst" xmlns:r="http://schemas.openxmlformats.org/officeDocument/2006/relationships" xmlns:wp14="http://schemas.microsoft.com/office/word/2010/wordprocessingDrawing" xmlns:wp="http://schemas.openxmlformats.org/drawingml/2006/wordprocessingDrawing" xmlns:wpg="http://schemas.microsoft.com/office/word/2010/wordprocessingGroup" xmlns:wpi="http://schemas.microsoft.com/office/word/2010/wordprocessingInk" xmlns:wps="http://schemas.microsoft.com/office/word/2010/wordprocessingShape" xmlns:o="urn:schemas-microsoft-com:office:office" xmlns:v="urn:schemas-microsoft-com:vml" xmlns:w10="urn:schemas-microsoft-com:office:word" xmlns:w="http://schemas.openxmlformats.org/wordprocessingml/2006/main" xmlns:w14="http://schemas.microsoft.com/office/word/2010/wordml" xmlns:w15="http://schemas.microsoft.com/office/word/2012/wordml" xmlns:w16cex="http://schemas.microsoft.com/office/word/2018/wordml/cex" xmlns:w16cid="http://schemas.microsoft.com/office/word/2016/wordml/cid" xmlns:w16="http://schemas.microsoft.com/office/word/2018/wordml" xmlns:w16sdtdh="http://schemas.microsoft.com/office/word/2020/wordml/sdtdatahash" xmlns:w16sdtfl="http://schemas.microsoft.com/office/word/2024/wordml/sdtformatlock" xmlns:w16se="http://schemas.microsoft.com/office/word/2015/wordml/symex" xmlns:w16du="http://schemas.microsoft.com/office/word/2023/wordml/word16du" xmlns:wne="http://schemas.microsoft.com/office/word/2006/wordml" mc:Ignorable="w14 w15 w16se w16cid w16 w16cex w16sdtdh w16sdtfl w16du wp14">
   <w:p>
     <w:pPr>
@@ -7091,16 +7380,6 @@
 </w:ftr>
 </file>
 
-<file path=word/footer3.xml><?xml version="1.0" encoding="utf-8"?>
-<w:ftr xmlns:wpc="http://schemas.microsoft.com/office/word/2010/wordprocessingCanvas" xmlns:cx="http://schemas.microsoft.com/office/drawing/2014/chartex" xmlns:cx1="http://schemas.microsoft.com/office/drawing/2015/9/8/chartex" xmlns:cx2="http://schemas.microsoft.com/office/drawing/2015/10/21/chartex" xmlns:cx3="http://schemas.microsoft.com/office/drawing/2016/5/9/chartex" xmlns:cx4="http://schemas.microsoft.com/office/drawing/2016/5/10/chartex" xmlns:cx5="http://schemas.microsoft.com/office/drawing/2016/5/11/chartex" xmlns:cx6="http://schemas.microsoft.com/office/drawing/2016/5/12/chartex" xmlns:cx7="http://schemas.microsoft.com/office/drawing/2016/5/13/chartex" xmlns:cx8="http://schemas.microsoft.com/office/drawing/2016/5/14/chartex" xmlns:mc="http://schemas.openxmlformats.org/markup-compatibility/2006" xmlns:m="http://schemas.openxmlformats.org/officeDocument/2006/math" xmlns:aink="http://schemas.microsoft.com/office/drawing/2016/ink" xmlns:am3d="http://schemas.microsoft.com/office/drawing/2017/model3d" xmlns:oel="http://schemas.microsoft.com/office/2019/extlst" xmlns:r="http://schemas.openxmlformats.org/officeDocument/2006/relationships" xmlns:wp14="http://schemas.microsoft.com/office/word/2010/wordprocessingDrawing" xmlns:wp="http://schemas.openxmlformats.org/drawingml/2006/wordprocessingDrawing" xmlns:wpg="http://schemas.microsoft.com/office/word/2010/wordprocessingGroup" xmlns:wpi="http://schemas.microsoft.com/office/word/2010/wordprocessingInk" xmlns:wps="http://schemas.microsoft.com/office/word/2010/wordprocessingShape" xmlns:o="urn:schemas-microsoft-com:office:office" xmlns:v="urn:schemas-microsoft-com:vml" xmlns:w10="urn:schemas-microsoft-com:office:word" xmlns:w="http://schemas.openxmlformats.org/wordprocessingml/2006/main" xmlns:w14="http://schemas.microsoft.com/office/word/2010/wordml" xmlns:w15="http://schemas.microsoft.com/office/word/2012/wordml" xmlns:w16cex="http://schemas.microsoft.com/office/word/2018/wordml/cex" xmlns:w16cid="http://schemas.microsoft.com/office/word/2016/wordml/cid" xmlns:w16="http://schemas.microsoft.com/office/word/2018/wordml" xmlns:w16sdtdh="http://schemas.microsoft.com/office/word/2020/wordml/sdtdatahash" xmlns:w16sdtfl="http://schemas.microsoft.com/office/word/2024/wordml/sdtformatlock" xmlns:w16se="http://schemas.microsoft.com/office/word/2015/wordml/symex" xmlns:w16du="http://schemas.microsoft.com/office/word/2023/wordml/word16du" xmlns:wne="http://schemas.microsoft.com/office/word/2006/wordml" mc:Ignorable="w14 w15 w16se w16cid w16 w16cex w16sdtdh w16sdtfl w16du wp14">
-  <w:p>
-    <w:pPr>
-      <w:pStyle w:val="Footer"/>
-    </w:pPr>
-  </w:p>
-</w:ftr>
-</file>
-
 <file path=word/footnotes.xml><?xml version="1.0" encoding="utf-8"?>
 <w:footnotes xmlns:wpc="http://schemas.microsoft.com/office/word/2010/wordprocessingCanvas" xmlns:cx="http://schemas.microsoft.com/office/drawing/2014/chartex" xmlns:cx1="http://schemas.microsoft.com/office/drawing/2015/9/8/chartex" xmlns:cx2="http://schemas.microsoft.com/office/drawing/2015/10/21/chartex" xmlns:cx3="http://schemas.microsoft.com/office/drawing/2016/5/9/chartex" xmlns:cx4="http://schemas.microsoft.com/office/drawing/2016/5/10/chartex" xmlns:cx5="http://schemas.microsoft.com/office/drawing/2016/5/11/chartex" xmlns:cx6="http://schemas.microsoft.com/office/drawing/2016/5/12/chartex" xmlns:cx7="http://schemas.microsoft.com/office/drawing/2016/5/13/chartex" xmlns:cx8="http://schemas.microsoft.com/office/drawing/2016/5/14/chartex" xmlns:mc="http://schemas.openxmlformats.org/markup-compatibility/2006" xmlns:m="http://schemas.openxmlformats.org/officeDocument/2006/math" xmlns:aink="http://schemas.microsoft.com/office/drawing/2016/ink" xmlns:am3d="http://schemas.microsoft.com/office/drawing/2017/model3d" xmlns:oel="http://schemas.microsoft.com/office/2019/extlst" xmlns:r="http://schemas.openxmlformats.org/officeDocument/2006/relationships" xmlns:wp14="http://schemas.microsoft.com/office/word/2010/wordprocessingDrawing" xmlns:wp="http://schemas.openxmlformats.org/drawingml/2006/wordprocessingDrawing" xmlns:wpg="http://schemas.microsoft.com/office/word/2010/wordprocessingGroup" xmlns:wpi="http://schemas.microsoft.com/office/word/2010/wordprocessingInk" xmlns:wps="http://schemas.microsoft.com/office/word/2010/wordprocessingShape" xmlns:o="urn:schemas-microsoft-com:office:office" xmlns:v="urn:schemas-microsoft-com:vml" xmlns:w10="urn:schemas-microsoft-com:office:word" xmlns:w="http://schemas.openxmlformats.org/wordprocessingml/2006/main" xmlns:w14="http://schemas.microsoft.com/office/word/2010/wordml" xmlns:w15="http://schemas.microsoft.com/office/word/2012/wordml" xmlns:w16cex="http://schemas.microsoft.com/office/word/2018/wordml/cex" xmlns:w16cid="http://schemas.microsoft.com/office/word/2016/wordml/cid" xmlns:w16="http://schemas.microsoft.com/office/word/2018/wordml" xmlns:w16sdtdh="http://schemas.microsoft.com/office/word/2020/wordml/sdtdatahash" xmlns:w16sdtfl="http://schemas.microsoft.com/office/word/2024/wordml/sdtformatlock" xmlns:w16se="http://schemas.microsoft.com/office/word/2015/wordml/symex" xmlns:w16du="http://schemas.microsoft.com/office/word/2023/wordml/word16du" xmlns:wne="http://schemas.microsoft.com/office/word/2006/wordml" mc:Ignorable="w14 w15 w16se w16cid w16 w16cex w16sdtdh w16sdtfl w16du wp14">
   <w:footnote w:type="separator" w:id="-1">
@@ -7127,16 +7406,6 @@
 </file>
 
 <file path=word/header1.xml><?xml version="1.0" encoding="utf-8"?>
-<w:hdr xmlns:wpc="http://schemas.microsoft.com/office/word/2010/wordprocessingCanvas" xmlns:cx="http://schemas.microsoft.com/office/drawing/2014/chartex" xmlns:cx1="http://schemas.microsoft.com/office/drawing/2015/9/8/chartex" xmlns:cx2="http://schemas.microsoft.com/office/drawing/2015/10/21/chartex" xmlns:cx3="http://schemas.microsoft.com/office/drawing/2016/5/9/chartex" xmlns:cx4="http://schemas.microsoft.com/office/drawing/2016/5/10/chartex" xmlns:cx5="http://schemas.microsoft.com/office/drawing/2016/5/11/chartex" xmlns:cx6="http://schemas.microsoft.com/office/drawing/2016/5/12/chartex" xmlns:cx7="http://schemas.microsoft.com/office/drawing/2016/5/13/chartex" xmlns:cx8="http://schemas.microsoft.com/office/drawing/2016/5/14/chartex" xmlns:mc="http://schemas.openxmlformats.org/markup-compatibility/2006" xmlns:m="http://schemas.openxmlformats.org/officeDocument/2006/math" xmlns:aink="http://schemas.microsoft.com/office/drawing/2016/ink" xmlns:am3d="http://schemas.microsoft.com/office/drawing/2017/model3d" xmlns:oel="http://schemas.microsoft.com/office/2019/extlst" xmlns:r="http://schemas.openxmlformats.org/officeDocument/2006/relationships" xmlns:wp14="http://schemas.microsoft.com/office/word/2010/wordprocessingDrawing" xmlns:wp="http://schemas.openxmlformats.org/drawingml/2006/wordprocessingDrawing" xmlns:wpg="http://schemas.microsoft.com/office/word/2010/wordprocessingGroup" xmlns:wpi="http://schemas.microsoft.com/office/word/2010/wordprocessingInk" xmlns:wps="http://schemas.microsoft.com/office/word/2010/wordprocessingShape" xmlns:o="urn:schemas-microsoft-com:office:office" xmlns:v="urn:schemas-microsoft-com:vml" xmlns:w10="urn:schemas-microsoft-com:office:word" xmlns:w="http://schemas.openxmlformats.org/wordprocessingml/2006/main" xmlns:w14="http://schemas.microsoft.com/office/word/2010/wordml" xmlns:w15="http://schemas.microsoft.com/office/word/2012/wordml" xmlns:w16cex="http://schemas.microsoft.com/office/word/2018/wordml/cex" xmlns:w16cid="http://schemas.microsoft.com/office/word/2016/wordml/cid" xmlns:w16="http://schemas.microsoft.com/office/word/2018/wordml" xmlns:w16sdtdh="http://schemas.microsoft.com/office/word/2020/wordml/sdtdatahash" xmlns:w16sdtfl="http://schemas.microsoft.com/office/word/2024/wordml/sdtformatlock" xmlns:w16se="http://schemas.microsoft.com/office/word/2015/wordml/symex" xmlns:w16du="http://schemas.microsoft.com/office/word/2023/wordml/word16du" xmlns:wne="http://schemas.microsoft.com/office/word/2006/wordml" mc:Ignorable="w14 w15 w16se w16cid w16 w16cex w16sdtdh w16sdtfl w16du wp14">
-  <w:p>
-    <w:pPr>
-      <w:pStyle w:val="Header"/>
-    </w:pPr>
-  </w:p>
-</w:hdr>
-</file>
-
-<file path=word/header2.xml><?xml version="1.0" encoding="utf-8"?>
 <w:hdr xmlns:wpc="http://schemas.microsoft.com/office/word/2010/wordprocessingCanvas" xmlns:cx="http://schemas.microsoft.com/office/drawing/2014/chartex" xmlns:cx1="http://schemas.microsoft.com/office/drawing/2015/9/8/chartex" xmlns:cx2="http://schemas.microsoft.com/office/drawing/2015/10/21/chartex" xmlns:cx3="http://schemas.microsoft.com/office/drawing/2016/5/9/chartex" xmlns:cx4="http://schemas.microsoft.com/office/drawing/2016/5/10/chartex" xmlns:cx5="http://schemas.microsoft.com/office/drawing/2016/5/11/chartex" xmlns:cx6="http://schemas.microsoft.com/office/drawing/2016/5/12/chartex" xmlns:cx7="http://schemas.microsoft.com/office/drawing/2016/5/13/chartex" xmlns:cx8="http://schemas.microsoft.com/office/drawing/2016/5/14/chartex" xmlns:mc="http://schemas.openxmlformats.org/markup-compatibility/2006" xmlns:m="http://schemas.openxmlformats.org/officeDocument/2006/math" xmlns:aink="http://schemas.microsoft.com/office/drawing/2016/ink" xmlns:am3d="http://schemas.microsoft.com/office/drawing/2017/model3d" xmlns:oel="http://schemas.microsoft.com/office/2019/extlst" xmlns:r="http://schemas.openxmlformats.org/officeDocument/2006/relationships" xmlns:wp14="http://schemas.microsoft.com/office/word/2010/wordprocessingDrawing" xmlns:wp="http://schemas.openxmlformats.org/drawingml/2006/wordprocessingDrawing" xmlns:wpg="http://schemas.microsoft.com/office/word/2010/wordprocessingGroup" xmlns:wpi="http://schemas.microsoft.com/office/word/2010/wordprocessingInk" xmlns:wps="http://schemas.microsoft.com/office/word/2010/wordprocessingShape" xmlns:o="urn:schemas-microsoft-com:office:office" xmlns:v="urn:schemas-microsoft-com:vml" xmlns:w10="urn:schemas-microsoft-com:office:word" xmlns:w="http://schemas.openxmlformats.org/wordprocessingml/2006/main" xmlns:w14="http://schemas.microsoft.com/office/word/2010/wordml" xmlns:w15="http://schemas.microsoft.com/office/word/2012/wordml" xmlns:w16cex="http://schemas.microsoft.com/office/word/2018/wordml/cex" xmlns:w16cid="http://schemas.microsoft.com/office/word/2016/wordml/cid" xmlns:w16="http://schemas.microsoft.com/office/word/2018/wordml" xmlns:w16sdtdh="http://schemas.microsoft.com/office/word/2020/wordml/sdtdatahash" xmlns:w16sdtfl="http://schemas.microsoft.com/office/word/2024/wordml/sdtformatlock" xmlns:w16se="http://schemas.microsoft.com/office/word/2015/wordml/symex" xmlns:w16du="http://schemas.microsoft.com/office/word/2023/wordml/word16du" xmlns:wne="http://schemas.microsoft.com/office/word/2006/wordml" mc:Ignorable="w14 w15 w16se w16cid w16 w16cex w16sdtdh w16sdtfl w16du wp14">
   <w:p>
     <w:pPr>
@@ -7159,7 +7428,6 @@
     <w:r>
       <w:tab/>
     </w:r>
-    <w:proofErr w:type="spellStart"/>
     <w:r>
       <w:rPr>
         <w:rFonts w:ascii="Georgia" w:hAnsi="Georgia"/>
@@ -7167,28 +7435,8 @@
         <w:sz w:val="17"/>
         <w:szCs w:val="17"/>
       </w:rPr>
-      <w:t>Easebuzz</w:t>
+      <w:t>Easebuzz Merchant Onboarding</w:t>
     </w:r>
-    <w:proofErr w:type="spellEnd"/>
-    <w:r>
-      <w:rPr>
-        <w:rFonts w:ascii="Georgia" w:hAnsi="Georgia"/>
-        <w:i/>
-        <w:sz w:val="17"/>
-        <w:szCs w:val="17"/>
-      </w:rPr>
-      <w:t xml:space="preserve"> Merchant Onboarding</w:t>
-    </w:r>
-  </w:p>
-</w:hdr>
-</file>
-
-<file path=word/header3.xml><?xml version="1.0" encoding="utf-8"?>
-<w:hdr xmlns:wpc="http://schemas.microsoft.com/office/word/2010/wordprocessingCanvas" xmlns:cx="http://schemas.microsoft.com/office/drawing/2014/chartex" xmlns:cx1="http://schemas.microsoft.com/office/drawing/2015/9/8/chartex" xmlns:cx2="http://schemas.microsoft.com/office/drawing/2015/10/21/chartex" xmlns:cx3="http://schemas.microsoft.com/office/drawing/2016/5/9/chartex" xmlns:cx4="http://schemas.microsoft.com/office/drawing/2016/5/10/chartex" xmlns:cx5="http://schemas.microsoft.com/office/drawing/2016/5/11/chartex" xmlns:cx6="http://schemas.microsoft.com/office/drawing/2016/5/12/chartex" xmlns:cx7="http://schemas.microsoft.com/office/drawing/2016/5/13/chartex" xmlns:cx8="http://schemas.microsoft.com/office/drawing/2016/5/14/chartex" xmlns:mc="http://schemas.openxmlformats.org/markup-compatibility/2006" xmlns:m="http://schemas.openxmlformats.org/officeDocument/2006/math" xmlns:aink="http://schemas.microsoft.com/office/drawing/2016/ink" xmlns:am3d="http://schemas.microsoft.com/office/drawing/2017/model3d" xmlns:oel="http://schemas.microsoft.com/office/2019/extlst" xmlns:r="http://schemas.openxmlformats.org/officeDocument/2006/relationships" xmlns:wp14="http://schemas.microsoft.com/office/word/2010/wordprocessingDrawing" xmlns:wp="http://schemas.openxmlformats.org/drawingml/2006/wordprocessingDrawing" xmlns:wpg="http://schemas.microsoft.com/office/word/2010/wordprocessingGroup" xmlns:wpi="http://schemas.microsoft.com/office/word/2010/wordprocessingInk" xmlns:wps="http://schemas.microsoft.com/office/word/2010/wordprocessingShape" xmlns:o="urn:schemas-microsoft-com:office:office" xmlns:v="urn:schemas-microsoft-com:vml" xmlns:w10="urn:schemas-microsoft-com:office:word" xmlns:w="http://schemas.openxmlformats.org/wordprocessingml/2006/main" xmlns:w14="http://schemas.microsoft.com/office/word/2010/wordml" xmlns:w15="http://schemas.microsoft.com/office/word/2012/wordml" xmlns:w16cex="http://schemas.microsoft.com/office/word/2018/wordml/cex" xmlns:w16cid="http://schemas.microsoft.com/office/word/2016/wordml/cid" xmlns:w16="http://schemas.microsoft.com/office/word/2018/wordml" xmlns:w16sdtdh="http://schemas.microsoft.com/office/word/2020/wordml/sdtdatahash" xmlns:w16sdtfl="http://schemas.microsoft.com/office/word/2024/wordml/sdtformatlock" xmlns:w16se="http://schemas.microsoft.com/office/word/2015/wordml/symex" xmlns:w16du="http://schemas.microsoft.com/office/word/2023/wordml/word16du" xmlns:wne="http://schemas.microsoft.com/office/word/2006/wordml" mc:Ignorable="w14 w15 w16se w16cid w16 w16cex w16sdtdh w16sdtfl w16du wp14">
-  <w:p>
-    <w:pPr>
-      <w:pStyle w:val="Header"/>
-    </w:pPr>
   </w:p>
 </w:hdr>
 </file>
@@ -7305,11 +7553,103 @@
       <w:lvlJc w:val="left"/>
     </w:lvl>
   </w:abstractNum>
+  <w:abstractNum w:abstractNumId="2" w15:restartNumberingAfterBreak="0">
+    <w:nsid w:val="7D783351"/>
+    <w:multiLevelType w:val="hybridMultilevel"/>
+    <w:tmpl w:val="74742470"/>
+    <w:lvl w:ilvl="0" w:tplc="7B7CE9D6">
+      <w:start w:val="1"/>
+      <w:numFmt w:val="decimal"/>
+      <w:lvlText w:val="(%1)"/>
+      <w:lvlJc w:val="left"/>
+      <w:pPr>
+        <w:ind w:left="720" w:hanging="360"/>
+      </w:pPr>
+      <w:rPr>
+        <w:rFonts w:hint="default"/>
+      </w:rPr>
+    </w:lvl>
+    <w:lvl w:ilvl="1" w:tplc="08090019" w:tentative="1">
+      <w:start w:val="1"/>
+      <w:numFmt w:val="lowerLetter"/>
+      <w:lvlText w:val="%2."/>
+      <w:lvlJc w:val="left"/>
+      <w:pPr>
+        <w:ind w:left="1440" w:hanging="360"/>
+      </w:pPr>
+    </w:lvl>
+    <w:lvl w:ilvl="2" w:tplc="0809001B" w:tentative="1">
+      <w:start w:val="1"/>
+      <w:numFmt w:val="lowerRoman"/>
+      <w:lvlText w:val="%3."/>
+      <w:lvlJc w:val="right"/>
+      <w:pPr>
+        <w:ind w:left="2160" w:hanging="180"/>
+      </w:pPr>
+    </w:lvl>
+    <w:lvl w:ilvl="3" w:tplc="0809000F" w:tentative="1">
+      <w:start w:val="1"/>
+      <w:numFmt w:val="decimal"/>
+      <w:lvlText w:val="%4."/>
+      <w:lvlJc w:val="left"/>
+      <w:pPr>
+        <w:ind w:left="2880" w:hanging="360"/>
+      </w:pPr>
+    </w:lvl>
+    <w:lvl w:ilvl="4" w:tplc="08090019" w:tentative="1">
+      <w:start w:val="1"/>
+      <w:numFmt w:val="lowerLetter"/>
+      <w:lvlText w:val="%5."/>
+      <w:lvlJc w:val="left"/>
+      <w:pPr>
+        <w:ind w:left="3600" w:hanging="360"/>
+      </w:pPr>
+    </w:lvl>
+    <w:lvl w:ilvl="5" w:tplc="0809001B" w:tentative="1">
+      <w:start w:val="1"/>
+      <w:numFmt w:val="lowerRoman"/>
+      <w:lvlText w:val="%6."/>
+      <w:lvlJc w:val="right"/>
+      <w:pPr>
+        <w:ind w:left="4320" w:hanging="180"/>
+      </w:pPr>
+    </w:lvl>
+    <w:lvl w:ilvl="6" w:tplc="0809000F" w:tentative="1">
+      <w:start w:val="1"/>
+      <w:numFmt w:val="decimal"/>
+      <w:lvlText w:val="%7."/>
+      <w:lvlJc w:val="left"/>
+      <w:pPr>
+        <w:ind w:left="5040" w:hanging="360"/>
+      </w:pPr>
+    </w:lvl>
+    <w:lvl w:ilvl="7" w:tplc="08090019" w:tentative="1">
+      <w:start w:val="1"/>
+      <w:numFmt w:val="lowerLetter"/>
+      <w:lvlText w:val="%8."/>
+      <w:lvlJc w:val="left"/>
+      <w:pPr>
+        <w:ind w:left="5760" w:hanging="360"/>
+      </w:pPr>
+    </w:lvl>
+    <w:lvl w:ilvl="8" w:tplc="0809001B" w:tentative="1">
+      <w:start w:val="1"/>
+      <w:numFmt w:val="lowerRoman"/>
+      <w:lvlText w:val="%9."/>
+      <w:lvlJc w:val="right"/>
+      <w:pPr>
+        <w:ind w:left="6480" w:hanging="180"/>
+      </w:pPr>
+    </w:lvl>
+  </w:abstractNum>
   <w:num w:numId="1" w16cid:durableId="693075230">
     <w:abstractNumId w:val="1"/>
   </w:num>
   <w:num w:numId="2" w16cid:durableId="1113672638">
     <w:abstractNumId w:val="0"/>
+  </w:num>
+  <w:num w:numId="3" w16cid:durableId="1212621517">
+    <w:abstractNumId w:val="2"/>
   </w:num>
 </w:numbering>
 </file>
@@ -7908,6 +8248,7 @@
   <w:style w:type="character" w:default="1" w:styleId="DefaultParagraphFont">
     <w:name w:val="Default Paragraph Font"/>
     <w:uiPriority w:val="1"/>
+    <w:semiHidden/>
     <w:unhideWhenUsed/>
   </w:style>
   <w:style w:type="table" w:default="1" w:styleId="TableNormal">
@@ -8377,6 +8718,28 @@
       <w:szCs w:val="32"/>
     </w:rPr>
   </w:style>
+  <w:style w:type="paragraph" w:styleId="Revision">
+    <w:name w:val="Revision"/>
+    <w:hidden/>
+    <w:uiPriority w:val="99"/>
+    <w:semiHidden/>
+    <w:rsid w:val="009D7F96"/>
+    <w:pPr>
+      <w:spacing w:after="0" w:line="240" w:lineRule="auto"/>
+    </w:pPr>
+  </w:style>
+  <w:style w:type="character" w:styleId="FollowedHyperlink">
+    <w:name w:val="FollowedHyperlink"/>
+    <w:basedOn w:val="DefaultParagraphFont"/>
+    <w:uiPriority w:val="99"/>
+    <w:semiHidden/>
+    <w:unhideWhenUsed/>
+    <w:rsid w:val="00BF3E8B"/>
+    <w:rPr>
+      <w:color w:val="96607D" w:themeColor="followedHyperlink"/>
+      <w:u w:val="single"/>
+    </w:rPr>
+  </w:style>
 </w:styles>
 </file>
 
@@ -8715,4 +9078,16 @@
   <we:bindings/>
   <we:snapshot xmlns:r="http://schemas.openxmlformats.org/officeDocument/2006/relationships"/>
 </we:webextension>
+</file>
+
+<file path=customXml/item1.xml><?xml version="1.0" encoding="utf-8"?>
+<b:Sources xmlns:b="http://schemas.openxmlformats.org/officeDocument/2006/bibliography" xmlns="http://schemas.openxmlformats.org/officeDocument/2006/bibliography" SelectedStyle="/APASixthEditionOfficeOnline.xsl" StyleName="APA" Version="6"/>
+</file>
+
+<file path=customXml/itemProps1.xml><?xml version="1.0" encoding="utf-8"?>
+<ds:datastoreItem xmlns:ds="http://schemas.openxmlformats.org/officeDocument/2006/customXml" ds:itemID="{3A738CA0-0A28-1340-B06F-B85796EBB6FD}">
+  <ds:schemaRefs>
+    <ds:schemaRef ds:uri="http://schemas.openxmlformats.org/officeDocument/2006/bibliography"/>
+  </ds:schemaRefs>
+</ds:datastoreItem>
 </file>